--- a/output/Modelos_logit/anova_pendientes_aleatorias_logit.docx
+++ b/output/Modelos_logit/anova_pendientes_aleatorias_logit.docx
@@ -11,15 +11,17 @@
       <w:tblGrid>
         <w:gridCol w:w="1768"/>
         <w:gridCol w:w="1463"/>
-        <w:gridCol w:w="1242"/>
+        <w:gridCol w:w="1389"/>
         <w:gridCol w:w="1413"/>
-        <w:gridCol w:w="1242"/>
+        <w:gridCol w:w="1389"/>
         <w:gridCol w:w="1413"/>
-        <w:gridCol w:w="1511"/>
+        <w:gridCol w:w="1585"/>
         <w:gridCol w:w="1682"/>
-        <w:gridCol w:w="1022"/>
+        <w:gridCol w:w="1451"/>
         <w:gridCol w:w="643"/>
-        <w:gridCol w:w="1193"/>
+        <w:gridCol w:w="1573"/>
+        <w:gridCol w:w="1573"/>
+        <w:gridCol w:w="1890"/>
       </w:tblGrid>
       <w:tr>
         <w:trPr>
@@ -631,6 +633,116 @@
             </w:r>
           </w:p>
         </w:tc>
+        <w:tc>
+          <w:tcPr>
+            <w:tcBorders>
+              <w:bottom w:val="single" w:sz="6" w:space="0" w:color="666666"/>
+              <w:top w:val="single" w:sz="6" w:space="0" w:color="666666"/>
+              <w:left w:val="single" w:sz="6" w:space="0" w:color="666666"/>
+              <w:right w:val="single" w:sz="6" w:space="0" w:color="666666"/>
+            </w:tcBorders>
+            <w:shd w:val="clear" w:color="auto" w:fill="FFFFFF"/>
+            <w:tcMar>
+              <w:top w:w="0" w:type="dxa"/>
+              <w:bottom w:w="0" w:type="dxa"/>
+              <w:left w:w="0" w:type="dxa"/>
+              <w:right w:w="0" w:type="dxa"/>
+            </w:tcMar>
+            <w:vAlign w:val="center"/>
+          </w:tcPr>
+          <w:p>
+            <w:pPr>
+              <w:pStyle w:val="Normal"/>
+              <w:jc w:val="right"/>
+              <w:pBdr>
+                <w:bottom w:val="none" w:sz="0" w:space="0" w:color="000000"/>
+                <w:top w:val="none" w:sz="0" w:space="0" w:color="000000"/>
+                <w:left w:val="none" w:sz="0" w:space="0" w:color="000000"/>
+                <w:right w:val="none" w:sz="0" w:space="0" w:color="000000"/>
+              </w:pBdr>
+              <w:spacing w:after="100" w:before="100" w:line="240"/>
+              <w:ind w:left="100" w:right="100" w:firstLine="0" w:firstLineChars="0"/>
+              <w:rPr>
+                <w:rFonts w:ascii="Arial" w:hAnsi="Arial" w:eastAsia="Arial" w:cs="Arial"/>
+                <w:i w:val="false"/>
+                <w:b w:val="true"/>
+                <w:u w:val="none"/>
+                <w:strike w:val="false"/>
+                <w:sz w:val="22"/>
+                <w:szCs w:val="22"/>
+                <w:color w:val="000000"/>
+              </w:rPr>
+            </w:pPr>
+            <w:r>
+              <w:rPr>
+                <w:rFonts w:ascii="Arial" w:hAnsi="Arial" w:eastAsia="Arial" w:cs="Arial"/>
+                <w:i w:val="false"/>
+                <w:b w:val="true"/>
+                <w:u w:val="none"/>
+                <w:strike w:val="false"/>
+                <w:sz w:val="22"/>
+                <w:szCs w:val="22"/>
+                <w:color w:val="000000"/>
+              </w:rPr>
+              <w:t xml:space="preserve">p_chi2_2gl</w:t>
+            </w:r>
+          </w:p>
+        </w:tc>
+        <w:tc>
+          <w:tcPr>
+            <w:tcBorders>
+              <w:bottom w:val="single" w:sz="6" w:space="0" w:color="666666"/>
+              <w:top w:val="single" w:sz="6" w:space="0" w:color="666666"/>
+              <w:left w:val="single" w:sz="6" w:space="0" w:color="666666"/>
+              <w:right w:val="single" w:sz="6" w:space="0" w:color="666666"/>
+            </w:tcBorders>
+            <w:shd w:val="clear" w:color="auto" w:fill="FFFFFF"/>
+            <w:tcMar>
+              <w:top w:w="0" w:type="dxa"/>
+              <w:bottom w:w="0" w:type="dxa"/>
+              <w:left w:w="0" w:type="dxa"/>
+              <w:right w:w="0" w:type="dxa"/>
+            </w:tcMar>
+            <w:vAlign w:val="center"/>
+          </w:tcPr>
+          <w:p>
+            <w:pPr>
+              <w:pStyle w:val="Normal"/>
+              <w:jc w:val="right"/>
+              <w:pBdr>
+                <w:bottom w:val="none" w:sz="0" w:space="0" w:color="000000"/>
+                <w:top w:val="none" w:sz="0" w:space="0" w:color="000000"/>
+                <w:left w:val="none" w:sz="0" w:space="0" w:color="000000"/>
+                <w:right w:val="none" w:sz="0" w:space="0" w:color="000000"/>
+              </w:pBdr>
+              <w:spacing w:after="100" w:before="100" w:line="240"/>
+              <w:ind w:left="100" w:right="100" w:firstLine="0" w:firstLineChars="0"/>
+              <w:rPr>
+                <w:rFonts w:ascii="Arial" w:hAnsi="Arial" w:eastAsia="Arial" w:cs="Arial"/>
+                <w:i w:val="false"/>
+                <w:b w:val="true"/>
+                <w:u w:val="none"/>
+                <w:strike w:val="false"/>
+                <w:sz w:val="22"/>
+                <w:szCs w:val="22"/>
+                <w:color w:val="000000"/>
+              </w:rPr>
+            </w:pPr>
+            <w:r>
+              <w:rPr>
+                <w:rFonts w:ascii="Arial" w:hAnsi="Arial" w:eastAsia="Arial" w:cs="Arial"/>
+                <w:i w:val="false"/>
+                <w:b w:val="true"/>
+                <w:u w:val="none"/>
+                <w:strike w:val="false"/>
+                <w:sz w:val="22"/>
+                <w:szCs w:val="22"/>
+                <w:color w:val="000000"/>
+              </w:rPr>
+              <w:t xml:space="preserve">singular_aleat</w:t>
+            </w:r>
+          </w:p>
+        </w:tc>
       </w:tr>
       <w:tr>
         <w:trPr>
@@ -797,337 +909,337 @@
                 <w:szCs w:val="22"/>
                 <w:color w:val="000000"/>
               </w:rPr>
-              <w:t xml:space="preserve">5,655.1</w:t>
-            </w:r>
-          </w:p>
-        </w:tc>
-        <w:tc>
-          <w:tcPr>
-            <w:tcBorders>
-              <w:bottom w:val="single" w:sz="6" w:space="0" w:color="666666"/>
-              <w:top w:val="single" w:sz="6" w:space="0" w:color="666666"/>
-              <w:left w:val="single" w:sz="6" w:space="0" w:color="666666"/>
-              <w:right w:val="single" w:sz="6" w:space="0" w:color="666666"/>
-            </w:tcBorders>
-            <w:shd w:val="clear" w:color="auto" w:fill="FFFFFF"/>
-            <w:tcMar>
-              <w:top w:w="0" w:type="dxa"/>
-              <w:bottom w:w="0" w:type="dxa"/>
-              <w:left w:w="0" w:type="dxa"/>
-              <w:right w:w="0" w:type="dxa"/>
-            </w:tcMar>
-            <w:vAlign w:val="center"/>
-          </w:tcPr>
-          <w:p>
-            <w:pPr>
-              <w:pStyle w:val="Normal"/>
-              <w:jc w:val="right"/>
-              <w:pBdr>
-                <w:bottom w:val="none" w:sz="0" w:space="0" w:color="000000"/>
-                <w:top w:val="none" w:sz="0" w:space="0" w:color="000000"/>
-                <w:left w:val="none" w:sz="0" w:space="0" w:color="000000"/>
-                <w:right w:val="none" w:sz="0" w:space="0" w:color="000000"/>
-              </w:pBdr>
-              <w:spacing w:after="100" w:before="100" w:line="240"/>
-              <w:ind w:left="100" w:right="100" w:firstLine="0" w:firstLineChars="0"/>
-              <w:rPr>
-                <w:rFonts w:ascii="Arial" w:hAnsi="Arial" w:eastAsia="Arial" w:cs="Arial"/>
-                <w:i w:val="false"/>
-                <w:b w:val="false"/>
-                <w:u w:val="none"/>
-                <w:strike w:val="false"/>
-                <w:sz w:val="22"/>
-                <w:szCs w:val="22"/>
-                <w:color w:val="000000"/>
-              </w:rPr>
-            </w:pPr>
-            <w:r>
-              <w:rPr>
-                <w:rFonts w:ascii="Arial" w:hAnsi="Arial" w:eastAsia="Arial" w:cs="Arial"/>
-                <w:i w:val="false"/>
-                <w:b w:val="false"/>
-                <w:u w:val="none"/>
-                <w:strike w:val="false"/>
-                <w:sz w:val="22"/>
-                <w:szCs w:val="22"/>
-                <w:color w:val="000000"/>
-              </w:rPr>
-              <w:t xml:space="preserve">5,656.3</w:t>
-            </w:r>
-          </w:p>
-        </w:tc>
-        <w:tc>
-          <w:tcPr>
-            <w:tcBorders>
-              <w:bottom w:val="single" w:sz="6" w:space="0" w:color="666666"/>
-              <w:top w:val="single" w:sz="6" w:space="0" w:color="666666"/>
-              <w:left w:val="single" w:sz="6" w:space="0" w:color="666666"/>
-              <w:right w:val="single" w:sz="6" w:space="0" w:color="666666"/>
-            </w:tcBorders>
-            <w:shd w:val="clear" w:color="auto" w:fill="FFFFFF"/>
-            <w:tcMar>
-              <w:top w:w="0" w:type="dxa"/>
-              <w:bottom w:w="0" w:type="dxa"/>
-              <w:left w:w="0" w:type="dxa"/>
-              <w:right w:w="0" w:type="dxa"/>
-            </w:tcMar>
-            <w:vAlign w:val="center"/>
-          </w:tcPr>
-          <w:p>
-            <w:pPr>
-              <w:pStyle w:val="Normal"/>
-              <w:jc w:val="right"/>
-              <w:pBdr>
-                <w:bottom w:val="none" w:sz="0" w:space="0" w:color="000000"/>
-                <w:top w:val="none" w:sz="0" w:space="0" w:color="000000"/>
-                <w:left w:val="none" w:sz="0" w:space="0" w:color="000000"/>
-                <w:right w:val="none" w:sz="0" w:space="0" w:color="000000"/>
-              </w:pBdr>
-              <w:spacing w:after="100" w:before="100" w:line="240"/>
-              <w:ind w:left="100" w:right="100" w:firstLine="0" w:firstLineChars="0"/>
-              <w:rPr>
-                <w:rFonts w:ascii="Arial" w:hAnsi="Arial" w:eastAsia="Arial" w:cs="Arial"/>
-                <w:i w:val="false"/>
-                <w:b w:val="false"/>
-                <w:u w:val="none"/>
-                <w:strike w:val="false"/>
-                <w:sz w:val="22"/>
-                <w:szCs w:val="22"/>
-                <w:color w:val="000000"/>
-              </w:rPr>
-            </w:pPr>
-            <w:r>
-              <w:rPr>
-                <w:rFonts w:ascii="Arial" w:hAnsi="Arial" w:eastAsia="Arial" w:cs="Arial"/>
-                <w:i w:val="false"/>
-                <w:b w:val="false"/>
-                <w:u w:val="none"/>
-                <w:strike w:val="false"/>
-                <w:sz w:val="22"/>
-                <w:szCs w:val="22"/>
-                <w:color w:val="000000"/>
-              </w:rPr>
-              <w:t xml:space="preserve">5,688.4</w:t>
-            </w:r>
-          </w:p>
-        </w:tc>
-        <w:tc>
-          <w:tcPr>
-            <w:tcBorders>
-              <w:bottom w:val="single" w:sz="6" w:space="0" w:color="666666"/>
-              <w:top w:val="single" w:sz="6" w:space="0" w:color="666666"/>
-              <w:left w:val="single" w:sz="6" w:space="0" w:color="666666"/>
-              <w:right w:val="single" w:sz="6" w:space="0" w:color="666666"/>
-            </w:tcBorders>
-            <w:shd w:val="clear" w:color="auto" w:fill="FFFFFF"/>
-            <w:tcMar>
-              <w:top w:w="0" w:type="dxa"/>
-              <w:bottom w:w="0" w:type="dxa"/>
-              <w:left w:w="0" w:type="dxa"/>
-              <w:right w:w="0" w:type="dxa"/>
-            </w:tcMar>
-            <w:vAlign w:val="center"/>
-          </w:tcPr>
-          <w:p>
-            <w:pPr>
-              <w:pStyle w:val="Normal"/>
-              <w:jc w:val="right"/>
-              <w:pBdr>
-                <w:bottom w:val="none" w:sz="0" w:space="0" w:color="000000"/>
-                <w:top w:val="none" w:sz="0" w:space="0" w:color="000000"/>
-                <w:left w:val="none" w:sz="0" w:space="0" w:color="000000"/>
-                <w:right w:val="none" w:sz="0" w:space="0" w:color="000000"/>
-              </w:pBdr>
-              <w:spacing w:after="100" w:before="100" w:line="240"/>
-              <w:ind w:left="100" w:right="100" w:firstLine="0" w:firstLineChars="0"/>
-              <w:rPr>
-                <w:rFonts w:ascii="Arial" w:hAnsi="Arial" w:eastAsia="Arial" w:cs="Arial"/>
-                <w:i w:val="false"/>
-                <w:b w:val="false"/>
-                <w:u w:val="none"/>
-                <w:strike w:val="false"/>
-                <w:sz w:val="22"/>
-                <w:szCs w:val="22"/>
-                <w:color w:val="000000"/>
-              </w:rPr>
-            </w:pPr>
-            <w:r>
-              <w:rPr>
-                <w:rFonts w:ascii="Arial" w:hAnsi="Arial" w:eastAsia="Arial" w:cs="Arial"/>
-                <w:i w:val="false"/>
-                <w:b w:val="false"/>
-                <w:u w:val="none"/>
-                <w:strike w:val="false"/>
-                <w:sz w:val="22"/>
-                <w:szCs w:val="22"/>
-                <w:color w:val="000000"/>
-              </w:rPr>
-              <w:t xml:space="preserve">5,702.8</w:t>
-            </w:r>
-          </w:p>
-        </w:tc>
-        <w:tc>
-          <w:tcPr>
-            <w:tcBorders>
-              <w:bottom w:val="single" w:sz="6" w:space="0" w:color="666666"/>
-              <w:top w:val="single" w:sz="6" w:space="0" w:color="666666"/>
-              <w:left w:val="single" w:sz="6" w:space="0" w:color="666666"/>
-              <w:right w:val="single" w:sz="6" w:space="0" w:color="666666"/>
-            </w:tcBorders>
-            <w:shd w:val="clear" w:color="auto" w:fill="FFFFFF"/>
-            <w:tcMar>
-              <w:top w:w="0" w:type="dxa"/>
-              <w:bottom w:w="0" w:type="dxa"/>
-              <w:left w:w="0" w:type="dxa"/>
-              <w:right w:w="0" w:type="dxa"/>
-            </w:tcMar>
-            <w:vAlign w:val="center"/>
-          </w:tcPr>
-          <w:p>
-            <w:pPr>
-              <w:pStyle w:val="Normal"/>
-              <w:jc w:val="right"/>
-              <w:pBdr>
-                <w:bottom w:val="none" w:sz="0" w:space="0" w:color="000000"/>
-                <w:top w:val="none" w:sz="0" w:space="0" w:color="000000"/>
-                <w:left w:val="none" w:sz="0" w:space="0" w:color="000000"/>
-                <w:right w:val="none" w:sz="0" w:space="0" w:color="000000"/>
-              </w:pBdr>
-              <w:spacing w:after="100" w:before="100" w:line="240"/>
-              <w:ind w:left="100" w:right="100" w:firstLine="0" w:firstLineChars="0"/>
-              <w:rPr>
-                <w:rFonts w:ascii="Arial" w:hAnsi="Arial" w:eastAsia="Arial" w:cs="Arial"/>
-                <w:i w:val="false"/>
-                <w:b w:val="false"/>
-                <w:u w:val="none"/>
-                <w:strike w:val="false"/>
-                <w:sz w:val="22"/>
-                <w:szCs w:val="22"/>
-                <w:color w:val="000000"/>
-              </w:rPr>
-            </w:pPr>
-            <w:r>
-              <w:rPr>
-                <w:rFonts w:ascii="Arial" w:hAnsi="Arial" w:eastAsia="Arial" w:cs="Arial"/>
-                <w:i w:val="false"/>
-                <w:b w:val="false"/>
-                <w:u w:val="none"/>
-                <w:strike w:val="false"/>
-                <w:sz w:val="22"/>
-                <w:szCs w:val="22"/>
-                <w:color w:val="000000"/>
-              </w:rPr>
-              <w:t xml:space="preserve">-2,822.5</w:t>
-            </w:r>
-          </w:p>
-        </w:tc>
-        <w:tc>
-          <w:tcPr>
-            <w:tcBorders>
-              <w:bottom w:val="single" w:sz="6" w:space="0" w:color="666666"/>
-              <w:top w:val="single" w:sz="6" w:space="0" w:color="666666"/>
-              <w:left w:val="single" w:sz="6" w:space="0" w:color="666666"/>
-              <w:right w:val="single" w:sz="6" w:space="0" w:color="666666"/>
-            </w:tcBorders>
-            <w:shd w:val="clear" w:color="auto" w:fill="FFFFFF"/>
-            <w:tcMar>
-              <w:top w:w="0" w:type="dxa"/>
-              <w:bottom w:w="0" w:type="dxa"/>
-              <w:left w:w="0" w:type="dxa"/>
-              <w:right w:w="0" w:type="dxa"/>
-            </w:tcMar>
-            <w:vAlign w:val="center"/>
-          </w:tcPr>
-          <w:p>
-            <w:pPr>
-              <w:pStyle w:val="Normal"/>
-              <w:jc w:val="right"/>
-              <w:pBdr>
-                <w:bottom w:val="none" w:sz="0" w:space="0" w:color="000000"/>
-                <w:top w:val="none" w:sz="0" w:space="0" w:color="000000"/>
-                <w:left w:val="none" w:sz="0" w:space="0" w:color="000000"/>
-                <w:right w:val="none" w:sz="0" w:space="0" w:color="000000"/>
-              </w:pBdr>
-              <w:spacing w:after="100" w:before="100" w:line="240"/>
-              <w:ind w:left="100" w:right="100" w:firstLine="0" w:firstLineChars="0"/>
-              <w:rPr>
-                <w:rFonts w:ascii="Arial" w:hAnsi="Arial" w:eastAsia="Arial" w:cs="Arial"/>
-                <w:i w:val="false"/>
-                <w:b w:val="false"/>
-                <w:u w:val="none"/>
-                <w:strike w:val="false"/>
-                <w:sz w:val="22"/>
-                <w:szCs w:val="22"/>
-                <w:color w:val="000000"/>
-              </w:rPr>
-            </w:pPr>
-            <w:r>
-              <w:rPr>
-                <w:rFonts w:ascii="Arial" w:hAnsi="Arial" w:eastAsia="Arial" w:cs="Arial"/>
-                <w:i w:val="false"/>
-                <w:b w:val="false"/>
-                <w:u w:val="none"/>
-                <w:strike w:val="false"/>
-                <w:sz w:val="22"/>
-                <w:szCs w:val="22"/>
-                <w:color w:val="000000"/>
-              </w:rPr>
-              <w:t xml:space="preserve">-2,821.1</w:t>
-            </w:r>
-          </w:p>
-        </w:tc>
-        <w:tc>
-          <w:tcPr>
-            <w:tcBorders>
-              <w:bottom w:val="single" w:sz="6" w:space="0" w:color="666666"/>
-              <w:top w:val="single" w:sz="6" w:space="0" w:color="666666"/>
-              <w:left w:val="single" w:sz="6" w:space="0" w:color="666666"/>
-              <w:right w:val="single" w:sz="6" w:space="0" w:color="666666"/>
-            </w:tcBorders>
-            <w:shd w:val="clear" w:color="auto" w:fill="FFFFFF"/>
-            <w:tcMar>
-              <w:top w:w="0" w:type="dxa"/>
-              <w:bottom w:w="0" w:type="dxa"/>
-              <w:left w:w="0" w:type="dxa"/>
-              <w:right w:w="0" w:type="dxa"/>
-            </w:tcMar>
-            <w:vAlign w:val="center"/>
-          </w:tcPr>
-          <w:p>
-            <w:pPr>
-              <w:pStyle w:val="Normal"/>
-              <w:jc w:val="right"/>
-              <w:pBdr>
-                <w:bottom w:val="none" w:sz="0" w:space="0" w:color="000000"/>
-                <w:top w:val="none" w:sz="0" w:space="0" w:color="000000"/>
-                <w:left w:val="none" w:sz="0" w:space="0" w:color="000000"/>
-                <w:right w:val="none" w:sz="0" w:space="0" w:color="000000"/>
-              </w:pBdr>
-              <w:spacing w:after="100" w:before="100" w:line="240"/>
-              <w:ind w:left="100" w:right="100" w:firstLine="0" w:firstLineChars="0"/>
-              <w:rPr>
-                <w:rFonts w:ascii="Arial" w:hAnsi="Arial" w:eastAsia="Arial" w:cs="Arial"/>
-                <w:i w:val="false"/>
-                <w:b w:val="false"/>
-                <w:u w:val="none"/>
-                <w:strike w:val="false"/>
-                <w:sz w:val="22"/>
-                <w:szCs w:val="22"/>
-                <w:color w:val="000000"/>
-              </w:rPr>
-            </w:pPr>
-            <w:r>
-              <w:rPr>
-                <w:rFonts w:ascii="Arial" w:hAnsi="Arial" w:eastAsia="Arial" w:cs="Arial"/>
-                <w:i w:val="false"/>
-                <w:b w:val="false"/>
-                <w:u w:val="none"/>
-                <w:strike w:val="false"/>
-                <w:sz w:val="22"/>
-                <w:szCs w:val="22"/>
-                <w:color w:val="000000"/>
-              </w:rPr>
-              <w:t xml:space="preserve">2.84</w:t>
+              <w:t xml:space="preserve">5,655.094</w:t>
+            </w:r>
+          </w:p>
+        </w:tc>
+        <w:tc>
+          <w:tcPr>
+            <w:tcBorders>
+              <w:bottom w:val="single" w:sz="6" w:space="0" w:color="666666"/>
+              <w:top w:val="single" w:sz="6" w:space="0" w:color="666666"/>
+              <w:left w:val="single" w:sz="6" w:space="0" w:color="666666"/>
+              <w:right w:val="single" w:sz="6" w:space="0" w:color="666666"/>
+            </w:tcBorders>
+            <w:shd w:val="clear" w:color="auto" w:fill="FFFFFF"/>
+            <w:tcMar>
+              <w:top w:w="0" w:type="dxa"/>
+              <w:bottom w:w="0" w:type="dxa"/>
+              <w:left w:w="0" w:type="dxa"/>
+              <w:right w:w="0" w:type="dxa"/>
+            </w:tcMar>
+            <w:vAlign w:val="center"/>
+          </w:tcPr>
+          <w:p>
+            <w:pPr>
+              <w:pStyle w:val="Normal"/>
+              <w:jc w:val="right"/>
+              <w:pBdr>
+                <w:bottom w:val="none" w:sz="0" w:space="0" w:color="000000"/>
+                <w:top w:val="none" w:sz="0" w:space="0" w:color="000000"/>
+                <w:left w:val="none" w:sz="0" w:space="0" w:color="000000"/>
+                <w:right w:val="none" w:sz="0" w:space="0" w:color="000000"/>
+              </w:pBdr>
+              <w:spacing w:after="100" w:before="100" w:line="240"/>
+              <w:ind w:left="100" w:right="100" w:firstLine="0" w:firstLineChars="0"/>
+              <w:rPr>
+                <w:rFonts w:ascii="Arial" w:hAnsi="Arial" w:eastAsia="Arial" w:cs="Arial"/>
+                <w:i w:val="false"/>
+                <w:b w:val="false"/>
+                <w:u w:val="none"/>
+                <w:strike w:val="false"/>
+                <w:sz w:val="22"/>
+                <w:szCs w:val="22"/>
+                <w:color w:val="000000"/>
+              </w:rPr>
+            </w:pPr>
+            <w:r>
+              <w:rPr>
+                <w:rFonts w:ascii="Arial" w:hAnsi="Arial" w:eastAsia="Arial" w:cs="Arial"/>
+                <w:i w:val="false"/>
+                <w:b w:val="false"/>
+                <w:u w:val="none"/>
+                <w:strike w:val="false"/>
+                <w:sz w:val="22"/>
+                <w:szCs w:val="22"/>
+                <w:color w:val="000000"/>
+              </w:rPr>
+              <w:t xml:space="preserve">5,656.254</w:t>
+            </w:r>
+          </w:p>
+        </w:tc>
+        <w:tc>
+          <w:tcPr>
+            <w:tcBorders>
+              <w:bottom w:val="single" w:sz="6" w:space="0" w:color="666666"/>
+              <w:top w:val="single" w:sz="6" w:space="0" w:color="666666"/>
+              <w:left w:val="single" w:sz="6" w:space="0" w:color="666666"/>
+              <w:right w:val="single" w:sz="6" w:space="0" w:color="666666"/>
+            </w:tcBorders>
+            <w:shd w:val="clear" w:color="auto" w:fill="FFFFFF"/>
+            <w:tcMar>
+              <w:top w:w="0" w:type="dxa"/>
+              <w:bottom w:w="0" w:type="dxa"/>
+              <w:left w:w="0" w:type="dxa"/>
+              <w:right w:w="0" w:type="dxa"/>
+            </w:tcMar>
+            <w:vAlign w:val="center"/>
+          </w:tcPr>
+          <w:p>
+            <w:pPr>
+              <w:pStyle w:val="Normal"/>
+              <w:jc w:val="right"/>
+              <w:pBdr>
+                <w:bottom w:val="none" w:sz="0" w:space="0" w:color="000000"/>
+                <w:top w:val="none" w:sz="0" w:space="0" w:color="000000"/>
+                <w:left w:val="none" w:sz="0" w:space="0" w:color="000000"/>
+                <w:right w:val="none" w:sz="0" w:space="0" w:color="000000"/>
+              </w:pBdr>
+              <w:spacing w:after="100" w:before="100" w:line="240"/>
+              <w:ind w:left="100" w:right="100" w:firstLine="0" w:firstLineChars="0"/>
+              <w:rPr>
+                <w:rFonts w:ascii="Arial" w:hAnsi="Arial" w:eastAsia="Arial" w:cs="Arial"/>
+                <w:i w:val="false"/>
+                <w:b w:val="false"/>
+                <w:u w:val="none"/>
+                <w:strike w:val="false"/>
+                <w:sz w:val="22"/>
+                <w:szCs w:val="22"/>
+                <w:color w:val="000000"/>
+              </w:rPr>
+            </w:pPr>
+            <w:r>
+              <w:rPr>
+                <w:rFonts w:ascii="Arial" w:hAnsi="Arial" w:eastAsia="Arial" w:cs="Arial"/>
+                <w:i w:val="false"/>
+                <w:b w:val="false"/>
+                <w:u w:val="none"/>
+                <w:strike w:val="false"/>
+                <w:sz w:val="22"/>
+                <w:szCs w:val="22"/>
+                <w:color w:val="000000"/>
+              </w:rPr>
+              <w:t xml:space="preserve">5,688.350</w:t>
+            </w:r>
+          </w:p>
+        </w:tc>
+        <w:tc>
+          <w:tcPr>
+            <w:tcBorders>
+              <w:bottom w:val="single" w:sz="6" w:space="0" w:color="666666"/>
+              <w:top w:val="single" w:sz="6" w:space="0" w:color="666666"/>
+              <w:left w:val="single" w:sz="6" w:space="0" w:color="666666"/>
+              <w:right w:val="single" w:sz="6" w:space="0" w:color="666666"/>
+            </w:tcBorders>
+            <w:shd w:val="clear" w:color="auto" w:fill="FFFFFF"/>
+            <w:tcMar>
+              <w:top w:w="0" w:type="dxa"/>
+              <w:bottom w:w="0" w:type="dxa"/>
+              <w:left w:w="0" w:type="dxa"/>
+              <w:right w:w="0" w:type="dxa"/>
+            </w:tcMar>
+            <w:vAlign w:val="center"/>
+          </w:tcPr>
+          <w:p>
+            <w:pPr>
+              <w:pStyle w:val="Normal"/>
+              <w:jc w:val="right"/>
+              <w:pBdr>
+                <w:bottom w:val="none" w:sz="0" w:space="0" w:color="000000"/>
+                <w:top w:val="none" w:sz="0" w:space="0" w:color="000000"/>
+                <w:left w:val="none" w:sz="0" w:space="0" w:color="000000"/>
+                <w:right w:val="none" w:sz="0" w:space="0" w:color="000000"/>
+              </w:pBdr>
+              <w:spacing w:after="100" w:before="100" w:line="240"/>
+              <w:ind w:left="100" w:right="100" w:firstLine="0" w:firstLineChars="0"/>
+              <w:rPr>
+                <w:rFonts w:ascii="Arial" w:hAnsi="Arial" w:eastAsia="Arial" w:cs="Arial"/>
+                <w:i w:val="false"/>
+                <w:b w:val="false"/>
+                <w:u w:val="none"/>
+                <w:strike w:val="false"/>
+                <w:sz w:val="22"/>
+                <w:szCs w:val="22"/>
+                <w:color w:val="000000"/>
+              </w:rPr>
+            </w:pPr>
+            <w:r>
+              <w:rPr>
+                <w:rFonts w:ascii="Arial" w:hAnsi="Arial" w:eastAsia="Arial" w:cs="Arial"/>
+                <w:i w:val="false"/>
+                <w:b w:val="false"/>
+                <w:u w:val="none"/>
+                <w:strike w:val="false"/>
+                <w:sz w:val="22"/>
+                <w:szCs w:val="22"/>
+                <w:color w:val="000000"/>
+              </w:rPr>
+              <w:t xml:space="preserve">5,702.814</w:t>
+            </w:r>
+          </w:p>
+        </w:tc>
+        <w:tc>
+          <w:tcPr>
+            <w:tcBorders>
+              <w:bottom w:val="single" w:sz="6" w:space="0" w:color="666666"/>
+              <w:top w:val="single" w:sz="6" w:space="0" w:color="666666"/>
+              <w:left w:val="single" w:sz="6" w:space="0" w:color="666666"/>
+              <w:right w:val="single" w:sz="6" w:space="0" w:color="666666"/>
+            </w:tcBorders>
+            <w:shd w:val="clear" w:color="auto" w:fill="FFFFFF"/>
+            <w:tcMar>
+              <w:top w:w="0" w:type="dxa"/>
+              <w:bottom w:w="0" w:type="dxa"/>
+              <w:left w:w="0" w:type="dxa"/>
+              <w:right w:w="0" w:type="dxa"/>
+            </w:tcMar>
+            <w:vAlign w:val="center"/>
+          </w:tcPr>
+          <w:p>
+            <w:pPr>
+              <w:pStyle w:val="Normal"/>
+              <w:jc w:val="right"/>
+              <w:pBdr>
+                <w:bottom w:val="none" w:sz="0" w:space="0" w:color="000000"/>
+                <w:top w:val="none" w:sz="0" w:space="0" w:color="000000"/>
+                <w:left w:val="none" w:sz="0" w:space="0" w:color="000000"/>
+                <w:right w:val="none" w:sz="0" w:space="0" w:color="000000"/>
+              </w:pBdr>
+              <w:spacing w:after="100" w:before="100" w:line="240"/>
+              <w:ind w:left="100" w:right="100" w:firstLine="0" w:firstLineChars="0"/>
+              <w:rPr>
+                <w:rFonts w:ascii="Arial" w:hAnsi="Arial" w:eastAsia="Arial" w:cs="Arial"/>
+                <w:i w:val="false"/>
+                <w:b w:val="false"/>
+                <w:u w:val="none"/>
+                <w:strike w:val="false"/>
+                <w:sz w:val="22"/>
+                <w:szCs w:val="22"/>
+                <w:color w:val="000000"/>
+              </w:rPr>
+            </w:pPr>
+            <w:r>
+              <w:rPr>
+                <w:rFonts w:ascii="Arial" w:hAnsi="Arial" w:eastAsia="Arial" w:cs="Arial"/>
+                <w:i w:val="false"/>
+                <w:b w:val="false"/>
+                <w:u w:val="none"/>
+                <w:strike w:val="false"/>
+                <w:sz w:val="22"/>
+                <w:szCs w:val="22"/>
+                <w:color w:val="000000"/>
+              </w:rPr>
+              <w:t xml:space="preserve">-2,822.5468</w:t>
+            </w:r>
+          </w:p>
+        </w:tc>
+        <w:tc>
+          <w:tcPr>
+            <w:tcBorders>
+              <w:bottom w:val="single" w:sz="6" w:space="0" w:color="666666"/>
+              <w:top w:val="single" w:sz="6" w:space="0" w:color="666666"/>
+              <w:left w:val="single" w:sz="6" w:space="0" w:color="666666"/>
+              <w:right w:val="single" w:sz="6" w:space="0" w:color="666666"/>
+            </w:tcBorders>
+            <w:shd w:val="clear" w:color="auto" w:fill="FFFFFF"/>
+            <w:tcMar>
+              <w:top w:w="0" w:type="dxa"/>
+              <w:bottom w:w="0" w:type="dxa"/>
+              <w:left w:w="0" w:type="dxa"/>
+              <w:right w:w="0" w:type="dxa"/>
+            </w:tcMar>
+            <w:vAlign w:val="center"/>
+          </w:tcPr>
+          <w:p>
+            <w:pPr>
+              <w:pStyle w:val="Normal"/>
+              <w:jc w:val="right"/>
+              <w:pBdr>
+                <w:bottom w:val="none" w:sz="0" w:space="0" w:color="000000"/>
+                <w:top w:val="none" w:sz="0" w:space="0" w:color="000000"/>
+                <w:left w:val="none" w:sz="0" w:space="0" w:color="000000"/>
+                <w:right w:val="none" w:sz="0" w:space="0" w:color="000000"/>
+              </w:pBdr>
+              <w:spacing w:after="100" w:before="100" w:line="240"/>
+              <w:ind w:left="100" w:right="100" w:firstLine="0" w:firstLineChars="0"/>
+              <w:rPr>
+                <w:rFonts w:ascii="Arial" w:hAnsi="Arial" w:eastAsia="Arial" w:cs="Arial"/>
+                <w:i w:val="false"/>
+                <w:b w:val="false"/>
+                <w:u w:val="none"/>
+                <w:strike w:val="false"/>
+                <w:sz w:val="22"/>
+                <w:szCs w:val="22"/>
+                <w:color w:val="000000"/>
+              </w:rPr>
+            </w:pPr>
+            <w:r>
+              <w:rPr>
+                <w:rFonts w:ascii="Arial" w:hAnsi="Arial" w:eastAsia="Arial" w:cs="Arial"/>
+                <w:i w:val="false"/>
+                <w:b w:val="false"/>
+                <w:u w:val="none"/>
+                <w:strike w:val="false"/>
+                <w:sz w:val="22"/>
+                <w:szCs w:val="22"/>
+                <w:color w:val="000000"/>
+              </w:rPr>
+              <w:t xml:space="preserve">-2,821.1270</w:t>
+            </w:r>
+          </w:p>
+        </w:tc>
+        <w:tc>
+          <w:tcPr>
+            <w:tcBorders>
+              <w:bottom w:val="single" w:sz="6" w:space="0" w:color="666666"/>
+              <w:top w:val="single" w:sz="6" w:space="0" w:color="666666"/>
+              <w:left w:val="single" w:sz="6" w:space="0" w:color="666666"/>
+              <w:right w:val="single" w:sz="6" w:space="0" w:color="666666"/>
+            </w:tcBorders>
+            <w:shd w:val="clear" w:color="auto" w:fill="FFFFFF"/>
+            <w:tcMar>
+              <w:top w:w="0" w:type="dxa"/>
+              <w:bottom w:w="0" w:type="dxa"/>
+              <w:left w:w="0" w:type="dxa"/>
+              <w:right w:w="0" w:type="dxa"/>
+            </w:tcMar>
+            <w:vAlign w:val="center"/>
+          </w:tcPr>
+          <w:p>
+            <w:pPr>
+              <w:pStyle w:val="Normal"/>
+              <w:jc w:val="right"/>
+              <w:pBdr>
+                <w:bottom w:val="none" w:sz="0" w:space="0" w:color="000000"/>
+                <w:top w:val="none" w:sz="0" w:space="0" w:color="000000"/>
+                <w:left w:val="none" w:sz="0" w:space="0" w:color="000000"/>
+                <w:right w:val="none" w:sz="0" w:space="0" w:color="000000"/>
+              </w:pBdr>
+              <w:spacing w:after="100" w:before="100" w:line="240"/>
+              <w:ind w:left="100" w:right="100" w:firstLine="0" w:firstLineChars="0"/>
+              <w:rPr>
+                <w:rFonts w:ascii="Arial" w:hAnsi="Arial" w:eastAsia="Arial" w:cs="Arial"/>
+                <w:i w:val="false"/>
+                <w:b w:val="false"/>
+                <w:u w:val="none"/>
+                <w:strike w:val="false"/>
+                <w:sz w:val="22"/>
+                <w:szCs w:val="22"/>
+                <w:color w:val="000000"/>
+              </w:rPr>
+            </w:pPr>
+            <w:r>
+              <w:rPr>
+                <w:rFonts w:ascii="Arial" w:hAnsi="Arial" w:eastAsia="Arial" w:cs="Arial"/>
+                <w:i w:val="false"/>
+                <w:b w:val="false"/>
+                <w:u w:val="none"/>
+                <w:strike w:val="false"/>
+                <w:sz w:val="22"/>
+                <w:szCs w:val="22"/>
+                <w:color w:val="000000"/>
+              </w:rPr>
+              <w:t xml:space="preserve">2.8394881</w:t>
             </w:r>
           </w:p>
         </w:tc>
@@ -1237,7 +1349,117 @@
                 <w:szCs w:val="22"/>
                 <w:color w:val="000000"/>
               </w:rPr>
-              <w:t xml:space="preserve">0.2420</w:t>
+              <w:t xml:space="preserve">0.16687470</w:t>
+            </w:r>
+          </w:p>
+        </w:tc>
+        <w:tc>
+          <w:tcPr>
+            <w:tcBorders>
+              <w:bottom w:val="single" w:sz="6" w:space="0" w:color="666666"/>
+              <w:top w:val="single" w:sz="6" w:space="0" w:color="666666"/>
+              <w:left w:val="single" w:sz="6" w:space="0" w:color="666666"/>
+              <w:right w:val="single" w:sz="6" w:space="0" w:color="666666"/>
+            </w:tcBorders>
+            <w:shd w:val="clear" w:color="auto" w:fill="FFFFFF"/>
+            <w:tcMar>
+              <w:top w:w="0" w:type="dxa"/>
+              <w:bottom w:w="0" w:type="dxa"/>
+              <w:left w:w="0" w:type="dxa"/>
+              <w:right w:w="0" w:type="dxa"/>
+            </w:tcMar>
+            <w:vAlign w:val="center"/>
+          </w:tcPr>
+          <w:p>
+            <w:pPr>
+              <w:pStyle w:val="Normal"/>
+              <w:jc w:val="right"/>
+              <w:pBdr>
+                <w:bottom w:val="none" w:sz="0" w:space="0" w:color="000000"/>
+                <w:top w:val="none" w:sz="0" w:space="0" w:color="000000"/>
+                <w:left w:val="none" w:sz="0" w:space="0" w:color="000000"/>
+                <w:right w:val="none" w:sz="0" w:space="0" w:color="000000"/>
+              </w:pBdr>
+              <w:spacing w:after="100" w:before="100" w:line="240"/>
+              <w:ind w:left="100" w:right="100" w:firstLine="0" w:firstLineChars="0"/>
+              <w:rPr>
+                <w:rFonts w:ascii="Arial" w:hAnsi="Arial" w:eastAsia="Arial" w:cs="Arial"/>
+                <w:i w:val="false"/>
+                <w:b w:val="false"/>
+                <w:u w:val="none"/>
+                <w:strike w:val="false"/>
+                <w:sz w:val="22"/>
+                <w:szCs w:val="22"/>
+                <w:color w:val="000000"/>
+              </w:rPr>
+            </w:pPr>
+            <w:r>
+              <w:rPr>
+                <w:rFonts w:ascii="Arial" w:hAnsi="Arial" w:eastAsia="Arial" w:cs="Arial"/>
+                <w:i w:val="false"/>
+                <w:b w:val="false"/>
+                <w:u w:val="none"/>
+                <w:strike w:val="false"/>
+                <w:sz w:val="22"/>
+                <w:szCs w:val="22"/>
+                <w:color w:val="000000"/>
+              </w:rPr>
+              <w:t xml:space="preserve">0.24177589</w:t>
+            </w:r>
+          </w:p>
+        </w:tc>
+        <w:tc>
+          <w:tcPr>
+            <w:tcBorders>
+              <w:bottom w:val="single" w:sz="6" w:space="0" w:color="666666"/>
+              <w:top w:val="single" w:sz="6" w:space="0" w:color="666666"/>
+              <w:left w:val="single" w:sz="6" w:space="0" w:color="666666"/>
+              <w:right w:val="single" w:sz="6" w:space="0" w:color="666666"/>
+            </w:tcBorders>
+            <w:shd w:val="clear" w:color="auto" w:fill="FFFFFF"/>
+            <w:tcMar>
+              <w:top w:w="0" w:type="dxa"/>
+              <w:bottom w:w="0" w:type="dxa"/>
+              <w:left w:w="0" w:type="dxa"/>
+              <w:right w:w="0" w:type="dxa"/>
+            </w:tcMar>
+            <w:vAlign w:val="center"/>
+          </w:tcPr>
+          <w:p>
+            <w:pPr>
+              <w:pStyle w:val="Normal"/>
+              <w:jc w:val="right"/>
+              <w:pBdr>
+                <w:bottom w:val="none" w:sz="0" w:space="0" w:color="000000"/>
+                <w:top w:val="none" w:sz="0" w:space="0" w:color="000000"/>
+                <w:left w:val="none" w:sz="0" w:space="0" w:color="000000"/>
+                <w:right w:val="none" w:sz="0" w:space="0" w:color="000000"/>
+              </w:pBdr>
+              <w:spacing w:after="100" w:before="100" w:line="240"/>
+              <w:ind w:left="100" w:right="100" w:firstLine="0" w:firstLineChars="0"/>
+              <w:rPr>
+                <w:rFonts w:ascii="Arial" w:hAnsi="Arial" w:eastAsia="Arial" w:cs="Arial"/>
+                <w:i w:val="false"/>
+                <w:b w:val="false"/>
+                <w:u w:val="none"/>
+                <w:strike w:val="false"/>
+                <w:sz w:val="22"/>
+                <w:szCs w:val="22"/>
+                <w:color w:val="000000"/>
+              </w:rPr>
+            </w:pPr>
+            <w:r>
+              <w:rPr>
+                <w:rFonts w:ascii="Arial" w:hAnsi="Arial" w:eastAsia="Arial" w:cs="Arial"/>
+                <w:i w:val="false"/>
+                <w:b w:val="false"/>
+                <w:u w:val="none"/>
+                <w:strike w:val="false"/>
+                <w:sz w:val="22"/>
+                <w:szCs w:val="22"/>
+                <w:color w:val="000000"/>
+              </w:rPr>
+              <w:t xml:space="preserve">false</w:t>
             </w:r>
           </w:p>
         </w:tc>
@@ -1407,337 +1629,337 @@
                 <w:szCs w:val="22"/>
                 <w:color w:val="000000"/>
               </w:rPr>
-              <w:t xml:space="preserve">5,655.1</w:t>
-            </w:r>
-          </w:p>
-        </w:tc>
-        <w:tc>
-          <w:tcPr>
-            <w:tcBorders>
-              <w:bottom w:val="single" w:sz="6" w:space="0" w:color="666666"/>
-              <w:top w:val="single" w:sz="6" w:space="0" w:color="666666"/>
-              <w:left w:val="single" w:sz="6" w:space="0" w:color="666666"/>
-              <w:right w:val="single" w:sz="6" w:space="0" w:color="666666"/>
-            </w:tcBorders>
-            <w:shd w:val="clear" w:color="auto" w:fill="FFFFFF"/>
-            <w:tcMar>
-              <w:top w:w="0" w:type="dxa"/>
-              <w:bottom w:w="0" w:type="dxa"/>
-              <w:left w:w="0" w:type="dxa"/>
-              <w:right w:w="0" w:type="dxa"/>
-            </w:tcMar>
-            <w:vAlign w:val="center"/>
-          </w:tcPr>
-          <w:p>
-            <w:pPr>
-              <w:pStyle w:val="Normal"/>
-              <w:jc w:val="right"/>
-              <w:pBdr>
-                <w:bottom w:val="none" w:sz="0" w:space="0" w:color="000000"/>
-                <w:top w:val="none" w:sz="0" w:space="0" w:color="000000"/>
-                <w:left w:val="none" w:sz="0" w:space="0" w:color="000000"/>
-                <w:right w:val="none" w:sz="0" w:space="0" w:color="000000"/>
-              </w:pBdr>
-              <w:spacing w:after="100" w:before="100" w:line="240"/>
-              <w:ind w:left="100" w:right="100" w:firstLine="0" w:firstLineChars="0"/>
-              <w:rPr>
-                <w:rFonts w:ascii="Arial" w:hAnsi="Arial" w:eastAsia="Arial" w:cs="Arial"/>
-                <w:i w:val="false"/>
-                <w:b w:val="false"/>
-                <w:u w:val="none"/>
-                <w:strike w:val="false"/>
-                <w:sz w:val="22"/>
-                <w:szCs w:val="22"/>
-                <w:color w:val="000000"/>
-              </w:rPr>
-            </w:pPr>
-            <w:r>
-              <w:rPr>
-                <w:rFonts w:ascii="Arial" w:hAnsi="Arial" w:eastAsia="Arial" w:cs="Arial"/>
-                <w:i w:val="false"/>
-                <w:b w:val="false"/>
-                <w:u w:val="none"/>
-                <w:strike w:val="false"/>
-                <w:sz w:val="22"/>
-                <w:szCs w:val="22"/>
-                <w:color w:val="000000"/>
-              </w:rPr>
-              <w:t xml:space="preserve">5,656.2</w:t>
-            </w:r>
-          </w:p>
-        </w:tc>
-        <w:tc>
-          <w:tcPr>
-            <w:tcBorders>
-              <w:bottom w:val="single" w:sz="6" w:space="0" w:color="666666"/>
-              <w:top w:val="single" w:sz="6" w:space="0" w:color="666666"/>
-              <w:left w:val="single" w:sz="6" w:space="0" w:color="666666"/>
-              <w:right w:val="single" w:sz="6" w:space="0" w:color="666666"/>
-            </w:tcBorders>
-            <w:shd w:val="clear" w:color="auto" w:fill="FFFFFF"/>
-            <w:tcMar>
-              <w:top w:w="0" w:type="dxa"/>
-              <w:bottom w:w="0" w:type="dxa"/>
-              <w:left w:w="0" w:type="dxa"/>
-              <w:right w:w="0" w:type="dxa"/>
-            </w:tcMar>
-            <w:vAlign w:val="center"/>
-          </w:tcPr>
-          <w:p>
-            <w:pPr>
-              <w:pStyle w:val="Normal"/>
-              <w:jc w:val="right"/>
-              <w:pBdr>
-                <w:bottom w:val="none" w:sz="0" w:space="0" w:color="000000"/>
-                <w:top w:val="none" w:sz="0" w:space="0" w:color="000000"/>
-                <w:left w:val="none" w:sz="0" w:space="0" w:color="000000"/>
-                <w:right w:val="none" w:sz="0" w:space="0" w:color="000000"/>
-              </w:pBdr>
-              <w:spacing w:after="100" w:before="100" w:line="240"/>
-              <w:ind w:left="100" w:right="100" w:firstLine="0" w:firstLineChars="0"/>
-              <w:rPr>
-                <w:rFonts w:ascii="Arial" w:hAnsi="Arial" w:eastAsia="Arial" w:cs="Arial"/>
-                <w:i w:val="false"/>
-                <w:b w:val="false"/>
-                <w:u w:val="none"/>
-                <w:strike w:val="false"/>
-                <w:sz w:val="22"/>
-                <w:szCs w:val="22"/>
-                <w:color w:val="000000"/>
-              </w:rPr>
-            </w:pPr>
-            <w:r>
-              <w:rPr>
-                <w:rFonts w:ascii="Arial" w:hAnsi="Arial" w:eastAsia="Arial" w:cs="Arial"/>
-                <w:i w:val="false"/>
-                <w:b w:val="false"/>
-                <w:u w:val="none"/>
-                <w:strike w:val="false"/>
-                <w:sz w:val="22"/>
-                <w:szCs w:val="22"/>
-                <w:color w:val="000000"/>
-              </w:rPr>
-              <w:t xml:space="preserve">5,688.4</w:t>
-            </w:r>
-          </w:p>
-        </w:tc>
-        <w:tc>
-          <w:tcPr>
-            <w:tcBorders>
-              <w:bottom w:val="single" w:sz="6" w:space="0" w:color="666666"/>
-              <w:top w:val="single" w:sz="6" w:space="0" w:color="666666"/>
-              <w:left w:val="single" w:sz="6" w:space="0" w:color="666666"/>
-              <w:right w:val="single" w:sz="6" w:space="0" w:color="666666"/>
-            </w:tcBorders>
-            <w:shd w:val="clear" w:color="auto" w:fill="FFFFFF"/>
-            <w:tcMar>
-              <w:top w:w="0" w:type="dxa"/>
-              <w:bottom w:w="0" w:type="dxa"/>
-              <w:left w:w="0" w:type="dxa"/>
-              <w:right w:w="0" w:type="dxa"/>
-            </w:tcMar>
-            <w:vAlign w:val="center"/>
-          </w:tcPr>
-          <w:p>
-            <w:pPr>
-              <w:pStyle w:val="Normal"/>
-              <w:jc w:val="right"/>
-              <w:pBdr>
-                <w:bottom w:val="none" w:sz="0" w:space="0" w:color="000000"/>
-                <w:top w:val="none" w:sz="0" w:space="0" w:color="000000"/>
-                <w:left w:val="none" w:sz="0" w:space="0" w:color="000000"/>
-                <w:right w:val="none" w:sz="0" w:space="0" w:color="000000"/>
-              </w:pBdr>
-              <w:spacing w:after="100" w:before="100" w:line="240"/>
-              <w:ind w:left="100" w:right="100" w:firstLine="0" w:firstLineChars="0"/>
-              <w:rPr>
-                <w:rFonts w:ascii="Arial" w:hAnsi="Arial" w:eastAsia="Arial" w:cs="Arial"/>
-                <w:i w:val="false"/>
-                <w:b w:val="false"/>
-                <w:u w:val="none"/>
-                <w:strike w:val="false"/>
-                <w:sz w:val="22"/>
-                <w:szCs w:val="22"/>
-                <w:color w:val="000000"/>
-              </w:rPr>
-            </w:pPr>
-            <w:r>
-              <w:rPr>
-                <w:rFonts w:ascii="Arial" w:hAnsi="Arial" w:eastAsia="Arial" w:cs="Arial"/>
-                <w:i w:val="false"/>
-                <w:b w:val="false"/>
-                <w:u w:val="none"/>
-                <w:strike w:val="false"/>
-                <w:sz w:val="22"/>
-                <w:szCs w:val="22"/>
-                <w:color w:val="000000"/>
-              </w:rPr>
-              <w:t xml:space="preserve">5,702.7</w:t>
-            </w:r>
-          </w:p>
-        </w:tc>
-        <w:tc>
-          <w:tcPr>
-            <w:tcBorders>
-              <w:bottom w:val="single" w:sz="6" w:space="0" w:color="666666"/>
-              <w:top w:val="single" w:sz="6" w:space="0" w:color="666666"/>
-              <w:left w:val="single" w:sz="6" w:space="0" w:color="666666"/>
-              <w:right w:val="single" w:sz="6" w:space="0" w:color="666666"/>
-            </w:tcBorders>
-            <w:shd w:val="clear" w:color="auto" w:fill="FFFFFF"/>
-            <w:tcMar>
-              <w:top w:w="0" w:type="dxa"/>
-              <w:bottom w:w="0" w:type="dxa"/>
-              <w:left w:w="0" w:type="dxa"/>
-              <w:right w:w="0" w:type="dxa"/>
-            </w:tcMar>
-            <w:vAlign w:val="center"/>
-          </w:tcPr>
-          <w:p>
-            <w:pPr>
-              <w:pStyle w:val="Normal"/>
-              <w:jc w:val="right"/>
-              <w:pBdr>
-                <w:bottom w:val="none" w:sz="0" w:space="0" w:color="000000"/>
-                <w:top w:val="none" w:sz="0" w:space="0" w:color="000000"/>
-                <w:left w:val="none" w:sz="0" w:space="0" w:color="000000"/>
-                <w:right w:val="none" w:sz="0" w:space="0" w:color="000000"/>
-              </w:pBdr>
-              <w:spacing w:after="100" w:before="100" w:line="240"/>
-              <w:ind w:left="100" w:right="100" w:firstLine="0" w:firstLineChars="0"/>
-              <w:rPr>
-                <w:rFonts w:ascii="Arial" w:hAnsi="Arial" w:eastAsia="Arial" w:cs="Arial"/>
-                <w:i w:val="false"/>
-                <w:b w:val="false"/>
-                <w:u w:val="none"/>
-                <w:strike w:val="false"/>
-                <w:sz w:val="22"/>
-                <w:szCs w:val="22"/>
-                <w:color w:val="000000"/>
-              </w:rPr>
-            </w:pPr>
-            <w:r>
-              <w:rPr>
-                <w:rFonts w:ascii="Arial" w:hAnsi="Arial" w:eastAsia="Arial" w:cs="Arial"/>
-                <w:i w:val="false"/>
-                <w:b w:val="false"/>
-                <w:u w:val="none"/>
-                <w:strike w:val="false"/>
-                <w:sz w:val="22"/>
-                <w:szCs w:val="22"/>
-                <w:color w:val="000000"/>
-              </w:rPr>
-              <w:t xml:space="preserve">-2,822.5</w:t>
-            </w:r>
-          </w:p>
-        </w:tc>
-        <w:tc>
-          <w:tcPr>
-            <w:tcBorders>
-              <w:bottom w:val="single" w:sz="6" w:space="0" w:color="666666"/>
-              <w:top w:val="single" w:sz="6" w:space="0" w:color="666666"/>
-              <w:left w:val="single" w:sz="6" w:space="0" w:color="666666"/>
-              <w:right w:val="single" w:sz="6" w:space="0" w:color="666666"/>
-            </w:tcBorders>
-            <w:shd w:val="clear" w:color="auto" w:fill="FFFFFF"/>
-            <w:tcMar>
-              <w:top w:w="0" w:type="dxa"/>
-              <w:bottom w:w="0" w:type="dxa"/>
-              <w:left w:w="0" w:type="dxa"/>
-              <w:right w:w="0" w:type="dxa"/>
-            </w:tcMar>
-            <w:vAlign w:val="center"/>
-          </w:tcPr>
-          <w:p>
-            <w:pPr>
-              <w:pStyle w:val="Normal"/>
-              <w:jc w:val="right"/>
-              <w:pBdr>
-                <w:bottom w:val="none" w:sz="0" w:space="0" w:color="000000"/>
-                <w:top w:val="none" w:sz="0" w:space="0" w:color="000000"/>
-                <w:left w:val="none" w:sz="0" w:space="0" w:color="000000"/>
-                <w:right w:val="none" w:sz="0" w:space="0" w:color="000000"/>
-              </w:pBdr>
-              <w:spacing w:after="100" w:before="100" w:line="240"/>
-              <w:ind w:left="100" w:right="100" w:firstLine="0" w:firstLineChars="0"/>
-              <w:rPr>
-                <w:rFonts w:ascii="Arial" w:hAnsi="Arial" w:eastAsia="Arial" w:cs="Arial"/>
-                <w:i w:val="false"/>
-                <w:b w:val="false"/>
-                <w:u w:val="none"/>
-                <w:strike w:val="false"/>
-                <w:sz w:val="22"/>
-                <w:szCs w:val="22"/>
-                <w:color w:val="000000"/>
-              </w:rPr>
-            </w:pPr>
-            <w:r>
-              <w:rPr>
-                <w:rFonts w:ascii="Arial" w:hAnsi="Arial" w:eastAsia="Arial" w:cs="Arial"/>
-                <w:i w:val="false"/>
-                <w:b w:val="false"/>
-                <w:u w:val="none"/>
-                <w:strike w:val="false"/>
-                <w:sz w:val="22"/>
-                <w:szCs w:val="22"/>
-                <w:color w:val="000000"/>
-              </w:rPr>
-              <w:t xml:space="preserve">-2,821.1</w:t>
-            </w:r>
-          </w:p>
-        </w:tc>
-        <w:tc>
-          <w:tcPr>
-            <w:tcBorders>
-              <w:bottom w:val="single" w:sz="6" w:space="0" w:color="666666"/>
-              <w:top w:val="single" w:sz="6" w:space="0" w:color="666666"/>
-              <w:left w:val="single" w:sz="6" w:space="0" w:color="666666"/>
-              <w:right w:val="single" w:sz="6" w:space="0" w:color="666666"/>
-            </w:tcBorders>
-            <w:shd w:val="clear" w:color="auto" w:fill="FFFFFF"/>
-            <w:tcMar>
-              <w:top w:w="0" w:type="dxa"/>
-              <w:bottom w:w="0" w:type="dxa"/>
-              <w:left w:w="0" w:type="dxa"/>
-              <w:right w:w="0" w:type="dxa"/>
-            </w:tcMar>
-            <w:vAlign w:val="center"/>
-          </w:tcPr>
-          <w:p>
-            <w:pPr>
-              <w:pStyle w:val="Normal"/>
-              <w:jc w:val="right"/>
-              <w:pBdr>
-                <w:bottom w:val="none" w:sz="0" w:space="0" w:color="000000"/>
-                <w:top w:val="none" w:sz="0" w:space="0" w:color="000000"/>
-                <w:left w:val="none" w:sz="0" w:space="0" w:color="000000"/>
-                <w:right w:val="none" w:sz="0" w:space="0" w:color="000000"/>
-              </w:pBdr>
-              <w:spacing w:after="100" w:before="100" w:line="240"/>
-              <w:ind w:left="100" w:right="100" w:firstLine="0" w:firstLineChars="0"/>
-              <w:rPr>
-                <w:rFonts w:ascii="Arial" w:hAnsi="Arial" w:eastAsia="Arial" w:cs="Arial"/>
-                <w:i w:val="false"/>
-                <w:b w:val="false"/>
-                <w:u w:val="none"/>
-                <w:strike w:val="false"/>
-                <w:sz w:val="22"/>
-                <w:szCs w:val="22"/>
-                <w:color w:val="000000"/>
-              </w:rPr>
-            </w:pPr>
-            <w:r>
-              <w:rPr>
-                <w:rFonts w:ascii="Arial" w:hAnsi="Arial" w:eastAsia="Arial" w:cs="Arial"/>
-                <w:i w:val="false"/>
-                <w:b w:val="false"/>
-                <w:u w:val="none"/>
-                <w:strike w:val="false"/>
-                <w:sz w:val="22"/>
-                <w:szCs w:val="22"/>
-                <w:color w:val="000000"/>
-              </w:rPr>
-              <w:t xml:space="preserve">2.92</w:t>
+              <w:t xml:space="preserve">5,655.094</w:t>
+            </w:r>
+          </w:p>
+        </w:tc>
+        <w:tc>
+          <w:tcPr>
+            <w:tcBorders>
+              <w:bottom w:val="single" w:sz="6" w:space="0" w:color="666666"/>
+              <w:top w:val="single" w:sz="6" w:space="0" w:color="666666"/>
+              <w:left w:val="single" w:sz="6" w:space="0" w:color="666666"/>
+              <w:right w:val="single" w:sz="6" w:space="0" w:color="666666"/>
+            </w:tcBorders>
+            <w:shd w:val="clear" w:color="auto" w:fill="FFFFFF"/>
+            <w:tcMar>
+              <w:top w:w="0" w:type="dxa"/>
+              <w:bottom w:w="0" w:type="dxa"/>
+              <w:left w:w="0" w:type="dxa"/>
+              <w:right w:w="0" w:type="dxa"/>
+            </w:tcMar>
+            <w:vAlign w:val="center"/>
+          </w:tcPr>
+          <w:p>
+            <w:pPr>
+              <w:pStyle w:val="Normal"/>
+              <w:jc w:val="right"/>
+              <w:pBdr>
+                <w:bottom w:val="none" w:sz="0" w:space="0" w:color="000000"/>
+                <w:top w:val="none" w:sz="0" w:space="0" w:color="000000"/>
+                <w:left w:val="none" w:sz="0" w:space="0" w:color="000000"/>
+                <w:right w:val="none" w:sz="0" w:space="0" w:color="000000"/>
+              </w:pBdr>
+              <w:spacing w:after="100" w:before="100" w:line="240"/>
+              <w:ind w:left="100" w:right="100" w:firstLine="0" w:firstLineChars="0"/>
+              <w:rPr>
+                <w:rFonts w:ascii="Arial" w:hAnsi="Arial" w:eastAsia="Arial" w:cs="Arial"/>
+                <w:i w:val="false"/>
+                <w:b w:val="false"/>
+                <w:u w:val="none"/>
+                <w:strike w:val="false"/>
+                <w:sz w:val="22"/>
+                <w:szCs w:val="22"/>
+                <w:color w:val="000000"/>
+              </w:rPr>
+            </w:pPr>
+            <w:r>
+              <w:rPr>
+                <w:rFonts w:ascii="Arial" w:hAnsi="Arial" w:eastAsia="Arial" w:cs="Arial"/>
+                <w:i w:val="false"/>
+                <w:b w:val="false"/>
+                <w:u w:val="none"/>
+                <w:strike w:val="false"/>
+                <w:sz w:val="22"/>
+                <w:szCs w:val="22"/>
+                <w:color w:val="000000"/>
+              </w:rPr>
+              <w:t xml:space="preserve">5,656.170</w:t>
+            </w:r>
+          </w:p>
+        </w:tc>
+        <w:tc>
+          <w:tcPr>
+            <w:tcBorders>
+              <w:bottom w:val="single" w:sz="6" w:space="0" w:color="666666"/>
+              <w:top w:val="single" w:sz="6" w:space="0" w:color="666666"/>
+              <w:left w:val="single" w:sz="6" w:space="0" w:color="666666"/>
+              <w:right w:val="single" w:sz="6" w:space="0" w:color="666666"/>
+            </w:tcBorders>
+            <w:shd w:val="clear" w:color="auto" w:fill="FFFFFF"/>
+            <w:tcMar>
+              <w:top w:w="0" w:type="dxa"/>
+              <w:bottom w:w="0" w:type="dxa"/>
+              <w:left w:w="0" w:type="dxa"/>
+              <w:right w:w="0" w:type="dxa"/>
+            </w:tcMar>
+            <w:vAlign w:val="center"/>
+          </w:tcPr>
+          <w:p>
+            <w:pPr>
+              <w:pStyle w:val="Normal"/>
+              <w:jc w:val="right"/>
+              <w:pBdr>
+                <w:bottom w:val="none" w:sz="0" w:space="0" w:color="000000"/>
+                <w:top w:val="none" w:sz="0" w:space="0" w:color="000000"/>
+                <w:left w:val="none" w:sz="0" w:space="0" w:color="000000"/>
+                <w:right w:val="none" w:sz="0" w:space="0" w:color="000000"/>
+              </w:pBdr>
+              <w:spacing w:after="100" w:before="100" w:line="240"/>
+              <w:ind w:left="100" w:right="100" w:firstLine="0" w:firstLineChars="0"/>
+              <w:rPr>
+                <w:rFonts w:ascii="Arial" w:hAnsi="Arial" w:eastAsia="Arial" w:cs="Arial"/>
+                <w:i w:val="false"/>
+                <w:b w:val="false"/>
+                <w:u w:val="none"/>
+                <w:strike w:val="false"/>
+                <w:sz w:val="22"/>
+                <w:szCs w:val="22"/>
+                <w:color w:val="000000"/>
+              </w:rPr>
+            </w:pPr>
+            <w:r>
+              <w:rPr>
+                <w:rFonts w:ascii="Arial" w:hAnsi="Arial" w:eastAsia="Arial" w:cs="Arial"/>
+                <w:i w:val="false"/>
+                <w:b w:val="false"/>
+                <w:u w:val="none"/>
+                <w:strike w:val="false"/>
+                <w:sz w:val="22"/>
+                <w:szCs w:val="22"/>
+                <w:color w:val="000000"/>
+              </w:rPr>
+              <w:t xml:space="preserve">5,688.350</w:t>
+            </w:r>
+          </w:p>
+        </w:tc>
+        <w:tc>
+          <w:tcPr>
+            <w:tcBorders>
+              <w:bottom w:val="single" w:sz="6" w:space="0" w:color="666666"/>
+              <w:top w:val="single" w:sz="6" w:space="0" w:color="666666"/>
+              <w:left w:val="single" w:sz="6" w:space="0" w:color="666666"/>
+              <w:right w:val="single" w:sz="6" w:space="0" w:color="666666"/>
+            </w:tcBorders>
+            <w:shd w:val="clear" w:color="auto" w:fill="FFFFFF"/>
+            <w:tcMar>
+              <w:top w:w="0" w:type="dxa"/>
+              <w:bottom w:w="0" w:type="dxa"/>
+              <w:left w:w="0" w:type="dxa"/>
+              <w:right w:w="0" w:type="dxa"/>
+            </w:tcMar>
+            <w:vAlign w:val="center"/>
+          </w:tcPr>
+          <w:p>
+            <w:pPr>
+              <w:pStyle w:val="Normal"/>
+              <w:jc w:val="right"/>
+              <w:pBdr>
+                <w:bottom w:val="none" w:sz="0" w:space="0" w:color="000000"/>
+                <w:top w:val="none" w:sz="0" w:space="0" w:color="000000"/>
+                <w:left w:val="none" w:sz="0" w:space="0" w:color="000000"/>
+                <w:right w:val="none" w:sz="0" w:space="0" w:color="000000"/>
+              </w:pBdr>
+              <w:spacing w:after="100" w:before="100" w:line="240"/>
+              <w:ind w:left="100" w:right="100" w:firstLine="0" w:firstLineChars="0"/>
+              <w:rPr>
+                <w:rFonts w:ascii="Arial" w:hAnsi="Arial" w:eastAsia="Arial" w:cs="Arial"/>
+                <w:i w:val="false"/>
+                <w:b w:val="false"/>
+                <w:u w:val="none"/>
+                <w:strike w:val="false"/>
+                <w:sz w:val="22"/>
+                <w:szCs w:val="22"/>
+                <w:color w:val="000000"/>
+              </w:rPr>
+            </w:pPr>
+            <w:r>
+              <w:rPr>
+                <w:rFonts w:ascii="Arial" w:hAnsi="Arial" w:eastAsia="Arial" w:cs="Arial"/>
+                <w:i w:val="false"/>
+                <w:b w:val="false"/>
+                <w:u w:val="none"/>
+                <w:strike w:val="false"/>
+                <w:sz w:val="22"/>
+                <w:szCs w:val="22"/>
+                <w:color w:val="000000"/>
+              </w:rPr>
+              <w:t xml:space="preserve">5,702.730</w:t>
+            </w:r>
+          </w:p>
+        </w:tc>
+        <w:tc>
+          <w:tcPr>
+            <w:tcBorders>
+              <w:bottom w:val="single" w:sz="6" w:space="0" w:color="666666"/>
+              <w:top w:val="single" w:sz="6" w:space="0" w:color="666666"/>
+              <w:left w:val="single" w:sz="6" w:space="0" w:color="666666"/>
+              <w:right w:val="single" w:sz="6" w:space="0" w:color="666666"/>
+            </w:tcBorders>
+            <w:shd w:val="clear" w:color="auto" w:fill="FFFFFF"/>
+            <w:tcMar>
+              <w:top w:w="0" w:type="dxa"/>
+              <w:bottom w:w="0" w:type="dxa"/>
+              <w:left w:w="0" w:type="dxa"/>
+              <w:right w:w="0" w:type="dxa"/>
+            </w:tcMar>
+            <w:vAlign w:val="center"/>
+          </w:tcPr>
+          <w:p>
+            <w:pPr>
+              <w:pStyle w:val="Normal"/>
+              <w:jc w:val="right"/>
+              <w:pBdr>
+                <w:bottom w:val="none" w:sz="0" w:space="0" w:color="000000"/>
+                <w:top w:val="none" w:sz="0" w:space="0" w:color="000000"/>
+                <w:left w:val="none" w:sz="0" w:space="0" w:color="000000"/>
+                <w:right w:val="none" w:sz="0" w:space="0" w:color="000000"/>
+              </w:pBdr>
+              <w:spacing w:after="100" w:before="100" w:line="240"/>
+              <w:ind w:left="100" w:right="100" w:firstLine="0" w:firstLineChars="0"/>
+              <w:rPr>
+                <w:rFonts w:ascii="Arial" w:hAnsi="Arial" w:eastAsia="Arial" w:cs="Arial"/>
+                <w:i w:val="false"/>
+                <w:b w:val="false"/>
+                <w:u w:val="none"/>
+                <w:strike w:val="false"/>
+                <w:sz w:val="22"/>
+                <w:szCs w:val="22"/>
+                <w:color w:val="000000"/>
+              </w:rPr>
+            </w:pPr>
+            <w:r>
+              <w:rPr>
+                <w:rFonts w:ascii="Arial" w:hAnsi="Arial" w:eastAsia="Arial" w:cs="Arial"/>
+                <w:i w:val="false"/>
+                <w:b w:val="false"/>
+                <w:u w:val="none"/>
+                <w:strike w:val="false"/>
+                <w:sz w:val="22"/>
+                <w:szCs w:val="22"/>
+                <w:color w:val="000000"/>
+              </w:rPr>
+              <w:t xml:space="preserve">-2,822.5468</w:t>
+            </w:r>
+          </w:p>
+        </w:tc>
+        <w:tc>
+          <w:tcPr>
+            <w:tcBorders>
+              <w:bottom w:val="single" w:sz="6" w:space="0" w:color="666666"/>
+              <w:top w:val="single" w:sz="6" w:space="0" w:color="666666"/>
+              <w:left w:val="single" w:sz="6" w:space="0" w:color="666666"/>
+              <w:right w:val="single" w:sz="6" w:space="0" w:color="666666"/>
+            </w:tcBorders>
+            <w:shd w:val="clear" w:color="auto" w:fill="FFFFFF"/>
+            <w:tcMar>
+              <w:top w:w="0" w:type="dxa"/>
+              <w:bottom w:w="0" w:type="dxa"/>
+              <w:left w:w="0" w:type="dxa"/>
+              <w:right w:w="0" w:type="dxa"/>
+            </w:tcMar>
+            <w:vAlign w:val="center"/>
+          </w:tcPr>
+          <w:p>
+            <w:pPr>
+              <w:pStyle w:val="Normal"/>
+              <w:jc w:val="right"/>
+              <w:pBdr>
+                <w:bottom w:val="none" w:sz="0" w:space="0" w:color="000000"/>
+                <w:top w:val="none" w:sz="0" w:space="0" w:color="000000"/>
+                <w:left w:val="none" w:sz="0" w:space="0" w:color="000000"/>
+                <w:right w:val="none" w:sz="0" w:space="0" w:color="000000"/>
+              </w:pBdr>
+              <w:spacing w:after="100" w:before="100" w:line="240"/>
+              <w:ind w:left="100" w:right="100" w:firstLine="0" w:firstLineChars="0"/>
+              <w:rPr>
+                <w:rFonts w:ascii="Arial" w:hAnsi="Arial" w:eastAsia="Arial" w:cs="Arial"/>
+                <w:i w:val="false"/>
+                <w:b w:val="false"/>
+                <w:u w:val="none"/>
+                <w:strike w:val="false"/>
+                <w:sz w:val="22"/>
+                <w:szCs w:val="22"/>
+                <w:color w:val="000000"/>
+              </w:rPr>
+            </w:pPr>
+            <w:r>
+              <w:rPr>
+                <w:rFonts w:ascii="Arial" w:hAnsi="Arial" w:eastAsia="Arial" w:cs="Arial"/>
+                <w:i w:val="false"/>
+                <w:b w:val="false"/>
+                <w:u w:val="none"/>
+                <w:strike w:val="false"/>
+                <w:sz w:val="22"/>
+                <w:szCs w:val="22"/>
+                <w:color w:val="000000"/>
+              </w:rPr>
+              <w:t xml:space="preserve">-2,821.0850</w:t>
+            </w:r>
+          </w:p>
+        </w:tc>
+        <w:tc>
+          <w:tcPr>
+            <w:tcBorders>
+              <w:bottom w:val="single" w:sz="6" w:space="0" w:color="666666"/>
+              <w:top w:val="single" w:sz="6" w:space="0" w:color="666666"/>
+              <w:left w:val="single" w:sz="6" w:space="0" w:color="666666"/>
+              <w:right w:val="single" w:sz="6" w:space="0" w:color="666666"/>
+            </w:tcBorders>
+            <w:shd w:val="clear" w:color="auto" w:fill="FFFFFF"/>
+            <w:tcMar>
+              <w:top w:w="0" w:type="dxa"/>
+              <w:bottom w:w="0" w:type="dxa"/>
+              <w:left w:w="0" w:type="dxa"/>
+              <w:right w:w="0" w:type="dxa"/>
+            </w:tcMar>
+            <w:vAlign w:val="center"/>
+          </w:tcPr>
+          <w:p>
+            <w:pPr>
+              <w:pStyle w:val="Normal"/>
+              <w:jc w:val="right"/>
+              <w:pBdr>
+                <w:bottom w:val="none" w:sz="0" w:space="0" w:color="000000"/>
+                <w:top w:val="none" w:sz="0" w:space="0" w:color="000000"/>
+                <w:left w:val="none" w:sz="0" w:space="0" w:color="000000"/>
+                <w:right w:val="none" w:sz="0" w:space="0" w:color="000000"/>
+              </w:pBdr>
+              <w:spacing w:after="100" w:before="100" w:line="240"/>
+              <w:ind w:left="100" w:right="100" w:firstLine="0" w:firstLineChars="0"/>
+              <w:rPr>
+                <w:rFonts w:ascii="Arial" w:hAnsi="Arial" w:eastAsia="Arial" w:cs="Arial"/>
+                <w:i w:val="false"/>
+                <w:b w:val="false"/>
+                <w:u w:val="none"/>
+                <w:strike w:val="false"/>
+                <w:sz w:val="22"/>
+                <w:szCs w:val="22"/>
+                <w:color w:val="000000"/>
+              </w:rPr>
+            </w:pPr>
+            <w:r>
+              <w:rPr>
+                <w:rFonts w:ascii="Arial" w:hAnsi="Arial" w:eastAsia="Arial" w:cs="Arial"/>
+                <w:i w:val="false"/>
+                <w:b w:val="false"/>
+                <w:u w:val="none"/>
+                <w:strike w:val="false"/>
+                <w:sz w:val="22"/>
+                <w:szCs w:val="22"/>
+                <w:color w:val="000000"/>
+              </w:rPr>
+              <w:t xml:space="preserve">2.9235929</w:t>
             </w:r>
           </w:p>
         </w:tc>
@@ -1847,7 +2069,117 @@
                 <w:szCs w:val="22"/>
                 <w:color w:val="000000"/>
               </w:rPr>
-              <w:t xml:space="preserve">0.2320</w:t>
+              <w:t xml:space="preserve">0.15955637</w:t>
+            </w:r>
+          </w:p>
+        </w:tc>
+        <w:tc>
+          <w:tcPr>
+            <w:tcBorders>
+              <w:bottom w:val="single" w:sz="6" w:space="0" w:color="666666"/>
+              <w:top w:val="single" w:sz="6" w:space="0" w:color="666666"/>
+              <w:left w:val="single" w:sz="6" w:space="0" w:color="666666"/>
+              <w:right w:val="single" w:sz="6" w:space="0" w:color="666666"/>
+            </w:tcBorders>
+            <w:shd w:val="clear" w:color="auto" w:fill="FFFFFF"/>
+            <w:tcMar>
+              <w:top w:w="0" w:type="dxa"/>
+              <w:bottom w:w="0" w:type="dxa"/>
+              <w:left w:w="0" w:type="dxa"/>
+              <w:right w:w="0" w:type="dxa"/>
+            </w:tcMar>
+            <w:vAlign w:val="center"/>
+          </w:tcPr>
+          <w:p>
+            <w:pPr>
+              <w:pStyle w:val="Normal"/>
+              <w:jc w:val="right"/>
+              <w:pBdr>
+                <w:bottom w:val="none" w:sz="0" w:space="0" w:color="000000"/>
+                <w:top w:val="none" w:sz="0" w:space="0" w:color="000000"/>
+                <w:left w:val="none" w:sz="0" w:space="0" w:color="000000"/>
+                <w:right w:val="none" w:sz="0" w:space="0" w:color="000000"/>
+              </w:pBdr>
+              <w:spacing w:after="100" w:before="100" w:line="240"/>
+              <w:ind w:left="100" w:right="100" w:firstLine="0" w:firstLineChars="0"/>
+              <w:rPr>
+                <w:rFonts w:ascii="Arial" w:hAnsi="Arial" w:eastAsia="Arial" w:cs="Arial"/>
+                <w:i w:val="false"/>
+                <w:b w:val="false"/>
+                <w:u w:val="none"/>
+                <w:strike w:val="false"/>
+                <w:sz w:val="22"/>
+                <w:szCs w:val="22"/>
+                <w:color w:val="000000"/>
+              </w:rPr>
+            </w:pPr>
+            <w:r>
+              <w:rPr>
+                <w:rFonts w:ascii="Arial" w:hAnsi="Arial" w:eastAsia="Arial" w:cs="Arial"/>
+                <w:i w:val="false"/>
+                <w:b w:val="false"/>
+                <w:u w:val="none"/>
+                <w:strike w:val="false"/>
+                <w:sz w:val="22"/>
+                <w:szCs w:val="22"/>
+                <w:color w:val="000000"/>
+              </w:rPr>
+              <w:t xml:space="preserve">0.23181944</w:t>
+            </w:r>
+          </w:p>
+        </w:tc>
+        <w:tc>
+          <w:tcPr>
+            <w:tcBorders>
+              <w:bottom w:val="single" w:sz="6" w:space="0" w:color="666666"/>
+              <w:top w:val="single" w:sz="6" w:space="0" w:color="666666"/>
+              <w:left w:val="single" w:sz="6" w:space="0" w:color="666666"/>
+              <w:right w:val="single" w:sz="6" w:space="0" w:color="666666"/>
+            </w:tcBorders>
+            <w:shd w:val="clear" w:color="auto" w:fill="FFFFFF"/>
+            <w:tcMar>
+              <w:top w:w="0" w:type="dxa"/>
+              <w:bottom w:w="0" w:type="dxa"/>
+              <w:left w:w="0" w:type="dxa"/>
+              <w:right w:w="0" w:type="dxa"/>
+            </w:tcMar>
+            <w:vAlign w:val="center"/>
+          </w:tcPr>
+          <w:p>
+            <w:pPr>
+              <w:pStyle w:val="Normal"/>
+              <w:jc w:val="right"/>
+              <w:pBdr>
+                <w:bottom w:val="none" w:sz="0" w:space="0" w:color="000000"/>
+                <w:top w:val="none" w:sz="0" w:space="0" w:color="000000"/>
+                <w:left w:val="none" w:sz="0" w:space="0" w:color="000000"/>
+                <w:right w:val="none" w:sz="0" w:space="0" w:color="000000"/>
+              </w:pBdr>
+              <w:spacing w:after="100" w:before="100" w:line="240"/>
+              <w:ind w:left="100" w:right="100" w:firstLine="0" w:firstLineChars="0"/>
+              <w:rPr>
+                <w:rFonts w:ascii="Arial" w:hAnsi="Arial" w:eastAsia="Arial" w:cs="Arial"/>
+                <w:i w:val="false"/>
+                <w:b w:val="false"/>
+                <w:u w:val="none"/>
+                <w:strike w:val="false"/>
+                <w:sz w:val="22"/>
+                <w:szCs w:val="22"/>
+                <w:color w:val="000000"/>
+              </w:rPr>
+            </w:pPr>
+            <w:r>
+              <w:rPr>
+                <w:rFonts w:ascii="Arial" w:hAnsi="Arial" w:eastAsia="Arial" w:cs="Arial"/>
+                <w:i w:val="false"/>
+                <w:b w:val="false"/>
+                <w:u w:val="none"/>
+                <w:strike w:val="false"/>
+                <w:sz w:val="22"/>
+                <w:szCs w:val="22"/>
+                <w:color w:val="000000"/>
+              </w:rPr>
+              <w:t xml:space="preserve">true</w:t>
             </w:r>
           </w:p>
         </w:tc>
@@ -2017,337 +2349,337 @@
                 <w:szCs w:val="22"/>
                 <w:color w:val="000000"/>
               </w:rPr>
-              <w:t xml:space="preserve">6,222.6</w:t>
-            </w:r>
-          </w:p>
-        </w:tc>
-        <w:tc>
-          <w:tcPr>
-            <w:tcBorders>
-              <w:bottom w:val="single" w:sz="6" w:space="0" w:color="666666"/>
-              <w:top w:val="single" w:sz="6" w:space="0" w:color="666666"/>
-              <w:left w:val="single" w:sz="6" w:space="0" w:color="666666"/>
-              <w:right w:val="single" w:sz="6" w:space="0" w:color="666666"/>
-            </w:tcBorders>
-            <w:shd w:val="clear" w:color="auto" w:fill="FFFFFF"/>
-            <w:tcMar>
-              <w:top w:w="0" w:type="dxa"/>
-              <w:bottom w:w="0" w:type="dxa"/>
-              <w:left w:w="0" w:type="dxa"/>
-              <w:right w:w="0" w:type="dxa"/>
-            </w:tcMar>
-            <w:vAlign w:val="center"/>
-          </w:tcPr>
-          <w:p>
-            <w:pPr>
-              <w:pStyle w:val="Normal"/>
-              <w:jc w:val="right"/>
-              <w:pBdr>
-                <w:bottom w:val="none" w:sz="0" w:space="0" w:color="000000"/>
-                <w:top w:val="none" w:sz="0" w:space="0" w:color="000000"/>
-                <w:left w:val="none" w:sz="0" w:space="0" w:color="000000"/>
-                <w:right w:val="none" w:sz="0" w:space="0" w:color="000000"/>
-              </w:pBdr>
-              <w:spacing w:after="100" w:before="100" w:line="240"/>
-              <w:ind w:left="100" w:right="100" w:firstLine="0" w:firstLineChars="0"/>
-              <w:rPr>
-                <w:rFonts w:ascii="Arial" w:hAnsi="Arial" w:eastAsia="Arial" w:cs="Arial"/>
-                <w:i w:val="false"/>
-                <w:b w:val="false"/>
-                <w:u w:val="none"/>
-                <w:strike w:val="false"/>
-                <w:sz w:val="22"/>
-                <w:szCs w:val="22"/>
-                <w:color w:val="000000"/>
-              </w:rPr>
-            </w:pPr>
-            <w:r>
-              <w:rPr>
-                <w:rFonts w:ascii="Arial" w:hAnsi="Arial" w:eastAsia="Arial" w:cs="Arial"/>
-                <w:i w:val="false"/>
-                <w:b w:val="false"/>
-                <w:u w:val="none"/>
-                <w:strike w:val="false"/>
-                <w:sz w:val="22"/>
-                <w:szCs w:val="22"/>
-                <w:color w:val="000000"/>
-              </w:rPr>
-              <w:t xml:space="preserve">6,225.5</w:t>
-            </w:r>
-          </w:p>
-        </w:tc>
-        <w:tc>
-          <w:tcPr>
-            <w:tcBorders>
-              <w:bottom w:val="single" w:sz="6" w:space="0" w:color="666666"/>
-              <w:top w:val="single" w:sz="6" w:space="0" w:color="666666"/>
-              <w:left w:val="single" w:sz="6" w:space="0" w:color="666666"/>
-              <w:right w:val="single" w:sz="6" w:space="0" w:color="666666"/>
-            </w:tcBorders>
-            <w:shd w:val="clear" w:color="auto" w:fill="FFFFFF"/>
-            <w:tcMar>
-              <w:top w:w="0" w:type="dxa"/>
-              <w:bottom w:w="0" w:type="dxa"/>
-              <w:left w:w="0" w:type="dxa"/>
-              <w:right w:w="0" w:type="dxa"/>
-            </w:tcMar>
-            <w:vAlign w:val="center"/>
-          </w:tcPr>
-          <w:p>
-            <w:pPr>
-              <w:pStyle w:val="Normal"/>
-              <w:jc w:val="right"/>
-              <w:pBdr>
-                <w:bottom w:val="none" w:sz="0" w:space="0" w:color="000000"/>
-                <w:top w:val="none" w:sz="0" w:space="0" w:color="000000"/>
-                <w:left w:val="none" w:sz="0" w:space="0" w:color="000000"/>
-                <w:right w:val="none" w:sz="0" w:space="0" w:color="000000"/>
-              </w:pBdr>
-              <w:spacing w:after="100" w:before="100" w:line="240"/>
-              <w:ind w:left="100" w:right="100" w:firstLine="0" w:firstLineChars="0"/>
-              <w:rPr>
-                <w:rFonts w:ascii="Arial" w:hAnsi="Arial" w:eastAsia="Arial" w:cs="Arial"/>
-                <w:i w:val="false"/>
-                <w:b w:val="false"/>
-                <w:u w:val="none"/>
-                <w:strike w:val="false"/>
-                <w:sz w:val="22"/>
-                <w:szCs w:val="22"/>
-                <w:color w:val="000000"/>
-              </w:rPr>
-            </w:pPr>
-            <w:r>
-              <w:rPr>
-                <w:rFonts w:ascii="Arial" w:hAnsi="Arial" w:eastAsia="Arial" w:cs="Arial"/>
-                <w:i w:val="false"/>
-                <w:b w:val="false"/>
-                <w:u w:val="none"/>
-                <w:strike w:val="false"/>
-                <w:sz w:val="22"/>
-                <w:szCs w:val="22"/>
-                <w:color w:val="000000"/>
-              </w:rPr>
-              <w:t xml:space="preserve">6,255.1</w:t>
-            </w:r>
-          </w:p>
-        </w:tc>
-        <w:tc>
-          <w:tcPr>
-            <w:tcBorders>
-              <w:bottom w:val="single" w:sz="6" w:space="0" w:color="666666"/>
-              <w:top w:val="single" w:sz="6" w:space="0" w:color="666666"/>
-              <w:left w:val="single" w:sz="6" w:space="0" w:color="666666"/>
-              <w:right w:val="single" w:sz="6" w:space="0" w:color="666666"/>
-            </w:tcBorders>
-            <w:shd w:val="clear" w:color="auto" w:fill="FFFFFF"/>
-            <w:tcMar>
-              <w:top w:w="0" w:type="dxa"/>
-              <w:bottom w:w="0" w:type="dxa"/>
-              <w:left w:w="0" w:type="dxa"/>
-              <w:right w:w="0" w:type="dxa"/>
-            </w:tcMar>
-            <w:vAlign w:val="center"/>
-          </w:tcPr>
-          <w:p>
-            <w:pPr>
-              <w:pStyle w:val="Normal"/>
-              <w:jc w:val="right"/>
-              <w:pBdr>
-                <w:bottom w:val="none" w:sz="0" w:space="0" w:color="000000"/>
-                <w:top w:val="none" w:sz="0" w:space="0" w:color="000000"/>
-                <w:left w:val="none" w:sz="0" w:space="0" w:color="000000"/>
-                <w:right w:val="none" w:sz="0" w:space="0" w:color="000000"/>
-              </w:pBdr>
-              <w:spacing w:after="100" w:before="100" w:line="240"/>
-              <w:ind w:left="100" w:right="100" w:firstLine="0" w:firstLineChars="0"/>
-              <w:rPr>
-                <w:rFonts w:ascii="Arial" w:hAnsi="Arial" w:eastAsia="Arial" w:cs="Arial"/>
-                <w:i w:val="false"/>
-                <w:b w:val="false"/>
-                <w:u w:val="none"/>
-                <w:strike w:val="false"/>
-                <w:sz w:val="22"/>
-                <w:szCs w:val="22"/>
-                <w:color w:val="000000"/>
-              </w:rPr>
-            </w:pPr>
-            <w:r>
-              <w:rPr>
-                <w:rFonts w:ascii="Arial" w:hAnsi="Arial" w:eastAsia="Arial" w:cs="Arial"/>
-                <w:i w:val="false"/>
-                <w:b w:val="false"/>
-                <w:u w:val="none"/>
-                <w:strike w:val="false"/>
-                <w:sz w:val="22"/>
-                <w:szCs w:val="22"/>
-                <w:color w:val="000000"/>
-              </w:rPr>
-              <w:t xml:space="preserve">6,271.0</w:t>
-            </w:r>
-          </w:p>
-        </w:tc>
-        <w:tc>
-          <w:tcPr>
-            <w:tcBorders>
-              <w:bottom w:val="single" w:sz="6" w:space="0" w:color="666666"/>
-              <w:top w:val="single" w:sz="6" w:space="0" w:color="666666"/>
-              <w:left w:val="single" w:sz="6" w:space="0" w:color="666666"/>
-              <w:right w:val="single" w:sz="6" w:space="0" w:color="666666"/>
-            </w:tcBorders>
-            <w:shd w:val="clear" w:color="auto" w:fill="FFFFFF"/>
-            <w:tcMar>
-              <w:top w:w="0" w:type="dxa"/>
-              <w:bottom w:w="0" w:type="dxa"/>
-              <w:left w:w="0" w:type="dxa"/>
-              <w:right w:w="0" w:type="dxa"/>
-            </w:tcMar>
-            <w:vAlign w:val="center"/>
-          </w:tcPr>
-          <w:p>
-            <w:pPr>
-              <w:pStyle w:val="Normal"/>
-              <w:jc w:val="right"/>
-              <w:pBdr>
-                <w:bottom w:val="none" w:sz="0" w:space="0" w:color="000000"/>
-                <w:top w:val="none" w:sz="0" w:space="0" w:color="000000"/>
-                <w:left w:val="none" w:sz="0" w:space="0" w:color="000000"/>
-                <w:right w:val="none" w:sz="0" w:space="0" w:color="000000"/>
-              </w:pBdr>
-              <w:spacing w:after="100" w:before="100" w:line="240"/>
-              <w:ind w:left="100" w:right="100" w:firstLine="0" w:firstLineChars="0"/>
-              <w:rPr>
-                <w:rFonts w:ascii="Arial" w:hAnsi="Arial" w:eastAsia="Arial" w:cs="Arial"/>
-                <w:i w:val="false"/>
-                <w:b w:val="false"/>
-                <w:u w:val="none"/>
-                <w:strike w:val="false"/>
-                <w:sz w:val="22"/>
-                <w:szCs w:val="22"/>
-                <w:color w:val="000000"/>
-              </w:rPr>
-            </w:pPr>
-            <w:r>
-              <w:rPr>
-                <w:rFonts w:ascii="Arial" w:hAnsi="Arial" w:eastAsia="Arial" w:cs="Arial"/>
-                <w:i w:val="false"/>
-                <w:b w:val="false"/>
-                <w:u w:val="none"/>
-                <w:strike w:val="false"/>
-                <w:sz w:val="22"/>
-                <w:szCs w:val="22"/>
-                <w:color w:val="000000"/>
-              </w:rPr>
-              <w:t xml:space="preserve">-3,106.3</w:t>
-            </w:r>
-          </w:p>
-        </w:tc>
-        <w:tc>
-          <w:tcPr>
-            <w:tcBorders>
-              <w:bottom w:val="single" w:sz="6" w:space="0" w:color="666666"/>
-              <w:top w:val="single" w:sz="6" w:space="0" w:color="666666"/>
-              <w:left w:val="single" w:sz="6" w:space="0" w:color="666666"/>
-              <w:right w:val="single" w:sz="6" w:space="0" w:color="666666"/>
-            </w:tcBorders>
-            <w:shd w:val="clear" w:color="auto" w:fill="FFFFFF"/>
-            <w:tcMar>
-              <w:top w:w="0" w:type="dxa"/>
-              <w:bottom w:w="0" w:type="dxa"/>
-              <w:left w:w="0" w:type="dxa"/>
-              <w:right w:w="0" w:type="dxa"/>
-            </w:tcMar>
-            <w:vAlign w:val="center"/>
-          </w:tcPr>
-          <w:p>
-            <w:pPr>
-              <w:pStyle w:val="Normal"/>
-              <w:jc w:val="right"/>
-              <w:pBdr>
-                <w:bottom w:val="none" w:sz="0" w:space="0" w:color="000000"/>
-                <w:top w:val="none" w:sz="0" w:space="0" w:color="000000"/>
-                <w:left w:val="none" w:sz="0" w:space="0" w:color="000000"/>
-                <w:right w:val="none" w:sz="0" w:space="0" w:color="000000"/>
-              </w:pBdr>
-              <w:spacing w:after="100" w:before="100" w:line="240"/>
-              <w:ind w:left="100" w:right="100" w:firstLine="0" w:firstLineChars="0"/>
-              <w:rPr>
-                <w:rFonts w:ascii="Arial" w:hAnsi="Arial" w:eastAsia="Arial" w:cs="Arial"/>
-                <w:i w:val="false"/>
-                <w:b w:val="false"/>
-                <w:u w:val="none"/>
-                <w:strike w:val="false"/>
-                <w:sz w:val="22"/>
-                <w:szCs w:val="22"/>
-                <w:color w:val="000000"/>
-              </w:rPr>
-            </w:pPr>
-            <w:r>
-              <w:rPr>
-                <w:rFonts w:ascii="Arial" w:hAnsi="Arial" w:eastAsia="Arial" w:cs="Arial"/>
-                <w:i w:val="false"/>
-                <w:b w:val="false"/>
-                <w:u w:val="none"/>
-                <w:strike w:val="false"/>
-                <w:sz w:val="22"/>
-                <w:szCs w:val="22"/>
-                <w:color w:val="000000"/>
-              </w:rPr>
-              <w:t xml:space="preserve">-3,105.7</w:t>
-            </w:r>
-          </w:p>
-        </w:tc>
-        <w:tc>
-          <w:tcPr>
-            <w:tcBorders>
-              <w:bottom w:val="single" w:sz="6" w:space="0" w:color="666666"/>
-              <w:top w:val="single" w:sz="6" w:space="0" w:color="666666"/>
-              <w:left w:val="single" w:sz="6" w:space="0" w:color="666666"/>
-              <w:right w:val="single" w:sz="6" w:space="0" w:color="666666"/>
-            </w:tcBorders>
-            <w:shd w:val="clear" w:color="auto" w:fill="FFFFFF"/>
-            <w:tcMar>
-              <w:top w:w="0" w:type="dxa"/>
-              <w:bottom w:w="0" w:type="dxa"/>
-              <w:left w:w="0" w:type="dxa"/>
-              <w:right w:w="0" w:type="dxa"/>
-            </w:tcMar>
-            <w:vAlign w:val="center"/>
-          </w:tcPr>
-          <w:p>
-            <w:pPr>
-              <w:pStyle w:val="Normal"/>
-              <w:jc w:val="right"/>
-              <w:pBdr>
-                <w:bottom w:val="none" w:sz="0" w:space="0" w:color="000000"/>
-                <w:top w:val="none" w:sz="0" w:space="0" w:color="000000"/>
-                <w:left w:val="none" w:sz="0" w:space="0" w:color="000000"/>
-                <w:right w:val="none" w:sz="0" w:space="0" w:color="000000"/>
-              </w:pBdr>
-              <w:spacing w:after="100" w:before="100" w:line="240"/>
-              <w:ind w:left="100" w:right="100" w:firstLine="0" w:firstLineChars="0"/>
-              <w:rPr>
-                <w:rFonts w:ascii="Arial" w:hAnsi="Arial" w:eastAsia="Arial" w:cs="Arial"/>
-                <w:i w:val="false"/>
-                <w:b w:val="false"/>
-                <w:u w:val="none"/>
-                <w:strike w:val="false"/>
-                <w:sz w:val="22"/>
-                <w:szCs w:val="22"/>
-                <w:color w:val="000000"/>
-              </w:rPr>
-            </w:pPr>
-            <w:r>
-              <w:rPr>
-                <w:rFonts w:ascii="Arial" w:hAnsi="Arial" w:eastAsia="Arial" w:cs="Arial"/>
-                <w:i w:val="false"/>
-                <w:b w:val="false"/>
-                <w:u w:val="none"/>
-                <w:strike w:val="false"/>
-                <w:sz w:val="22"/>
-                <w:szCs w:val="22"/>
-                <w:color w:val="000000"/>
-              </w:rPr>
-              <w:t xml:space="preserve">1.10</w:t>
+              <w:t xml:space="preserve">6,222.551</w:t>
+            </w:r>
+          </w:p>
+        </w:tc>
+        <w:tc>
+          <w:tcPr>
+            <w:tcBorders>
+              <w:bottom w:val="single" w:sz="6" w:space="0" w:color="666666"/>
+              <w:top w:val="single" w:sz="6" w:space="0" w:color="666666"/>
+              <w:left w:val="single" w:sz="6" w:space="0" w:color="666666"/>
+              <w:right w:val="single" w:sz="6" w:space="0" w:color="666666"/>
+            </w:tcBorders>
+            <w:shd w:val="clear" w:color="auto" w:fill="FFFFFF"/>
+            <w:tcMar>
+              <w:top w:w="0" w:type="dxa"/>
+              <w:bottom w:w="0" w:type="dxa"/>
+              <w:left w:w="0" w:type="dxa"/>
+              <w:right w:w="0" w:type="dxa"/>
+            </w:tcMar>
+            <w:vAlign w:val="center"/>
+          </w:tcPr>
+          <w:p>
+            <w:pPr>
+              <w:pStyle w:val="Normal"/>
+              <w:jc w:val="right"/>
+              <w:pBdr>
+                <w:bottom w:val="none" w:sz="0" w:space="0" w:color="000000"/>
+                <w:top w:val="none" w:sz="0" w:space="0" w:color="000000"/>
+                <w:left w:val="none" w:sz="0" w:space="0" w:color="000000"/>
+                <w:right w:val="none" w:sz="0" w:space="0" w:color="000000"/>
+              </w:pBdr>
+              <w:spacing w:after="100" w:before="100" w:line="240"/>
+              <w:ind w:left="100" w:right="100" w:firstLine="0" w:firstLineChars="0"/>
+              <w:rPr>
+                <w:rFonts w:ascii="Arial" w:hAnsi="Arial" w:eastAsia="Arial" w:cs="Arial"/>
+                <w:i w:val="false"/>
+                <w:b w:val="false"/>
+                <w:u w:val="none"/>
+                <w:strike w:val="false"/>
+                <w:sz w:val="22"/>
+                <w:szCs w:val="22"/>
+                <w:color w:val="000000"/>
+              </w:rPr>
+            </w:pPr>
+            <w:r>
+              <w:rPr>
+                <w:rFonts w:ascii="Arial" w:hAnsi="Arial" w:eastAsia="Arial" w:cs="Arial"/>
+                <w:i w:val="false"/>
+                <w:b w:val="false"/>
+                <w:u w:val="none"/>
+                <w:strike w:val="false"/>
+                <w:sz w:val="22"/>
+                <w:szCs w:val="22"/>
+                <w:color w:val="000000"/>
+              </w:rPr>
+              <w:t xml:space="preserve">6,225.454</w:t>
+            </w:r>
+          </w:p>
+        </w:tc>
+        <w:tc>
+          <w:tcPr>
+            <w:tcBorders>
+              <w:bottom w:val="single" w:sz="6" w:space="0" w:color="666666"/>
+              <w:top w:val="single" w:sz="6" w:space="0" w:color="666666"/>
+              <w:left w:val="single" w:sz="6" w:space="0" w:color="666666"/>
+              <w:right w:val="single" w:sz="6" w:space="0" w:color="666666"/>
+            </w:tcBorders>
+            <w:shd w:val="clear" w:color="auto" w:fill="FFFFFF"/>
+            <w:tcMar>
+              <w:top w:w="0" w:type="dxa"/>
+              <w:bottom w:w="0" w:type="dxa"/>
+              <w:left w:w="0" w:type="dxa"/>
+              <w:right w:w="0" w:type="dxa"/>
+            </w:tcMar>
+            <w:vAlign w:val="center"/>
+          </w:tcPr>
+          <w:p>
+            <w:pPr>
+              <w:pStyle w:val="Normal"/>
+              <w:jc w:val="right"/>
+              <w:pBdr>
+                <w:bottom w:val="none" w:sz="0" w:space="0" w:color="000000"/>
+                <w:top w:val="none" w:sz="0" w:space="0" w:color="000000"/>
+                <w:left w:val="none" w:sz="0" w:space="0" w:color="000000"/>
+                <w:right w:val="none" w:sz="0" w:space="0" w:color="000000"/>
+              </w:pBdr>
+              <w:spacing w:after="100" w:before="100" w:line="240"/>
+              <w:ind w:left="100" w:right="100" w:firstLine="0" w:firstLineChars="0"/>
+              <w:rPr>
+                <w:rFonts w:ascii="Arial" w:hAnsi="Arial" w:eastAsia="Arial" w:cs="Arial"/>
+                <w:i w:val="false"/>
+                <w:b w:val="false"/>
+                <w:u w:val="none"/>
+                <w:strike w:val="false"/>
+                <w:sz w:val="22"/>
+                <w:szCs w:val="22"/>
+                <w:color w:val="000000"/>
+              </w:rPr>
+            </w:pPr>
+            <w:r>
+              <w:rPr>
+                <w:rFonts w:ascii="Arial" w:hAnsi="Arial" w:eastAsia="Arial" w:cs="Arial"/>
+                <w:i w:val="false"/>
+                <w:b w:val="false"/>
+                <w:u w:val="none"/>
+                <w:strike w:val="false"/>
+                <w:sz w:val="22"/>
+                <w:szCs w:val="22"/>
+                <w:color w:val="000000"/>
+              </w:rPr>
+              <w:t xml:space="preserve">6,255.100</w:t>
+            </w:r>
+          </w:p>
+        </w:tc>
+        <w:tc>
+          <w:tcPr>
+            <w:tcBorders>
+              <w:bottom w:val="single" w:sz="6" w:space="0" w:color="666666"/>
+              <w:top w:val="single" w:sz="6" w:space="0" w:color="666666"/>
+              <w:left w:val="single" w:sz="6" w:space="0" w:color="666666"/>
+              <w:right w:val="single" w:sz="6" w:space="0" w:color="666666"/>
+            </w:tcBorders>
+            <w:shd w:val="clear" w:color="auto" w:fill="FFFFFF"/>
+            <w:tcMar>
+              <w:top w:w="0" w:type="dxa"/>
+              <w:bottom w:w="0" w:type="dxa"/>
+              <w:left w:w="0" w:type="dxa"/>
+              <w:right w:w="0" w:type="dxa"/>
+            </w:tcMar>
+            <w:vAlign w:val="center"/>
+          </w:tcPr>
+          <w:p>
+            <w:pPr>
+              <w:pStyle w:val="Normal"/>
+              <w:jc w:val="right"/>
+              <w:pBdr>
+                <w:bottom w:val="none" w:sz="0" w:space="0" w:color="000000"/>
+                <w:top w:val="none" w:sz="0" w:space="0" w:color="000000"/>
+                <w:left w:val="none" w:sz="0" w:space="0" w:color="000000"/>
+                <w:right w:val="none" w:sz="0" w:space="0" w:color="000000"/>
+              </w:pBdr>
+              <w:spacing w:after="100" w:before="100" w:line="240"/>
+              <w:ind w:left="100" w:right="100" w:firstLine="0" w:firstLineChars="0"/>
+              <w:rPr>
+                <w:rFonts w:ascii="Arial" w:hAnsi="Arial" w:eastAsia="Arial" w:cs="Arial"/>
+                <w:i w:val="false"/>
+                <w:b w:val="false"/>
+                <w:u w:val="none"/>
+                <w:strike w:val="false"/>
+                <w:sz w:val="22"/>
+                <w:szCs w:val="22"/>
+                <w:color w:val="000000"/>
+              </w:rPr>
+            </w:pPr>
+            <w:r>
+              <w:rPr>
+                <w:rFonts w:ascii="Arial" w:hAnsi="Arial" w:eastAsia="Arial" w:cs="Arial"/>
+                <w:i w:val="false"/>
+                <w:b w:val="false"/>
+                <w:u w:val="none"/>
+                <w:strike w:val="false"/>
+                <w:sz w:val="22"/>
+                <w:szCs w:val="22"/>
+                <w:color w:val="000000"/>
+              </w:rPr>
+              <w:t xml:space="preserve">6,271.022</w:t>
+            </w:r>
+          </w:p>
+        </w:tc>
+        <w:tc>
+          <w:tcPr>
+            <w:tcBorders>
+              <w:bottom w:val="single" w:sz="6" w:space="0" w:color="666666"/>
+              <w:top w:val="single" w:sz="6" w:space="0" w:color="666666"/>
+              <w:left w:val="single" w:sz="6" w:space="0" w:color="666666"/>
+              <w:right w:val="single" w:sz="6" w:space="0" w:color="666666"/>
+            </w:tcBorders>
+            <w:shd w:val="clear" w:color="auto" w:fill="FFFFFF"/>
+            <w:tcMar>
+              <w:top w:w="0" w:type="dxa"/>
+              <w:bottom w:w="0" w:type="dxa"/>
+              <w:left w:w="0" w:type="dxa"/>
+              <w:right w:w="0" w:type="dxa"/>
+            </w:tcMar>
+            <w:vAlign w:val="center"/>
+          </w:tcPr>
+          <w:p>
+            <w:pPr>
+              <w:pStyle w:val="Normal"/>
+              <w:jc w:val="right"/>
+              <w:pBdr>
+                <w:bottom w:val="none" w:sz="0" w:space="0" w:color="000000"/>
+                <w:top w:val="none" w:sz="0" w:space="0" w:color="000000"/>
+                <w:left w:val="none" w:sz="0" w:space="0" w:color="000000"/>
+                <w:right w:val="none" w:sz="0" w:space="0" w:color="000000"/>
+              </w:pBdr>
+              <w:spacing w:after="100" w:before="100" w:line="240"/>
+              <w:ind w:left="100" w:right="100" w:firstLine="0" w:firstLineChars="0"/>
+              <w:rPr>
+                <w:rFonts w:ascii="Arial" w:hAnsi="Arial" w:eastAsia="Arial" w:cs="Arial"/>
+                <w:i w:val="false"/>
+                <w:b w:val="false"/>
+                <w:u w:val="none"/>
+                <w:strike w:val="false"/>
+                <w:sz w:val="22"/>
+                <w:szCs w:val="22"/>
+                <w:color w:val="000000"/>
+              </w:rPr>
+            </w:pPr>
+            <w:r>
+              <w:rPr>
+                <w:rFonts w:ascii="Arial" w:hAnsi="Arial" w:eastAsia="Arial" w:cs="Arial"/>
+                <w:i w:val="false"/>
+                <w:b w:val="false"/>
+                <w:u w:val="none"/>
+                <w:strike w:val="false"/>
+                <w:sz w:val="22"/>
+                <w:szCs w:val="22"/>
+                <w:color w:val="000000"/>
+              </w:rPr>
+              <w:t xml:space="preserve">-3,106.2754</w:t>
+            </w:r>
+          </w:p>
+        </w:tc>
+        <w:tc>
+          <w:tcPr>
+            <w:tcBorders>
+              <w:bottom w:val="single" w:sz="6" w:space="0" w:color="666666"/>
+              <w:top w:val="single" w:sz="6" w:space="0" w:color="666666"/>
+              <w:left w:val="single" w:sz="6" w:space="0" w:color="666666"/>
+              <w:right w:val="single" w:sz="6" w:space="0" w:color="666666"/>
+            </w:tcBorders>
+            <w:shd w:val="clear" w:color="auto" w:fill="FFFFFF"/>
+            <w:tcMar>
+              <w:top w:w="0" w:type="dxa"/>
+              <w:bottom w:w="0" w:type="dxa"/>
+              <w:left w:w="0" w:type="dxa"/>
+              <w:right w:w="0" w:type="dxa"/>
+            </w:tcMar>
+            <w:vAlign w:val="center"/>
+          </w:tcPr>
+          <w:p>
+            <w:pPr>
+              <w:pStyle w:val="Normal"/>
+              <w:jc w:val="right"/>
+              <w:pBdr>
+                <w:bottom w:val="none" w:sz="0" w:space="0" w:color="000000"/>
+                <w:top w:val="none" w:sz="0" w:space="0" w:color="000000"/>
+                <w:left w:val="none" w:sz="0" w:space="0" w:color="000000"/>
+                <w:right w:val="none" w:sz="0" w:space="0" w:color="000000"/>
+              </w:pBdr>
+              <w:spacing w:after="100" w:before="100" w:line="240"/>
+              <w:ind w:left="100" w:right="100" w:firstLine="0" w:firstLineChars="0"/>
+              <w:rPr>
+                <w:rFonts w:ascii="Arial" w:hAnsi="Arial" w:eastAsia="Arial" w:cs="Arial"/>
+                <w:i w:val="false"/>
+                <w:b w:val="false"/>
+                <w:u w:val="none"/>
+                <w:strike w:val="false"/>
+                <w:sz w:val="22"/>
+                <w:szCs w:val="22"/>
+                <w:color w:val="000000"/>
+              </w:rPr>
+            </w:pPr>
+            <w:r>
+              <w:rPr>
+                <w:rFonts w:ascii="Arial" w:hAnsi="Arial" w:eastAsia="Arial" w:cs="Arial"/>
+                <w:i w:val="false"/>
+                <w:b w:val="false"/>
+                <w:u w:val="none"/>
+                <w:strike w:val="false"/>
+                <w:sz w:val="22"/>
+                <w:szCs w:val="22"/>
+                <w:color w:val="000000"/>
+              </w:rPr>
+              <w:t xml:space="preserve">-3,105.7269</w:t>
+            </w:r>
+          </w:p>
+        </w:tc>
+        <w:tc>
+          <w:tcPr>
+            <w:tcBorders>
+              <w:bottom w:val="single" w:sz="6" w:space="0" w:color="666666"/>
+              <w:top w:val="single" w:sz="6" w:space="0" w:color="666666"/>
+              <w:left w:val="single" w:sz="6" w:space="0" w:color="666666"/>
+              <w:right w:val="single" w:sz="6" w:space="0" w:color="666666"/>
+            </w:tcBorders>
+            <w:shd w:val="clear" w:color="auto" w:fill="FFFFFF"/>
+            <w:tcMar>
+              <w:top w:w="0" w:type="dxa"/>
+              <w:bottom w:w="0" w:type="dxa"/>
+              <w:left w:w="0" w:type="dxa"/>
+              <w:right w:w="0" w:type="dxa"/>
+            </w:tcMar>
+            <w:vAlign w:val="center"/>
+          </w:tcPr>
+          <w:p>
+            <w:pPr>
+              <w:pStyle w:val="Normal"/>
+              <w:jc w:val="right"/>
+              <w:pBdr>
+                <w:bottom w:val="none" w:sz="0" w:space="0" w:color="000000"/>
+                <w:top w:val="none" w:sz="0" w:space="0" w:color="000000"/>
+                <w:left w:val="none" w:sz="0" w:space="0" w:color="000000"/>
+                <w:right w:val="none" w:sz="0" w:space="0" w:color="000000"/>
+              </w:pBdr>
+              <w:spacing w:after="100" w:before="100" w:line="240"/>
+              <w:ind w:left="100" w:right="100" w:firstLine="0" w:firstLineChars="0"/>
+              <w:rPr>
+                <w:rFonts w:ascii="Arial" w:hAnsi="Arial" w:eastAsia="Arial" w:cs="Arial"/>
+                <w:i w:val="false"/>
+                <w:b w:val="false"/>
+                <w:u w:val="none"/>
+                <w:strike w:val="false"/>
+                <w:sz w:val="22"/>
+                <w:szCs w:val="22"/>
+                <w:color w:val="000000"/>
+              </w:rPr>
+            </w:pPr>
+            <w:r>
+              <w:rPr>
+                <w:rFonts w:ascii="Arial" w:hAnsi="Arial" w:eastAsia="Arial" w:cs="Arial"/>
+                <w:i w:val="false"/>
+                <w:b w:val="false"/>
+                <w:u w:val="none"/>
+                <w:strike w:val="false"/>
+                <w:sz w:val="22"/>
+                <w:szCs w:val="22"/>
+                <w:color w:val="000000"/>
+              </w:rPr>
+              <w:t xml:space="preserve">1.0969794</w:t>
             </w:r>
           </w:p>
         </w:tc>
@@ -2457,7 +2789,117 @@
                 <w:szCs w:val="22"/>
                 <w:color w:val="000000"/>
               </w:rPr>
-              <w:t xml:space="preserve">0.5780</w:t>
+              <w:t xml:space="preserve">0.43637589</w:t>
+            </w:r>
+          </w:p>
+        </w:tc>
+        <w:tc>
+          <w:tcPr>
+            <w:tcBorders>
+              <w:bottom w:val="single" w:sz="6" w:space="0" w:color="666666"/>
+              <w:top w:val="single" w:sz="6" w:space="0" w:color="666666"/>
+              <w:left w:val="single" w:sz="6" w:space="0" w:color="666666"/>
+              <w:right w:val="single" w:sz="6" w:space="0" w:color="666666"/>
+            </w:tcBorders>
+            <w:shd w:val="clear" w:color="auto" w:fill="FFFFFF"/>
+            <w:tcMar>
+              <w:top w:w="0" w:type="dxa"/>
+              <w:bottom w:w="0" w:type="dxa"/>
+              <w:left w:w="0" w:type="dxa"/>
+              <w:right w:w="0" w:type="dxa"/>
+            </w:tcMar>
+            <w:vAlign w:val="center"/>
+          </w:tcPr>
+          <w:p>
+            <w:pPr>
+              <w:pStyle w:val="Normal"/>
+              <w:jc w:val="right"/>
+              <w:pBdr>
+                <w:bottom w:val="none" w:sz="0" w:space="0" w:color="000000"/>
+                <w:top w:val="none" w:sz="0" w:space="0" w:color="000000"/>
+                <w:left w:val="none" w:sz="0" w:space="0" w:color="000000"/>
+                <w:right w:val="none" w:sz="0" w:space="0" w:color="000000"/>
+              </w:pBdr>
+              <w:spacing w:after="100" w:before="100" w:line="240"/>
+              <w:ind w:left="100" w:right="100" w:firstLine="0" w:firstLineChars="0"/>
+              <w:rPr>
+                <w:rFonts w:ascii="Arial" w:hAnsi="Arial" w:eastAsia="Arial" w:cs="Arial"/>
+                <w:i w:val="false"/>
+                <w:b w:val="false"/>
+                <w:u w:val="none"/>
+                <w:strike w:val="false"/>
+                <w:sz w:val="22"/>
+                <w:szCs w:val="22"/>
+                <w:color w:val="000000"/>
+              </w:rPr>
+            </w:pPr>
+            <w:r>
+              <w:rPr>
+                <w:rFonts w:ascii="Arial" w:hAnsi="Arial" w:eastAsia="Arial" w:cs="Arial"/>
+                <w:i w:val="false"/>
+                <w:b w:val="false"/>
+                <w:u w:val="none"/>
+                <w:strike w:val="false"/>
+                <w:sz w:val="22"/>
+                <w:szCs w:val="22"/>
+                <w:color w:val="000000"/>
+              </w:rPr>
+              <w:t xml:space="preserve">0.57782183</w:t>
+            </w:r>
+          </w:p>
+        </w:tc>
+        <w:tc>
+          <w:tcPr>
+            <w:tcBorders>
+              <w:bottom w:val="single" w:sz="6" w:space="0" w:color="666666"/>
+              <w:top w:val="single" w:sz="6" w:space="0" w:color="666666"/>
+              <w:left w:val="single" w:sz="6" w:space="0" w:color="666666"/>
+              <w:right w:val="single" w:sz="6" w:space="0" w:color="666666"/>
+            </w:tcBorders>
+            <w:shd w:val="clear" w:color="auto" w:fill="FFFFFF"/>
+            <w:tcMar>
+              <w:top w:w="0" w:type="dxa"/>
+              <w:bottom w:w="0" w:type="dxa"/>
+              <w:left w:w="0" w:type="dxa"/>
+              <w:right w:w="0" w:type="dxa"/>
+            </w:tcMar>
+            <w:vAlign w:val="center"/>
+          </w:tcPr>
+          <w:p>
+            <w:pPr>
+              <w:pStyle w:val="Normal"/>
+              <w:jc w:val="right"/>
+              <w:pBdr>
+                <w:bottom w:val="none" w:sz="0" w:space="0" w:color="000000"/>
+                <w:top w:val="none" w:sz="0" w:space="0" w:color="000000"/>
+                <w:left w:val="none" w:sz="0" w:space="0" w:color="000000"/>
+                <w:right w:val="none" w:sz="0" w:space="0" w:color="000000"/>
+              </w:pBdr>
+              <w:spacing w:after="100" w:before="100" w:line="240"/>
+              <w:ind w:left="100" w:right="100" w:firstLine="0" w:firstLineChars="0"/>
+              <w:rPr>
+                <w:rFonts w:ascii="Arial" w:hAnsi="Arial" w:eastAsia="Arial" w:cs="Arial"/>
+                <w:i w:val="false"/>
+                <w:b w:val="false"/>
+                <w:u w:val="none"/>
+                <w:strike w:val="false"/>
+                <w:sz w:val="22"/>
+                <w:szCs w:val="22"/>
+                <w:color w:val="000000"/>
+              </w:rPr>
+            </w:pPr>
+            <w:r>
+              <w:rPr>
+                <w:rFonts w:ascii="Arial" w:hAnsi="Arial" w:eastAsia="Arial" w:cs="Arial"/>
+                <w:i w:val="false"/>
+                <w:b w:val="false"/>
+                <w:u w:val="none"/>
+                <w:strike w:val="false"/>
+                <w:sz w:val="22"/>
+                <w:szCs w:val="22"/>
+                <w:color w:val="000000"/>
+              </w:rPr>
+              <w:t xml:space="preserve">false</w:t>
             </w:r>
           </w:p>
         </w:tc>
@@ -2627,337 +3069,337 @@
                 <w:szCs w:val="22"/>
                 <w:color w:val="000000"/>
               </w:rPr>
-              <w:t xml:space="preserve">6,222.6</w:t>
-            </w:r>
-          </w:p>
-        </w:tc>
-        <w:tc>
-          <w:tcPr>
-            <w:tcBorders>
-              <w:bottom w:val="single" w:sz="6" w:space="0" w:color="666666"/>
-              <w:top w:val="single" w:sz="6" w:space="0" w:color="666666"/>
-              <w:left w:val="single" w:sz="6" w:space="0" w:color="666666"/>
-              <w:right w:val="single" w:sz="6" w:space="0" w:color="666666"/>
-            </w:tcBorders>
-            <w:shd w:val="clear" w:color="auto" w:fill="FFFFFF"/>
-            <w:tcMar>
-              <w:top w:w="0" w:type="dxa"/>
-              <w:bottom w:w="0" w:type="dxa"/>
-              <w:left w:w="0" w:type="dxa"/>
-              <w:right w:w="0" w:type="dxa"/>
-            </w:tcMar>
-            <w:vAlign w:val="center"/>
-          </w:tcPr>
-          <w:p>
-            <w:pPr>
-              <w:pStyle w:val="Normal"/>
-              <w:jc w:val="right"/>
-              <w:pBdr>
-                <w:bottom w:val="none" w:sz="0" w:space="0" w:color="000000"/>
-                <w:top w:val="none" w:sz="0" w:space="0" w:color="000000"/>
-                <w:left w:val="none" w:sz="0" w:space="0" w:color="000000"/>
-                <w:right w:val="none" w:sz="0" w:space="0" w:color="000000"/>
-              </w:pBdr>
-              <w:spacing w:after="100" w:before="100" w:line="240"/>
-              <w:ind w:left="100" w:right="100" w:firstLine="0" w:firstLineChars="0"/>
-              <w:rPr>
-                <w:rFonts w:ascii="Arial" w:hAnsi="Arial" w:eastAsia="Arial" w:cs="Arial"/>
-                <w:i w:val="false"/>
-                <w:b w:val="false"/>
-                <w:u w:val="none"/>
-                <w:strike w:val="false"/>
-                <w:sz w:val="22"/>
-                <w:szCs w:val="22"/>
-                <w:color w:val="000000"/>
-              </w:rPr>
-            </w:pPr>
-            <w:r>
-              <w:rPr>
-                <w:rFonts w:ascii="Arial" w:hAnsi="Arial" w:eastAsia="Arial" w:cs="Arial"/>
-                <w:i w:val="false"/>
-                <w:b w:val="false"/>
-                <w:u w:val="none"/>
-                <w:strike w:val="false"/>
-                <w:sz w:val="22"/>
-                <w:szCs w:val="22"/>
-                <w:color w:val="000000"/>
-              </w:rPr>
-              <w:t xml:space="preserve">6,225.4</w:t>
-            </w:r>
-          </w:p>
-        </w:tc>
-        <w:tc>
-          <w:tcPr>
-            <w:tcBorders>
-              <w:bottom w:val="single" w:sz="6" w:space="0" w:color="666666"/>
-              <w:top w:val="single" w:sz="6" w:space="0" w:color="666666"/>
-              <w:left w:val="single" w:sz="6" w:space="0" w:color="666666"/>
-              <w:right w:val="single" w:sz="6" w:space="0" w:color="666666"/>
-            </w:tcBorders>
-            <w:shd w:val="clear" w:color="auto" w:fill="FFFFFF"/>
-            <w:tcMar>
-              <w:top w:w="0" w:type="dxa"/>
-              <w:bottom w:w="0" w:type="dxa"/>
-              <w:left w:w="0" w:type="dxa"/>
-              <w:right w:w="0" w:type="dxa"/>
-            </w:tcMar>
-            <w:vAlign w:val="center"/>
-          </w:tcPr>
-          <w:p>
-            <w:pPr>
-              <w:pStyle w:val="Normal"/>
-              <w:jc w:val="right"/>
-              <w:pBdr>
-                <w:bottom w:val="none" w:sz="0" w:space="0" w:color="000000"/>
-                <w:top w:val="none" w:sz="0" w:space="0" w:color="000000"/>
-                <w:left w:val="none" w:sz="0" w:space="0" w:color="000000"/>
-                <w:right w:val="none" w:sz="0" w:space="0" w:color="000000"/>
-              </w:pBdr>
-              <w:spacing w:after="100" w:before="100" w:line="240"/>
-              <w:ind w:left="100" w:right="100" w:firstLine="0" w:firstLineChars="0"/>
-              <w:rPr>
-                <w:rFonts w:ascii="Arial" w:hAnsi="Arial" w:eastAsia="Arial" w:cs="Arial"/>
-                <w:i w:val="false"/>
-                <w:b w:val="false"/>
-                <w:u w:val="none"/>
-                <w:strike w:val="false"/>
-                <w:sz w:val="22"/>
-                <w:szCs w:val="22"/>
-                <w:color w:val="000000"/>
-              </w:rPr>
-            </w:pPr>
-            <w:r>
-              <w:rPr>
-                <w:rFonts w:ascii="Arial" w:hAnsi="Arial" w:eastAsia="Arial" w:cs="Arial"/>
-                <w:i w:val="false"/>
-                <w:b w:val="false"/>
-                <w:u w:val="none"/>
-                <w:strike w:val="false"/>
-                <w:sz w:val="22"/>
-                <w:szCs w:val="22"/>
-                <w:color w:val="000000"/>
-              </w:rPr>
-              <w:t xml:space="preserve">6,255.1</w:t>
-            </w:r>
-          </w:p>
-        </w:tc>
-        <w:tc>
-          <w:tcPr>
-            <w:tcBorders>
-              <w:bottom w:val="single" w:sz="6" w:space="0" w:color="666666"/>
-              <w:top w:val="single" w:sz="6" w:space="0" w:color="666666"/>
-              <w:left w:val="single" w:sz="6" w:space="0" w:color="666666"/>
-              <w:right w:val="single" w:sz="6" w:space="0" w:color="666666"/>
-            </w:tcBorders>
-            <w:shd w:val="clear" w:color="auto" w:fill="FFFFFF"/>
-            <w:tcMar>
-              <w:top w:w="0" w:type="dxa"/>
-              <w:bottom w:w="0" w:type="dxa"/>
-              <w:left w:w="0" w:type="dxa"/>
-              <w:right w:w="0" w:type="dxa"/>
-            </w:tcMar>
-            <w:vAlign w:val="center"/>
-          </w:tcPr>
-          <w:p>
-            <w:pPr>
-              <w:pStyle w:val="Normal"/>
-              <w:jc w:val="right"/>
-              <w:pBdr>
-                <w:bottom w:val="none" w:sz="0" w:space="0" w:color="000000"/>
-                <w:top w:val="none" w:sz="0" w:space="0" w:color="000000"/>
-                <w:left w:val="none" w:sz="0" w:space="0" w:color="000000"/>
-                <w:right w:val="none" w:sz="0" w:space="0" w:color="000000"/>
-              </w:pBdr>
-              <w:spacing w:after="100" w:before="100" w:line="240"/>
-              <w:ind w:left="100" w:right="100" w:firstLine="0" w:firstLineChars="0"/>
-              <w:rPr>
-                <w:rFonts w:ascii="Arial" w:hAnsi="Arial" w:eastAsia="Arial" w:cs="Arial"/>
-                <w:i w:val="false"/>
-                <w:b w:val="false"/>
-                <w:u w:val="none"/>
-                <w:strike w:val="false"/>
-                <w:sz w:val="22"/>
-                <w:szCs w:val="22"/>
-                <w:color w:val="000000"/>
-              </w:rPr>
-            </w:pPr>
-            <w:r>
-              <w:rPr>
-                <w:rFonts w:ascii="Arial" w:hAnsi="Arial" w:eastAsia="Arial" w:cs="Arial"/>
-                <w:i w:val="false"/>
-                <w:b w:val="false"/>
-                <w:u w:val="none"/>
-                <w:strike w:val="false"/>
-                <w:sz w:val="22"/>
-                <w:szCs w:val="22"/>
-                <w:color w:val="000000"/>
-              </w:rPr>
-              <w:t xml:space="preserve">6,271.0</w:t>
-            </w:r>
-          </w:p>
-        </w:tc>
-        <w:tc>
-          <w:tcPr>
-            <w:tcBorders>
-              <w:bottom w:val="single" w:sz="6" w:space="0" w:color="666666"/>
-              <w:top w:val="single" w:sz="6" w:space="0" w:color="666666"/>
-              <w:left w:val="single" w:sz="6" w:space="0" w:color="666666"/>
-              <w:right w:val="single" w:sz="6" w:space="0" w:color="666666"/>
-            </w:tcBorders>
-            <w:shd w:val="clear" w:color="auto" w:fill="FFFFFF"/>
-            <w:tcMar>
-              <w:top w:w="0" w:type="dxa"/>
-              <w:bottom w:w="0" w:type="dxa"/>
-              <w:left w:w="0" w:type="dxa"/>
-              <w:right w:w="0" w:type="dxa"/>
-            </w:tcMar>
-            <w:vAlign w:val="center"/>
-          </w:tcPr>
-          <w:p>
-            <w:pPr>
-              <w:pStyle w:val="Normal"/>
-              <w:jc w:val="right"/>
-              <w:pBdr>
-                <w:bottom w:val="none" w:sz="0" w:space="0" w:color="000000"/>
-                <w:top w:val="none" w:sz="0" w:space="0" w:color="000000"/>
-                <w:left w:val="none" w:sz="0" w:space="0" w:color="000000"/>
-                <w:right w:val="none" w:sz="0" w:space="0" w:color="000000"/>
-              </w:pBdr>
-              <w:spacing w:after="100" w:before="100" w:line="240"/>
-              <w:ind w:left="100" w:right="100" w:firstLine="0" w:firstLineChars="0"/>
-              <w:rPr>
-                <w:rFonts w:ascii="Arial" w:hAnsi="Arial" w:eastAsia="Arial" w:cs="Arial"/>
-                <w:i w:val="false"/>
-                <w:b w:val="false"/>
-                <w:u w:val="none"/>
-                <w:strike w:val="false"/>
-                <w:sz w:val="22"/>
-                <w:szCs w:val="22"/>
-                <w:color w:val="000000"/>
-              </w:rPr>
-            </w:pPr>
-            <w:r>
-              <w:rPr>
-                <w:rFonts w:ascii="Arial" w:hAnsi="Arial" w:eastAsia="Arial" w:cs="Arial"/>
-                <w:i w:val="false"/>
-                <w:b w:val="false"/>
-                <w:u w:val="none"/>
-                <w:strike w:val="false"/>
-                <w:sz w:val="22"/>
-                <w:szCs w:val="22"/>
-                <w:color w:val="000000"/>
-              </w:rPr>
-              <w:t xml:space="preserve">-3,106.3</w:t>
-            </w:r>
-          </w:p>
-        </w:tc>
-        <w:tc>
-          <w:tcPr>
-            <w:tcBorders>
-              <w:bottom w:val="single" w:sz="6" w:space="0" w:color="666666"/>
-              <w:top w:val="single" w:sz="6" w:space="0" w:color="666666"/>
-              <w:left w:val="single" w:sz="6" w:space="0" w:color="666666"/>
-              <w:right w:val="single" w:sz="6" w:space="0" w:color="666666"/>
-            </w:tcBorders>
-            <w:shd w:val="clear" w:color="auto" w:fill="FFFFFF"/>
-            <w:tcMar>
-              <w:top w:w="0" w:type="dxa"/>
-              <w:bottom w:w="0" w:type="dxa"/>
-              <w:left w:w="0" w:type="dxa"/>
-              <w:right w:w="0" w:type="dxa"/>
-            </w:tcMar>
-            <w:vAlign w:val="center"/>
-          </w:tcPr>
-          <w:p>
-            <w:pPr>
-              <w:pStyle w:val="Normal"/>
-              <w:jc w:val="right"/>
-              <w:pBdr>
-                <w:bottom w:val="none" w:sz="0" w:space="0" w:color="000000"/>
-                <w:top w:val="none" w:sz="0" w:space="0" w:color="000000"/>
-                <w:left w:val="none" w:sz="0" w:space="0" w:color="000000"/>
-                <w:right w:val="none" w:sz="0" w:space="0" w:color="000000"/>
-              </w:pBdr>
-              <w:spacing w:after="100" w:before="100" w:line="240"/>
-              <w:ind w:left="100" w:right="100" w:firstLine="0" w:firstLineChars="0"/>
-              <w:rPr>
-                <w:rFonts w:ascii="Arial" w:hAnsi="Arial" w:eastAsia="Arial" w:cs="Arial"/>
-                <w:i w:val="false"/>
-                <w:b w:val="false"/>
-                <w:u w:val="none"/>
-                <w:strike w:val="false"/>
-                <w:sz w:val="22"/>
-                <w:szCs w:val="22"/>
-                <w:color w:val="000000"/>
-              </w:rPr>
-            </w:pPr>
-            <w:r>
-              <w:rPr>
-                <w:rFonts w:ascii="Arial" w:hAnsi="Arial" w:eastAsia="Arial" w:cs="Arial"/>
-                <w:i w:val="false"/>
-                <w:b w:val="false"/>
-                <w:u w:val="none"/>
-                <w:strike w:val="false"/>
-                <w:sz w:val="22"/>
-                <w:szCs w:val="22"/>
-                <w:color w:val="000000"/>
-              </w:rPr>
-              <w:t xml:space="preserve">-3,105.7</w:t>
-            </w:r>
-          </w:p>
-        </w:tc>
-        <w:tc>
-          <w:tcPr>
-            <w:tcBorders>
-              <w:bottom w:val="single" w:sz="6" w:space="0" w:color="666666"/>
-              <w:top w:val="single" w:sz="6" w:space="0" w:color="666666"/>
-              <w:left w:val="single" w:sz="6" w:space="0" w:color="666666"/>
-              <w:right w:val="single" w:sz="6" w:space="0" w:color="666666"/>
-            </w:tcBorders>
-            <w:shd w:val="clear" w:color="auto" w:fill="FFFFFF"/>
-            <w:tcMar>
-              <w:top w:w="0" w:type="dxa"/>
-              <w:bottom w:w="0" w:type="dxa"/>
-              <w:left w:w="0" w:type="dxa"/>
-              <w:right w:w="0" w:type="dxa"/>
-            </w:tcMar>
-            <w:vAlign w:val="center"/>
-          </w:tcPr>
-          <w:p>
-            <w:pPr>
-              <w:pStyle w:val="Normal"/>
-              <w:jc w:val="right"/>
-              <w:pBdr>
-                <w:bottom w:val="none" w:sz="0" w:space="0" w:color="000000"/>
-                <w:top w:val="none" w:sz="0" w:space="0" w:color="000000"/>
-                <w:left w:val="none" w:sz="0" w:space="0" w:color="000000"/>
-                <w:right w:val="none" w:sz="0" w:space="0" w:color="000000"/>
-              </w:pBdr>
-              <w:spacing w:after="100" w:before="100" w:line="240"/>
-              <w:ind w:left="100" w:right="100" w:firstLine="0" w:firstLineChars="0"/>
-              <w:rPr>
-                <w:rFonts w:ascii="Arial" w:hAnsi="Arial" w:eastAsia="Arial" w:cs="Arial"/>
-                <w:i w:val="false"/>
-                <w:b w:val="false"/>
-                <w:u w:val="none"/>
-                <w:strike w:val="false"/>
-                <w:sz w:val="22"/>
-                <w:szCs w:val="22"/>
-                <w:color w:val="000000"/>
-              </w:rPr>
-            </w:pPr>
-            <w:r>
-              <w:rPr>
-                <w:rFonts w:ascii="Arial" w:hAnsi="Arial" w:eastAsia="Arial" w:cs="Arial"/>
-                <w:i w:val="false"/>
-                <w:b w:val="false"/>
-                <w:u w:val="none"/>
-                <w:strike w:val="false"/>
-                <w:sz w:val="22"/>
-                <w:szCs w:val="22"/>
-                <w:color w:val="000000"/>
-              </w:rPr>
-              <w:t xml:space="preserve">1.10</w:t>
+              <w:t xml:space="preserve">6,222.551</w:t>
+            </w:r>
+          </w:p>
+        </w:tc>
+        <w:tc>
+          <w:tcPr>
+            <w:tcBorders>
+              <w:bottom w:val="single" w:sz="6" w:space="0" w:color="666666"/>
+              <w:top w:val="single" w:sz="6" w:space="0" w:color="666666"/>
+              <w:left w:val="single" w:sz="6" w:space="0" w:color="666666"/>
+              <w:right w:val="single" w:sz="6" w:space="0" w:color="666666"/>
+            </w:tcBorders>
+            <w:shd w:val="clear" w:color="auto" w:fill="FFFFFF"/>
+            <w:tcMar>
+              <w:top w:w="0" w:type="dxa"/>
+              <w:bottom w:w="0" w:type="dxa"/>
+              <w:left w:w="0" w:type="dxa"/>
+              <w:right w:w="0" w:type="dxa"/>
+            </w:tcMar>
+            <w:vAlign w:val="center"/>
+          </w:tcPr>
+          <w:p>
+            <w:pPr>
+              <w:pStyle w:val="Normal"/>
+              <w:jc w:val="right"/>
+              <w:pBdr>
+                <w:bottom w:val="none" w:sz="0" w:space="0" w:color="000000"/>
+                <w:top w:val="none" w:sz="0" w:space="0" w:color="000000"/>
+                <w:left w:val="none" w:sz="0" w:space="0" w:color="000000"/>
+                <w:right w:val="none" w:sz="0" w:space="0" w:color="000000"/>
+              </w:pBdr>
+              <w:spacing w:after="100" w:before="100" w:line="240"/>
+              <w:ind w:left="100" w:right="100" w:firstLine="0" w:firstLineChars="0"/>
+              <w:rPr>
+                <w:rFonts w:ascii="Arial" w:hAnsi="Arial" w:eastAsia="Arial" w:cs="Arial"/>
+                <w:i w:val="false"/>
+                <w:b w:val="false"/>
+                <w:u w:val="none"/>
+                <w:strike w:val="false"/>
+                <w:sz w:val="22"/>
+                <w:szCs w:val="22"/>
+                <w:color w:val="000000"/>
+              </w:rPr>
+            </w:pPr>
+            <w:r>
+              <w:rPr>
+                <w:rFonts w:ascii="Arial" w:hAnsi="Arial" w:eastAsia="Arial" w:cs="Arial"/>
+                <w:i w:val="false"/>
+                <w:b w:val="false"/>
+                <w:u w:val="none"/>
+                <w:strike w:val="false"/>
+                <w:sz w:val="22"/>
+                <w:szCs w:val="22"/>
+                <w:color w:val="000000"/>
+              </w:rPr>
+              <w:t xml:space="preserve">6,225.447</w:t>
+            </w:r>
+          </w:p>
+        </w:tc>
+        <w:tc>
+          <w:tcPr>
+            <w:tcBorders>
+              <w:bottom w:val="single" w:sz="6" w:space="0" w:color="666666"/>
+              <w:top w:val="single" w:sz="6" w:space="0" w:color="666666"/>
+              <w:left w:val="single" w:sz="6" w:space="0" w:color="666666"/>
+              <w:right w:val="single" w:sz="6" w:space="0" w:color="666666"/>
+            </w:tcBorders>
+            <w:shd w:val="clear" w:color="auto" w:fill="FFFFFF"/>
+            <w:tcMar>
+              <w:top w:w="0" w:type="dxa"/>
+              <w:bottom w:w="0" w:type="dxa"/>
+              <w:left w:w="0" w:type="dxa"/>
+              <w:right w:w="0" w:type="dxa"/>
+            </w:tcMar>
+            <w:vAlign w:val="center"/>
+          </w:tcPr>
+          <w:p>
+            <w:pPr>
+              <w:pStyle w:val="Normal"/>
+              <w:jc w:val="right"/>
+              <w:pBdr>
+                <w:bottom w:val="none" w:sz="0" w:space="0" w:color="000000"/>
+                <w:top w:val="none" w:sz="0" w:space="0" w:color="000000"/>
+                <w:left w:val="none" w:sz="0" w:space="0" w:color="000000"/>
+                <w:right w:val="none" w:sz="0" w:space="0" w:color="000000"/>
+              </w:pBdr>
+              <w:spacing w:after="100" w:before="100" w:line="240"/>
+              <w:ind w:left="100" w:right="100" w:firstLine="0" w:firstLineChars="0"/>
+              <w:rPr>
+                <w:rFonts w:ascii="Arial" w:hAnsi="Arial" w:eastAsia="Arial" w:cs="Arial"/>
+                <w:i w:val="false"/>
+                <w:b w:val="false"/>
+                <w:u w:val="none"/>
+                <w:strike w:val="false"/>
+                <w:sz w:val="22"/>
+                <w:szCs w:val="22"/>
+                <w:color w:val="000000"/>
+              </w:rPr>
+            </w:pPr>
+            <w:r>
+              <w:rPr>
+                <w:rFonts w:ascii="Arial" w:hAnsi="Arial" w:eastAsia="Arial" w:cs="Arial"/>
+                <w:i w:val="false"/>
+                <w:b w:val="false"/>
+                <w:u w:val="none"/>
+                <w:strike w:val="false"/>
+                <w:sz w:val="22"/>
+                <w:szCs w:val="22"/>
+                <w:color w:val="000000"/>
+              </w:rPr>
+              <w:t xml:space="preserve">6,255.100</w:t>
+            </w:r>
+          </w:p>
+        </w:tc>
+        <w:tc>
+          <w:tcPr>
+            <w:tcBorders>
+              <w:bottom w:val="single" w:sz="6" w:space="0" w:color="666666"/>
+              <w:top w:val="single" w:sz="6" w:space="0" w:color="666666"/>
+              <w:left w:val="single" w:sz="6" w:space="0" w:color="666666"/>
+              <w:right w:val="single" w:sz="6" w:space="0" w:color="666666"/>
+            </w:tcBorders>
+            <w:shd w:val="clear" w:color="auto" w:fill="FFFFFF"/>
+            <w:tcMar>
+              <w:top w:w="0" w:type="dxa"/>
+              <w:bottom w:w="0" w:type="dxa"/>
+              <w:left w:w="0" w:type="dxa"/>
+              <w:right w:w="0" w:type="dxa"/>
+            </w:tcMar>
+            <w:vAlign w:val="center"/>
+          </w:tcPr>
+          <w:p>
+            <w:pPr>
+              <w:pStyle w:val="Normal"/>
+              <w:jc w:val="right"/>
+              <w:pBdr>
+                <w:bottom w:val="none" w:sz="0" w:space="0" w:color="000000"/>
+                <w:top w:val="none" w:sz="0" w:space="0" w:color="000000"/>
+                <w:left w:val="none" w:sz="0" w:space="0" w:color="000000"/>
+                <w:right w:val="none" w:sz="0" w:space="0" w:color="000000"/>
+              </w:pBdr>
+              <w:spacing w:after="100" w:before="100" w:line="240"/>
+              <w:ind w:left="100" w:right="100" w:firstLine="0" w:firstLineChars="0"/>
+              <w:rPr>
+                <w:rFonts w:ascii="Arial" w:hAnsi="Arial" w:eastAsia="Arial" w:cs="Arial"/>
+                <w:i w:val="false"/>
+                <w:b w:val="false"/>
+                <w:u w:val="none"/>
+                <w:strike w:val="false"/>
+                <w:sz w:val="22"/>
+                <w:szCs w:val="22"/>
+                <w:color w:val="000000"/>
+              </w:rPr>
+            </w:pPr>
+            <w:r>
+              <w:rPr>
+                <w:rFonts w:ascii="Arial" w:hAnsi="Arial" w:eastAsia="Arial" w:cs="Arial"/>
+                <w:i w:val="false"/>
+                <w:b w:val="false"/>
+                <w:u w:val="none"/>
+                <w:strike w:val="false"/>
+                <w:sz w:val="22"/>
+                <w:szCs w:val="22"/>
+                <w:color w:val="000000"/>
+              </w:rPr>
+              <w:t xml:space="preserve">6,271.015</w:t>
+            </w:r>
+          </w:p>
+        </w:tc>
+        <w:tc>
+          <w:tcPr>
+            <w:tcBorders>
+              <w:bottom w:val="single" w:sz="6" w:space="0" w:color="666666"/>
+              <w:top w:val="single" w:sz="6" w:space="0" w:color="666666"/>
+              <w:left w:val="single" w:sz="6" w:space="0" w:color="666666"/>
+              <w:right w:val="single" w:sz="6" w:space="0" w:color="666666"/>
+            </w:tcBorders>
+            <w:shd w:val="clear" w:color="auto" w:fill="FFFFFF"/>
+            <w:tcMar>
+              <w:top w:w="0" w:type="dxa"/>
+              <w:bottom w:w="0" w:type="dxa"/>
+              <w:left w:w="0" w:type="dxa"/>
+              <w:right w:w="0" w:type="dxa"/>
+            </w:tcMar>
+            <w:vAlign w:val="center"/>
+          </w:tcPr>
+          <w:p>
+            <w:pPr>
+              <w:pStyle w:val="Normal"/>
+              <w:jc w:val="right"/>
+              <w:pBdr>
+                <w:bottom w:val="none" w:sz="0" w:space="0" w:color="000000"/>
+                <w:top w:val="none" w:sz="0" w:space="0" w:color="000000"/>
+                <w:left w:val="none" w:sz="0" w:space="0" w:color="000000"/>
+                <w:right w:val="none" w:sz="0" w:space="0" w:color="000000"/>
+              </w:pBdr>
+              <w:spacing w:after="100" w:before="100" w:line="240"/>
+              <w:ind w:left="100" w:right="100" w:firstLine="0" w:firstLineChars="0"/>
+              <w:rPr>
+                <w:rFonts w:ascii="Arial" w:hAnsi="Arial" w:eastAsia="Arial" w:cs="Arial"/>
+                <w:i w:val="false"/>
+                <w:b w:val="false"/>
+                <w:u w:val="none"/>
+                <w:strike w:val="false"/>
+                <w:sz w:val="22"/>
+                <w:szCs w:val="22"/>
+                <w:color w:val="000000"/>
+              </w:rPr>
+            </w:pPr>
+            <w:r>
+              <w:rPr>
+                <w:rFonts w:ascii="Arial" w:hAnsi="Arial" w:eastAsia="Arial" w:cs="Arial"/>
+                <w:i w:val="false"/>
+                <w:b w:val="false"/>
+                <w:u w:val="none"/>
+                <w:strike w:val="false"/>
+                <w:sz w:val="22"/>
+                <w:szCs w:val="22"/>
+                <w:color w:val="000000"/>
+              </w:rPr>
+              <w:t xml:space="preserve">-3,106.2754</w:t>
+            </w:r>
+          </w:p>
+        </w:tc>
+        <w:tc>
+          <w:tcPr>
+            <w:tcBorders>
+              <w:bottom w:val="single" w:sz="6" w:space="0" w:color="666666"/>
+              <w:top w:val="single" w:sz="6" w:space="0" w:color="666666"/>
+              <w:left w:val="single" w:sz="6" w:space="0" w:color="666666"/>
+              <w:right w:val="single" w:sz="6" w:space="0" w:color="666666"/>
+            </w:tcBorders>
+            <w:shd w:val="clear" w:color="auto" w:fill="FFFFFF"/>
+            <w:tcMar>
+              <w:top w:w="0" w:type="dxa"/>
+              <w:bottom w:w="0" w:type="dxa"/>
+              <w:left w:w="0" w:type="dxa"/>
+              <w:right w:w="0" w:type="dxa"/>
+            </w:tcMar>
+            <w:vAlign w:val="center"/>
+          </w:tcPr>
+          <w:p>
+            <w:pPr>
+              <w:pStyle w:val="Normal"/>
+              <w:jc w:val="right"/>
+              <w:pBdr>
+                <w:bottom w:val="none" w:sz="0" w:space="0" w:color="000000"/>
+                <w:top w:val="none" w:sz="0" w:space="0" w:color="000000"/>
+                <w:left w:val="none" w:sz="0" w:space="0" w:color="000000"/>
+                <w:right w:val="none" w:sz="0" w:space="0" w:color="000000"/>
+              </w:pBdr>
+              <w:spacing w:after="100" w:before="100" w:line="240"/>
+              <w:ind w:left="100" w:right="100" w:firstLine="0" w:firstLineChars="0"/>
+              <w:rPr>
+                <w:rFonts w:ascii="Arial" w:hAnsi="Arial" w:eastAsia="Arial" w:cs="Arial"/>
+                <w:i w:val="false"/>
+                <w:b w:val="false"/>
+                <w:u w:val="none"/>
+                <w:strike w:val="false"/>
+                <w:sz w:val="22"/>
+                <w:szCs w:val="22"/>
+                <w:color w:val="000000"/>
+              </w:rPr>
+            </w:pPr>
+            <w:r>
+              <w:rPr>
+                <w:rFonts w:ascii="Arial" w:hAnsi="Arial" w:eastAsia="Arial" w:cs="Arial"/>
+                <w:i w:val="false"/>
+                <w:b w:val="false"/>
+                <w:u w:val="none"/>
+                <w:strike w:val="false"/>
+                <w:sz w:val="22"/>
+                <w:szCs w:val="22"/>
+                <w:color w:val="000000"/>
+              </w:rPr>
+              <w:t xml:space="preserve">-3,105.7235</w:t>
+            </w:r>
+          </w:p>
+        </w:tc>
+        <w:tc>
+          <w:tcPr>
+            <w:tcBorders>
+              <w:bottom w:val="single" w:sz="6" w:space="0" w:color="666666"/>
+              <w:top w:val="single" w:sz="6" w:space="0" w:color="666666"/>
+              <w:left w:val="single" w:sz="6" w:space="0" w:color="666666"/>
+              <w:right w:val="single" w:sz="6" w:space="0" w:color="666666"/>
+            </w:tcBorders>
+            <w:shd w:val="clear" w:color="auto" w:fill="FFFFFF"/>
+            <w:tcMar>
+              <w:top w:w="0" w:type="dxa"/>
+              <w:bottom w:w="0" w:type="dxa"/>
+              <w:left w:w="0" w:type="dxa"/>
+              <w:right w:w="0" w:type="dxa"/>
+            </w:tcMar>
+            <w:vAlign w:val="center"/>
+          </w:tcPr>
+          <w:p>
+            <w:pPr>
+              <w:pStyle w:val="Normal"/>
+              <w:jc w:val="right"/>
+              <w:pBdr>
+                <w:bottom w:val="none" w:sz="0" w:space="0" w:color="000000"/>
+                <w:top w:val="none" w:sz="0" w:space="0" w:color="000000"/>
+                <w:left w:val="none" w:sz="0" w:space="0" w:color="000000"/>
+                <w:right w:val="none" w:sz="0" w:space="0" w:color="000000"/>
+              </w:pBdr>
+              <w:spacing w:after="100" w:before="100" w:line="240"/>
+              <w:ind w:left="100" w:right="100" w:firstLine="0" w:firstLineChars="0"/>
+              <w:rPr>
+                <w:rFonts w:ascii="Arial" w:hAnsi="Arial" w:eastAsia="Arial" w:cs="Arial"/>
+                <w:i w:val="false"/>
+                <w:b w:val="false"/>
+                <w:u w:val="none"/>
+                <w:strike w:val="false"/>
+                <w:sz w:val="22"/>
+                <w:szCs w:val="22"/>
+                <w:color w:val="000000"/>
+              </w:rPr>
+            </w:pPr>
+            <w:r>
+              <w:rPr>
+                <w:rFonts w:ascii="Arial" w:hAnsi="Arial" w:eastAsia="Arial" w:cs="Arial"/>
+                <w:i w:val="false"/>
+                <w:b w:val="false"/>
+                <w:u w:val="none"/>
+                <w:strike w:val="false"/>
+                <w:sz w:val="22"/>
+                <w:szCs w:val="22"/>
+                <w:color w:val="000000"/>
+              </w:rPr>
+              <w:t xml:space="preserve">1.1039357</w:t>
             </w:r>
           </w:p>
         </w:tc>
@@ -3067,7 +3509,117 @@
                 <w:szCs w:val="22"/>
                 <w:color w:val="000000"/>
               </w:rPr>
-              <w:t xml:space="preserve">0.5760</w:t>
+              <w:t xml:space="preserve">0.43460979</w:t>
+            </w:r>
+          </w:p>
+        </w:tc>
+        <w:tc>
+          <w:tcPr>
+            <w:tcBorders>
+              <w:bottom w:val="single" w:sz="6" w:space="0" w:color="666666"/>
+              <w:top w:val="single" w:sz="6" w:space="0" w:color="666666"/>
+              <w:left w:val="single" w:sz="6" w:space="0" w:color="666666"/>
+              <w:right w:val="single" w:sz="6" w:space="0" w:color="666666"/>
+            </w:tcBorders>
+            <w:shd w:val="clear" w:color="auto" w:fill="FFFFFF"/>
+            <w:tcMar>
+              <w:top w:w="0" w:type="dxa"/>
+              <w:bottom w:w="0" w:type="dxa"/>
+              <w:left w:w="0" w:type="dxa"/>
+              <w:right w:w="0" w:type="dxa"/>
+            </w:tcMar>
+            <w:vAlign w:val="center"/>
+          </w:tcPr>
+          <w:p>
+            <w:pPr>
+              <w:pStyle w:val="Normal"/>
+              <w:jc w:val="right"/>
+              <w:pBdr>
+                <w:bottom w:val="none" w:sz="0" w:space="0" w:color="000000"/>
+                <w:top w:val="none" w:sz="0" w:space="0" w:color="000000"/>
+                <w:left w:val="none" w:sz="0" w:space="0" w:color="000000"/>
+                <w:right w:val="none" w:sz="0" w:space="0" w:color="000000"/>
+              </w:pBdr>
+              <w:spacing w:after="100" w:before="100" w:line="240"/>
+              <w:ind w:left="100" w:right="100" w:firstLine="0" w:firstLineChars="0"/>
+              <w:rPr>
+                <w:rFonts w:ascii="Arial" w:hAnsi="Arial" w:eastAsia="Arial" w:cs="Arial"/>
+                <w:i w:val="false"/>
+                <w:b w:val="false"/>
+                <w:u w:val="none"/>
+                <w:strike w:val="false"/>
+                <w:sz w:val="22"/>
+                <w:szCs w:val="22"/>
+                <w:color w:val="000000"/>
+              </w:rPr>
+            </w:pPr>
+            <w:r>
+              <w:rPr>
+                <w:rFonts w:ascii="Arial" w:hAnsi="Arial" w:eastAsia="Arial" w:cs="Arial"/>
+                <w:i w:val="false"/>
+                <w:b w:val="false"/>
+                <w:u w:val="none"/>
+                <w:strike w:val="false"/>
+                <w:sz w:val="22"/>
+                <w:szCs w:val="22"/>
+                <w:color w:val="000000"/>
+              </w:rPr>
+              <w:t xml:space="preserve">0.57581558</w:t>
+            </w:r>
+          </w:p>
+        </w:tc>
+        <w:tc>
+          <w:tcPr>
+            <w:tcBorders>
+              <w:bottom w:val="single" w:sz="6" w:space="0" w:color="666666"/>
+              <w:top w:val="single" w:sz="6" w:space="0" w:color="666666"/>
+              <w:left w:val="single" w:sz="6" w:space="0" w:color="666666"/>
+              <w:right w:val="single" w:sz="6" w:space="0" w:color="666666"/>
+            </w:tcBorders>
+            <w:shd w:val="clear" w:color="auto" w:fill="FFFFFF"/>
+            <w:tcMar>
+              <w:top w:w="0" w:type="dxa"/>
+              <w:bottom w:w="0" w:type="dxa"/>
+              <w:left w:w="0" w:type="dxa"/>
+              <w:right w:w="0" w:type="dxa"/>
+            </w:tcMar>
+            <w:vAlign w:val="center"/>
+          </w:tcPr>
+          <w:p>
+            <w:pPr>
+              <w:pStyle w:val="Normal"/>
+              <w:jc w:val="right"/>
+              <w:pBdr>
+                <w:bottom w:val="none" w:sz="0" w:space="0" w:color="000000"/>
+                <w:top w:val="none" w:sz="0" w:space="0" w:color="000000"/>
+                <w:left w:val="none" w:sz="0" w:space="0" w:color="000000"/>
+                <w:right w:val="none" w:sz="0" w:space="0" w:color="000000"/>
+              </w:pBdr>
+              <w:spacing w:after="100" w:before="100" w:line="240"/>
+              <w:ind w:left="100" w:right="100" w:firstLine="0" w:firstLineChars="0"/>
+              <w:rPr>
+                <w:rFonts w:ascii="Arial" w:hAnsi="Arial" w:eastAsia="Arial" w:cs="Arial"/>
+                <w:i w:val="false"/>
+                <w:b w:val="false"/>
+                <w:u w:val="none"/>
+                <w:strike w:val="false"/>
+                <w:sz w:val="22"/>
+                <w:szCs w:val="22"/>
+                <w:color w:val="000000"/>
+              </w:rPr>
+            </w:pPr>
+            <w:r>
+              <w:rPr>
+                <w:rFonts w:ascii="Arial" w:hAnsi="Arial" w:eastAsia="Arial" w:cs="Arial"/>
+                <w:i w:val="false"/>
+                <w:b w:val="false"/>
+                <w:u w:val="none"/>
+                <w:strike w:val="false"/>
+                <w:sz w:val="22"/>
+                <w:szCs w:val="22"/>
+                <w:color w:val="000000"/>
+              </w:rPr>
+              <w:t xml:space="preserve">false</w:t>
             </w:r>
           </w:p>
         </w:tc>
@@ -3237,337 +3789,337 @@
                 <w:szCs w:val="22"/>
                 <w:color w:val="000000"/>
               </w:rPr>
-              <w:t xml:space="preserve">5,592.7</w:t>
-            </w:r>
-          </w:p>
-        </w:tc>
-        <w:tc>
-          <w:tcPr>
-            <w:tcBorders>
-              <w:bottom w:val="single" w:sz="6" w:space="0" w:color="666666"/>
-              <w:top w:val="single" w:sz="6" w:space="0" w:color="666666"/>
-              <w:left w:val="single" w:sz="6" w:space="0" w:color="666666"/>
-              <w:right w:val="single" w:sz="6" w:space="0" w:color="666666"/>
-            </w:tcBorders>
-            <w:shd w:val="clear" w:color="auto" w:fill="FFFFFF"/>
-            <w:tcMar>
-              <w:top w:w="0" w:type="dxa"/>
-              <w:bottom w:w="0" w:type="dxa"/>
-              <w:left w:w="0" w:type="dxa"/>
-              <w:right w:w="0" w:type="dxa"/>
-            </w:tcMar>
-            <w:vAlign w:val="center"/>
-          </w:tcPr>
-          <w:p>
-            <w:pPr>
-              <w:pStyle w:val="Normal"/>
-              <w:jc w:val="right"/>
-              <w:pBdr>
-                <w:bottom w:val="none" w:sz="0" w:space="0" w:color="000000"/>
-                <w:top w:val="none" w:sz="0" w:space="0" w:color="000000"/>
-                <w:left w:val="none" w:sz="0" w:space="0" w:color="000000"/>
-                <w:right w:val="none" w:sz="0" w:space="0" w:color="000000"/>
-              </w:pBdr>
-              <w:spacing w:after="100" w:before="100" w:line="240"/>
-              <w:ind w:left="100" w:right="100" w:firstLine="0" w:firstLineChars="0"/>
-              <w:rPr>
-                <w:rFonts w:ascii="Arial" w:hAnsi="Arial" w:eastAsia="Arial" w:cs="Arial"/>
-                <w:i w:val="false"/>
-                <w:b w:val="false"/>
-                <w:u w:val="none"/>
-                <w:strike w:val="false"/>
-                <w:sz w:val="22"/>
-                <w:szCs w:val="22"/>
-                <w:color w:val="000000"/>
-              </w:rPr>
-            </w:pPr>
-            <w:r>
-              <w:rPr>
-                <w:rFonts w:ascii="Arial" w:hAnsi="Arial" w:eastAsia="Arial" w:cs="Arial"/>
-                <w:i w:val="false"/>
-                <w:b w:val="false"/>
-                <w:u w:val="none"/>
-                <w:strike w:val="false"/>
-                <w:sz w:val="22"/>
-                <w:szCs w:val="22"/>
-                <w:color w:val="000000"/>
-              </w:rPr>
-              <w:t xml:space="preserve">5,596.4</w:t>
-            </w:r>
-          </w:p>
-        </w:tc>
-        <w:tc>
-          <w:tcPr>
-            <w:tcBorders>
-              <w:bottom w:val="single" w:sz="6" w:space="0" w:color="666666"/>
-              <w:top w:val="single" w:sz="6" w:space="0" w:color="666666"/>
-              <w:left w:val="single" w:sz="6" w:space="0" w:color="666666"/>
-              <w:right w:val="single" w:sz="6" w:space="0" w:color="666666"/>
-            </w:tcBorders>
-            <w:shd w:val="clear" w:color="auto" w:fill="FFFFFF"/>
-            <w:tcMar>
-              <w:top w:w="0" w:type="dxa"/>
-              <w:bottom w:w="0" w:type="dxa"/>
-              <w:left w:w="0" w:type="dxa"/>
-              <w:right w:w="0" w:type="dxa"/>
-            </w:tcMar>
-            <w:vAlign w:val="center"/>
-          </w:tcPr>
-          <w:p>
-            <w:pPr>
-              <w:pStyle w:val="Normal"/>
-              <w:jc w:val="right"/>
-              <w:pBdr>
-                <w:bottom w:val="none" w:sz="0" w:space="0" w:color="000000"/>
-                <w:top w:val="none" w:sz="0" w:space="0" w:color="000000"/>
-                <w:left w:val="none" w:sz="0" w:space="0" w:color="000000"/>
-                <w:right w:val="none" w:sz="0" w:space="0" w:color="000000"/>
-              </w:pBdr>
-              <w:spacing w:after="100" w:before="100" w:line="240"/>
-              <w:ind w:left="100" w:right="100" w:firstLine="0" w:firstLineChars="0"/>
-              <w:rPr>
-                <w:rFonts w:ascii="Arial" w:hAnsi="Arial" w:eastAsia="Arial" w:cs="Arial"/>
-                <w:i w:val="false"/>
-                <w:b w:val="false"/>
-                <w:u w:val="none"/>
-                <w:strike w:val="false"/>
-                <w:sz w:val="22"/>
-                <w:szCs w:val="22"/>
-                <w:color w:val="000000"/>
-              </w:rPr>
-            </w:pPr>
-            <w:r>
-              <w:rPr>
-                <w:rFonts w:ascii="Arial" w:hAnsi="Arial" w:eastAsia="Arial" w:cs="Arial"/>
-                <w:i w:val="false"/>
-                <w:b w:val="false"/>
-                <w:u w:val="none"/>
-                <w:strike w:val="false"/>
-                <w:sz w:val="22"/>
-                <w:szCs w:val="22"/>
-                <w:color w:val="000000"/>
-              </w:rPr>
-              <w:t xml:space="preserve">5,625.2</w:t>
-            </w:r>
-          </w:p>
-        </w:tc>
-        <w:tc>
-          <w:tcPr>
-            <w:tcBorders>
-              <w:bottom w:val="single" w:sz="6" w:space="0" w:color="666666"/>
-              <w:top w:val="single" w:sz="6" w:space="0" w:color="666666"/>
-              <w:left w:val="single" w:sz="6" w:space="0" w:color="666666"/>
-              <w:right w:val="single" w:sz="6" w:space="0" w:color="666666"/>
-            </w:tcBorders>
-            <w:shd w:val="clear" w:color="auto" w:fill="FFFFFF"/>
-            <w:tcMar>
-              <w:top w:w="0" w:type="dxa"/>
-              <w:bottom w:w="0" w:type="dxa"/>
-              <w:left w:w="0" w:type="dxa"/>
-              <w:right w:w="0" w:type="dxa"/>
-            </w:tcMar>
-            <w:vAlign w:val="center"/>
-          </w:tcPr>
-          <w:p>
-            <w:pPr>
-              <w:pStyle w:val="Normal"/>
-              <w:jc w:val="right"/>
-              <w:pBdr>
-                <w:bottom w:val="none" w:sz="0" w:space="0" w:color="000000"/>
-                <w:top w:val="none" w:sz="0" w:space="0" w:color="000000"/>
-                <w:left w:val="none" w:sz="0" w:space="0" w:color="000000"/>
-                <w:right w:val="none" w:sz="0" w:space="0" w:color="000000"/>
-              </w:pBdr>
-              <w:spacing w:after="100" w:before="100" w:line="240"/>
-              <w:ind w:left="100" w:right="100" w:firstLine="0" w:firstLineChars="0"/>
-              <w:rPr>
-                <w:rFonts w:ascii="Arial" w:hAnsi="Arial" w:eastAsia="Arial" w:cs="Arial"/>
-                <w:i w:val="false"/>
-                <w:b w:val="false"/>
-                <w:u w:val="none"/>
-                <w:strike w:val="false"/>
-                <w:sz w:val="22"/>
-                <w:szCs w:val="22"/>
-                <w:color w:val="000000"/>
-              </w:rPr>
-            </w:pPr>
-            <w:r>
-              <w:rPr>
-                <w:rFonts w:ascii="Arial" w:hAnsi="Arial" w:eastAsia="Arial" w:cs="Arial"/>
-                <w:i w:val="false"/>
-                <w:b w:val="false"/>
-                <w:u w:val="none"/>
-                <w:strike w:val="false"/>
-                <w:sz w:val="22"/>
-                <w:szCs w:val="22"/>
-                <w:color w:val="000000"/>
-              </w:rPr>
-              <w:t xml:space="preserve">5,641.9</w:t>
-            </w:r>
-          </w:p>
-        </w:tc>
-        <w:tc>
-          <w:tcPr>
-            <w:tcBorders>
-              <w:bottom w:val="single" w:sz="6" w:space="0" w:color="666666"/>
-              <w:top w:val="single" w:sz="6" w:space="0" w:color="666666"/>
-              <w:left w:val="single" w:sz="6" w:space="0" w:color="666666"/>
-              <w:right w:val="single" w:sz="6" w:space="0" w:color="666666"/>
-            </w:tcBorders>
-            <w:shd w:val="clear" w:color="auto" w:fill="FFFFFF"/>
-            <w:tcMar>
-              <w:top w:w="0" w:type="dxa"/>
-              <w:bottom w:w="0" w:type="dxa"/>
-              <w:left w:w="0" w:type="dxa"/>
-              <w:right w:w="0" w:type="dxa"/>
-            </w:tcMar>
-            <w:vAlign w:val="center"/>
-          </w:tcPr>
-          <w:p>
-            <w:pPr>
-              <w:pStyle w:val="Normal"/>
-              <w:jc w:val="right"/>
-              <w:pBdr>
-                <w:bottom w:val="none" w:sz="0" w:space="0" w:color="000000"/>
-                <w:top w:val="none" w:sz="0" w:space="0" w:color="000000"/>
-                <w:left w:val="none" w:sz="0" w:space="0" w:color="000000"/>
-                <w:right w:val="none" w:sz="0" w:space="0" w:color="000000"/>
-              </w:pBdr>
-              <w:spacing w:after="100" w:before="100" w:line="240"/>
-              <w:ind w:left="100" w:right="100" w:firstLine="0" w:firstLineChars="0"/>
-              <w:rPr>
-                <w:rFonts w:ascii="Arial" w:hAnsi="Arial" w:eastAsia="Arial" w:cs="Arial"/>
-                <w:i w:val="false"/>
-                <w:b w:val="false"/>
-                <w:u w:val="none"/>
-                <w:strike w:val="false"/>
-                <w:sz w:val="22"/>
-                <w:szCs w:val="22"/>
-                <w:color w:val="000000"/>
-              </w:rPr>
-            </w:pPr>
-            <w:r>
-              <w:rPr>
-                <w:rFonts w:ascii="Arial" w:hAnsi="Arial" w:eastAsia="Arial" w:cs="Arial"/>
-                <w:i w:val="false"/>
-                <w:b w:val="false"/>
-                <w:u w:val="none"/>
-                <w:strike w:val="false"/>
-                <w:sz w:val="22"/>
-                <w:szCs w:val="22"/>
-                <w:color w:val="000000"/>
-              </w:rPr>
-              <w:t xml:space="preserve">-2,791.4</w:t>
-            </w:r>
-          </w:p>
-        </w:tc>
-        <w:tc>
-          <w:tcPr>
-            <w:tcBorders>
-              <w:bottom w:val="single" w:sz="6" w:space="0" w:color="666666"/>
-              <w:top w:val="single" w:sz="6" w:space="0" w:color="666666"/>
-              <w:left w:val="single" w:sz="6" w:space="0" w:color="666666"/>
-              <w:right w:val="single" w:sz="6" w:space="0" w:color="666666"/>
-            </w:tcBorders>
-            <w:shd w:val="clear" w:color="auto" w:fill="FFFFFF"/>
-            <w:tcMar>
-              <w:top w:w="0" w:type="dxa"/>
-              <w:bottom w:w="0" w:type="dxa"/>
-              <w:left w:w="0" w:type="dxa"/>
-              <w:right w:w="0" w:type="dxa"/>
-            </w:tcMar>
-            <w:vAlign w:val="center"/>
-          </w:tcPr>
-          <w:p>
-            <w:pPr>
-              <w:pStyle w:val="Normal"/>
-              <w:jc w:val="right"/>
-              <w:pBdr>
-                <w:bottom w:val="none" w:sz="0" w:space="0" w:color="000000"/>
-                <w:top w:val="none" w:sz="0" w:space="0" w:color="000000"/>
-                <w:left w:val="none" w:sz="0" w:space="0" w:color="000000"/>
-                <w:right w:val="none" w:sz="0" w:space="0" w:color="000000"/>
-              </w:pBdr>
-              <w:spacing w:after="100" w:before="100" w:line="240"/>
-              <w:ind w:left="100" w:right="100" w:firstLine="0" w:firstLineChars="0"/>
-              <w:rPr>
-                <w:rFonts w:ascii="Arial" w:hAnsi="Arial" w:eastAsia="Arial" w:cs="Arial"/>
-                <w:i w:val="false"/>
-                <w:b w:val="false"/>
-                <w:u w:val="none"/>
-                <w:strike w:val="false"/>
-                <w:sz w:val="22"/>
-                <w:szCs w:val="22"/>
-                <w:color w:val="000000"/>
-              </w:rPr>
-            </w:pPr>
-            <w:r>
-              <w:rPr>
-                <w:rFonts w:ascii="Arial" w:hAnsi="Arial" w:eastAsia="Arial" w:cs="Arial"/>
-                <w:i w:val="false"/>
-                <w:b w:val="false"/>
-                <w:u w:val="none"/>
-                <w:strike w:val="false"/>
-                <w:sz w:val="22"/>
-                <w:szCs w:val="22"/>
-                <w:color w:val="000000"/>
-              </w:rPr>
-              <w:t xml:space="preserve">-2,791.2</w:t>
-            </w:r>
-          </w:p>
-        </w:tc>
-        <w:tc>
-          <w:tcPr>
-            <w:tcBorders>
-              <w:bottom w:val="single" w:sz="6" w:space="0" w:color="666666"/>
-              <w:top w:val="single" w:sz="6" w:space="0" w:color="666666"/>
-              <w:left w:val="single" w:sz="6" w:space="0" w:color="666666"/>
-              <w:right w:val="single" w:sz="6" w:space="0" w:color="666666"/>
-            </w:tcBorders>
-            <w:shd w:val="clear" w:color="auto" w:fill="FFFFFF"/>
-            <w:tcMar>
-              <w:top w:w="0" w:type="dxa"/>
-              <w:bottom w:w="0" w:type="dxa"/>
-              <w:left w:w="0" w:type="dxa"/>
-              <w:right w:w="0" w:type="dxa"/>
-            </w:tcMar>
-            <w:vAlign w:val="center"/>
-          </w:tcPr>
-          <w:p>
-            <w:pPr>
-              <w:pStyle w:val="Normal"/>
-              <w:jc w:val="right"/>
-              <w:pBdr>
-                <w:bottom w:val="none" w:sz="0" w:space="0" w:color="000000"/>
-                <w:top w:val="none" w:sz="0" w:space="0" w:color="000000"/>
-                <w:left w:val="none" w:sz="0" w:space="0" w:color="000000"/>
-                <w:right w:val="none" w:sz="0" w:space="0" w:color="000000"/>
-              </w:pBdr>
-              <w:spacing w:after="100" w:before="100" w:line="240"/>
-              <w:ind w:left="100" w:right="100" w:firstLine="0" w:firstLineChars="0"/>
-              <w:rPr>
-                <w:rFonts w:ascii="Arial" w:hAnsi="Arial" w:eastAsia="Arial" w:cs="Arial"/>
-                <w:i w:val="false"/>
-                <w:b w:val="false"/>
-                <w:u w:val="none"/>
-                <w:strike w:val="false"/>
-                <w:sz w:val="22"/>
-                <w:szCs w:val="22"/>
-                <w:color w:val="000000"/>
-              </w:rPr>
-            </w:pPr>
-            <w:r>
-              <w:rPr>
-                <w:rFonts w:ascii="Arial" w:hAnsi="Arial" w:eastAsia="Arial" w:cs="Arial"/>
-                <w:i w:val="false"/>
-                <w:b w:val="false"/>
-                <w:u w:val="none"/>
-                <w:strike w:val="false"/>
-                <w:sz w:val="22"/>
-                <w:szCs w:val="22"/>
-                <w:color w:val="000000"/>
-              </w:rPr>
-              <w:t xml:space="preserve">0.31</w:t>
+              <w:t xml:space="preserve">5,592.746</w:t>
+            </w:r>
+          </w:p>
+        </w:tc>
+        <w:tc>
+          <w:tcPr>
+            <w:tcBorders>
+              <w:bottom w:val="single" w:sz="6" w:space="0" w:color="666666"/>
+              <w:top w:val="single" w:sz="6" w:space="0" w:color="666666"/>
+              <w:left w:val="single" w:sz="6" w:space="0" w:color="666666"/>
+              <w:right w:val="single" w:sz="6" w:space="0" w:color="666666"/>
+            </w:tcBorders>
+            <w:shd w:val="clear" w:color="auto" w:fill="FFFFFF"/>
+            <w:tcMar>
+              <w:top w:w="0" w:type="dxa"/>
+              <w:bottom w:w="0" w:type="dxa"/>
+              <w:left w:w="0" w:type="dxa"/>
+              <w:right w:w="0" w:type="dxa"/>
+            </w:tcMar>
+            <w:vAlign w:val="center"/>
+          </w:tcPr>
+          <w:p>
+            <w:pPr>
+              <w:pStyle w:val="Normal"/>
+              <w:jc w:val="right"/>
+              <w:pBdr>
+                <w:bottom w:val="none" w:sz="0" w:space="0" w:color="000000"/>
+                <w:top w:val="none" w:sz="0" w:space="0" w:color="000000"/>
+                <w:left w:val="none" w:sz="0" w:space="0" w:color="000000"/>
+                <w:right w:val="none" w:sz="0" w:space="0" w:color="000000"/>
+              </w:pBdr>
+              <w:spacing w:after="100" w:before="100" w:line="240"/>
+              <w:ind w:left="100" w:right="100" w:firstLine="0" w:firstLineChars="0"/>
+              <w:rPr>
+                <w:rFonts w:ascii="Arial" w:hAnsi="Arial" w:eastAsia="Arial" w:cs="Arial"/>
+                <w:i w:val="false"/>
+                <w:b w:val="false"/>
+                <w:u w:val="none"/>
+                <w:strike w:val="false"/>
+                <w:sz w:val="22"/>
+                <w:szCs w:val="22"/>
+                <w:color w:val="000000"/>
+              </w:rPr>
+            </w:pPr>
+            <w:r>
+              <w:rPr>
+                <w:rFonts w:ascii="Arial" w:hAnsi="Arial" w:eastAsia="Arial" w:cs="Arial"/>
+                <w:i w:val="false"/>
+                <w:b w:val="false"/>
+                <w:u w:val="none"/>
+                <w:strike w:val="false"/>
+                <w:sz w:val="22"/>
+                <w:szCs w:val="22"/>
+                <w:color w:val="000000"/>
+              </w:rPr>
+              <w:t xml:space="preserve">5,596.432</w:t>
+            </w:r>
+          </w:p>
+        </w:tc>
+        <w:tc>
+          <w:tcPr>
+            <w:tcBorders>
+              <w:bottom w:val="single" w:sz="6" w:space="0" w:color="666666"/>
+              <w:top w:val="single" w:sz="6" w:space="0" w:color="666666"/>
+              <w:left w:val="single" w:sz="6" w:space="0" w:color="666666"/>
+              <w:right w:val="single" w:sz="6" w:space="0" w:color="666666"/>
+            </w:tcBorders>
+            <w:shd w:val="clear" w:color="auto" w:fill="FFFFFF"/>
+            <w:tcMar>
+              <w:top w:w="0" w:type="dxa"/>
+              <w:bottom w:w="0" w:type="dxa"/>
+              <w:left w:w="0" w:type="dxa"/>
+              <w:right w:w="0" w:type="dxa"/>
+            </w:tcMar>
+            <w:vAlign w:val="center"/>
+          </w:tcPr>
+          <w:p>
+            <w:pPr>
+              <w:pStyle w:val="Normal"/>
+              <w:jc w:val="right"/>
+              <w:pBdr>
+                <w:bottom w:val="none" w:sz="0" w:space="0" w:color="000000"/>
+                <w:top w:val="none" w:sz="0" w:space="0" w:color="000000"/>
+                <w:left w:val="none" w:sz="0" w:space="0" w:color="000000"/>
+                <w:right w:val="none" w:sz="0" w:space="0" w:color="000000"/>
+              </w:pBdr>
+              <w:spacing w:after="100" w:before="100" w:line="240"/>
+              <w:ind w:left="100" w:right="100" w:firstLine="0" w:firstLineChars="0"/>
+              <w:rPr>
+                <w:rFonts w:ascii="Arial" w:hAnsi="Arial" w:eastAsia="Arial" w:cs="Arial"/>
+                <w:i w:val="false"/>
+                <w:b w:val="false"/>
+                <w:u w:val="none"/>
+                <w:strike w:val="false"/>
+                <w:sz w:val="22"/>
+                <w:szCs w:val="22"/>
+                <w:color w:val="000000"/>
+              </w:rPr>
+            </w:pPr>
+            <w:r>
+              <w:rPr>
+                <w:rFonts w:ascii="Arial" w:hAnsi="Arial" w:eastAsia="Arial" w:cs="Arial"/>
+                <w:i w:val="false"/>
+                <w:b w:val="false"/>
+                <w:u w:val="none"/>
+                <w:strike w:val="false"/>
+                <w:sz w:val="22"/>
+                <w:szCs w:val="22"/>
+                <w:color w:val="000000"/>
+              </w:rPr>
+              <w:t xml:space="preserve">5,625.189</w:t>
+            </w:r>
+          </w:p>
+        </w:tc>
+        <w:tc>
+          <w:tcPr>
+            <w:tcBorders>
+              <w:bottom w:val="single" w:sz="6" w:space="0" w:color="666666"/>
+              <w:top w:val="single" w:sz="6" w:space="0" w:color="666666"/>
+              <w:left w:val="single" w:sz="6" w:space="0" w:color="666666"/>
+              <w:right w:val="single" w:sz="6" w:space="0" w:color="666666"/>
+            </w:tcBorders>
+            <w:shd w:val="clear" w:color="auto" w:fill="FFFFFF"/>
+            <w:tcMar>
+              <w:top w:w="0" w:type="dxa"/>
+              <w:bottom w:w="0" w:type="dxa"/>
+              <w:left w:w="0" w:type="dxa"/>
+              <w:right w:w="0" w:type="dxa"/>
+            </w:tcMar>
+            <w:vAlign w:val="center"/>
+          </w:tcPr>
+          <w:p>
+            <w:pPr>
+              <w:pStyle w:val="Normal"/>
+              <w:jc w:val="right"/>
+              <w:pBdr>
+                <w:bottom w:val="none" w:sz="0" w:space="0" w:color="000000"/>
+                <w:top w:val="none" w:sz="0" w:space="0" w:color="000000"/>
+                <w:left w:val="none" w:sz="0" w:space="0" w:color="000000"/>
+                <w:right w:val="none" w:sz="0" w:space="0" w:color="000000"/>
+              </w:pBdr>
+              <w:spacing w:after="100" w:before="100" w:line="240"/>
+              <w:ind w:left="100" w:right="100" w:firstLine="0" w:firstLineChars="0"/>
+              <w:rPr>
+                <w:rFonts w:ascii="Arial" w:hAnsi="Arial" w:eastAsia="Arial" w:cs="Arial"/>
+                <w:i w:val="false"/>
+                <w:b w:val="false"/>
+                <w:u w:val="none"/>
+                <w:strike w:val="false"/>
+                <w:sz w:val="22"/>
+                <w:szCs w:val="22"/>
+                <w:color w:val="000000"/>
+              </w:rPr>
+            </w:pPr>
+            <w:r>
+              <w:rPr>
+                <w:rFonts w:ascii="Arial" w:hAnsi="Arial" w:eastAsia="Arial" w:cs="Arial"/>
+                <w:i w:val="false"/>
+                <w:b w:val="false"/>
+                <w:u w:val="none"/>
+                <w:strike w:val="false"/>
+                <w:sz w:val="22"/>
+                <w:szCs w:val="22"/>
+                <w:color w:val="000000"/>
+              </w:rPr>
+              <w:t xml:space="preserve">5,641.852</w:t>
+            </w:r>
+          </w:p>
+        </w:tc>
+        <w:tc>
+          <w:tcPr>
+            <w:tcBorders>
+              <w:bottom w:val="single" w:sz="6" w:space="0" w:color="666666"/>
+              <w:top w:val="single" w:sz="6" w:space="0" w:color="666666"/>
+              <w:left w:val="single" w:sz="6" w:space="0" w:color="666666"/>
+              <w:right w:val="single" w:sz="6" w:space="0" w:color="666666"/>
+            </w:tcBorders>
+            <w:shd w:val="clear" w:color="auto" w:fill="FFFFFF"/>
+            <w:tcMar>
+              <w:top w:w="0" w:type="dxa"/>
+              <w:bottom w:w="0" w:type="dxa"/>
+              <w:left w:w="0" w:type="dxa"/>
+              <w:right w:w="0" w:type="dxa"/>
+            </w:tcMar>
+            <w:vAlign w:val="center"/>
+          </w:tcPr>
+          <w:p>
+            <w:pPr>
+              <w:pStyle w:val="Normal"/>
+              <w:jc w:val="right"/>
+              <w:pBdr>
+                <w:bottom w:val="none" w:sz="0" w:space="0" w:color="000000"/>
+                <w:top w:val="none" w:sz="0" w:space="0" w:color="000000"/>
+                <w:left w:val="none" w:sz="0" w:space="0" w:color="000000"/>
+                <w:right w:val="none" w:sz="0" w:space="0" w:color="000000"/>
+              </w:pBdr>
+              <w:spacing w:after="100" w:before="100" w:line="240"/>
+              <w:ind w:left="100" w:right="100" w:firstLine="0" w:firstLineChars="0"/>
+              <w:rPr>
+                <w:rFonts w:ascii="Arial" w:hAnsi="Arial" w:eastAsia="Arial" w:cs="Arial"/>
+                <w:i w:val="false"/>
+                <w:b w:val="false"/>
+                <w:u w:val="none"/>
+                <w:strike w:val="false"/>
+                <w:sz w:val="22"/>
+                <w:szCs w:val="22"/>
+                <w:color w:val="000000"/>
+              </w:rPr>
+            </w:pPr>
+            <w:r>
+              <w:rPr>
+                <w:rFonts w:ascii="Arial" w:hAnsi="Arial" w:eastAsia="Arial" w:cs="Arial"/>
+                <w:i w:val="false"/>
+                <w:b w:val="false"/>
+                <w:u w:val="none"/>
+                <w:strike w:val="false"/>
+                <w:sz w:val="22"/>
+                <w:szCs w:val="22"/>
+                <w:color w:val="000000"/>
+              </w:rPr>
+              <w:t xml:space="preserve">-2,791.3730</w:t>
+            </w:r>
+          </w:p>
+        </w:tc>
+        <w:tc>
+          <w:tcPr>
+            <w:tcBorders>
+              <w:bottom w:val="single" w:sz="6" w:space="0" w:color="666666"/>
+              <w:top w:val="single" w:sz="6" w:space="0" w:color="666666"/>
+              <w:left w:val="single" w:sz="6" w:space="0" w:color="666666"/>
+              <w:right w:val="single" w:sz="6" w:space="0" w:color="666666"/>
+            </w:tcBorders>
+            <w:shd w:val="clear" w:color="auto" w:fill="FFFFFF"/>
+            <w:tcMar>
+              <w:top w:w="0" w:type="dxa"/>
+              <w:bottom w:w="0" w:type="dxa"/>
+              <w:left w:w="0" w:type="dxa"/>
+              <w:right w:w="0" w:type="dxa"/>
+            </w:tcMar>
+            <w:vAlign w:val="center"/>
+          </w:tcPr>
+          <w:p>
+            <w:pPr>
+              <w:pStyle w:val="Normal"/>
+              <w:jc w:val="right"/>
+              <w:pBdr>
+                <w:bottom w:val="none" w:sz="0" w:space="0" w:color="000000"/>
+                <w:top w:val="none" w:sz="0" w:space="0" w:color="000000"/>
+                <w:left w:val="none" w:sz="0" w:space="0" w:color="000000"/>
+                <w:right w:val="none" w:sz="0" w:space="0" w:color="000000"/>
+              </w:pBdr>
+              <w:spacing w:after="100" w:before="100" w:line="240"/>
+              <w:ind w:left="100" w:right="100" w:firstLine="0" w:firstLineChars="0"/>
+              <w:rPr>
+                <w:rFonts w:ascii="Arial" w:hAnsi="Arial" w:eastAsia="Arial" w:cs="Arial"/>
+                <w:i w:val="false"/>
+                <w:b w:val="false"/>
+                <w:u w:val="none"/>
+                <w:strike w:val="false"/>
+                <w:sz w:val="22"/>
+                <w:szCs w:val="22"/>
+                <w:color w:val="000000"/>
+              </w:rPr>
+            </w:pPr>
+            <w:r>
+              <w:rPr>
+                <w:rFonts w:ascii="Arial" w:hAnsi="Arial" w:eastAsia="Arial" w:cs="Arial"/>
+                <w:i w:val="false"/>
+                <w:b w:val="false"/>
+                <w:u w:val="none"/>
+                <w:strike w:val="false"/>
+                <w:sz w:val="22"/>
+                <w:szCs w:val="22"/>
+                <w:color w:val="000000"/>
+              </w:rPr>
+              <w:t xml:space="preserve">-2,791.2158</w:t>
+            </w:r>
+          </w:p>
+        </w:tc>
+        <w:tc>
+          <w:tcPr>
+            <w:tcBorders>
+              <w:bottom w:val="single" w:sz="6" w:space="0" w:color="666666"/>
+              <w:top w:val="single" w:sz="6" w:space="0" w:color="666666"/>
+              <w:left w:val="single" w:sz="6" w:space="0" w:color="666666"/>
+              <w:right w:val="single" w:sz="6" w:space="0" w:color="666666"/>
+            </w:tcBorders>
+            <w:shd w:val="clear" w:color="auto" w:fill="FFFFFF"/>
+            <w:tcMar>
+              <w:top w:w="0" w:type="dxa"/>
+              <w:bottom w:w="0" w:type="dxa"/>
+              <w:left w:w="0" w:type="dxa"/>
+              <w:right w:w="0" w:type="dxa"/>
+            </w:tcMar>
+            <w:vAlign w:val="center"/>
+          </w:tcPr>
+          <w:p>
+            <w:pPr>
+              <w:pStyle w:val="Normal"/>
+              <w:jc w:val="right"/>
+              <w:pBdr>
+                <w:bottom w:val="none" w:sz="0" w:space="0" w:color="000000"/>
+                <w:top w:val="none" w:sz="0" w:space="0" w:color="000000"/>
+                <w:left w:val="none" w:sz="0" w:space="0" w:color="000000"/>
+                <w:right w:val="none" w:sz="0" w:space="0" w:color="000000"/>
+              </w:pBdr>
+              <w:spacing w:after="100" w:before="100" w:line="240"/>
+              <w:ind w:left="100" w:right="100" w:firstLine="0" w:firstLineChars="0"/>
+              <w:rPr>
+                <w:rFonts w:ascii="Arial" w:hAnsi="Arial" w:eastAsia="Arial" w:cs="Arial"/>
+                <w:i w:val="false"/>
+                <w:b w:val="false"/>
+                <w:u w:val="none"/>
+                <w:strike w:val="false"/>
+                <w:sz w:val="22"/>
+                <w:szCs w:val="22"/>
+                <w:color w:val="000000"/>
+              </w:rPr>
+            </w:pPr>
+            <w:r>
+              <w:rPr>
+                <w:rFonts w:ascii="Arial" w:hAnsi="Arial" w:eastAsia="Arial" w:cs="Arial"/>
+                <w:i w:val="false"/>
+                <w:b w:val="false"/>
+                <w:u w:val="none"/>
+                <w:strike w:val="false"/>
+                <w:sz w:val="22"/>
+                <w:szCs w:val="22"/>
+                <w:color w:val="000000"/>
+              </w:rPr>
+              <w:t xml:space="preserve">0.3144589</w:t>
             </w:r>
           </w:p>
         </w:tc>
@@ -3677,7 +4229,117 @@
                 <w:szCs w:val="22"/>
                 <w:color w:val="000000"/>
               </w:rPr>
-              <w:t xml:space="preserve">0.8550</w:t>
+              <w:t xml:space="preserve">0.71473240</w:t>
+            </w:r>
+          </w:p>
+        </w:tc>
+        <w:tc>
+          <w:tcPr>
+            <w:tcBorders>
+              <w:bottom w:val="single" w:sz="6" w:space="0" w:color="666666"/>
+              <w:top w:val="single" w:sz="6" w:space="0" w:color="666666"/>
+              <w:left w:val="single" w:sz="6" w:space="0" w:color="666666"/>
+              <w:right w:val="single" w:sz="6" w:space="0" w:color="666666"/>
+            </w:tcBorders>
+            <w:shd w:val="clear" w:color="auto" w:fill="FFFFFF"/>
+            <w:tcMar>
+              <w:top w:w="0" w:type="dxa"/>
+              <w:bottom w:w="0" w:type="dxa"/>
+              <w:left w:w="0" w:type="dxa"/>
+              <w:right w:w="0" w:type="dxa"/>
+            </w:tcMar>
+            <w:vAlign w:val="center"/>
+          </w:tcPr>
+          <w:p>
+            <w:pPr>
+              <w:pStyle w:val="Normal"/>
+              <w:jc w:val="right"/>
+              <w:pBdr>
+                <w:bottom w:val="none" w:sz="0" w:space="0" w:color="000000"/>
+                <w:top w:val="none" w:sz="0" w:space="0" w:color="000000"/>
+                <w:left w:val="none" w:sz="0" w:space="0" w:color="000000"/>
+                <w:right w:val="none" w:sz="0" w:space="0" w:color="000000"/>
+              </w:pBdr>
+              <w:spacing w:after="100" w:before="100" w:line="240"/>
+              <w:ind w:left="100" w:right="100" w:firstLine="0" w:firstLineChars="0"/>
+              <w:rPr>
+                <w:rFonts w:ascii="Arial" w:hAnsi="Arial" w:eastAsia="Arial" w:cs="Arial"/>
+                <w:i w:val="false"/>
+                <w:b w:val="false"/>
+                <w:u w:val="none"/>
+                <w:strike w:val="false"/>
+                <w:sz w:val="22"/>
+                <w:szCs w:val="22"/>
+                <w:color w:val="000000"/>
+              </w:rPr>
+            </w:pPr>
+            <w:r>
+              <w:rPr>
+                <w:rFonts w:ascii="Arial" w:hAnsi="Arial" w:eastAsia="Arial" w:cs="Arial"/>
+                <w:i w:val="false"/>
+                <w:b w:val="false"/>
+                <w:u w:val="none"/>
+                <w:strike w:val="false"/>
+                <w:sz w:val="22"/>
+                <w:szCs w:val="22"/>
+                <w:color w:val="000000"/>
+              </w:rPr>
+              <w:t xml:space="preserve">0.85450797</w:t>
+            </w:r>
+          </w:p>
+        </w:tc>
+        <w:tc>
+          <w:tcPr>
+            <w:tcBorders>
+              <w:bottom w:val="single" w:sz="6" w:space="0" w:color="666666"/>
+              <w:top w:val="single" w:sz="6" w:space="0" w:color="666666"/>
+              <w:left w:val="single" w:sz="6" w:space="0" w:color="666666"/>
+              <w:right w:val="single" w:sz="6" w:space="0" w:color="666666"/>
+            </w:tcBorders>
+            <w:shd w:val="clear" w:color="auto" w:fill="FFFFFF"/>
+            <w:tcMar>
+              <w:top w:w="0" w:type="dxa"/>
+              <w:bottom w:w="0" w:type="dxa"/>
+              <w:left w:w="0" w:type="dxa"/>
+              <w:right w:w="0" w:type="dxa"/>
+            </w:tcMar>
+            <w:vAlign w:val="center"/>
+          </w:tcPr>
+          <w:p>
+            <w:pPr>
+              <w:pStyle w:val="Normal"/>
+              <w:jc w:val="right"/>
+              <w:pBdr>
+                <w:bottom w:val="none" w:sz="0" w:space="0" w:color="000000"/>
+                <w:top w:val="none" w:sz="0" w:space="0" w:color="000000"/>
+                <w:left w:val="none" w:sz="0" w:space="0" w:color="000000"/>
+                <w:right w:val="none" w:sz="0" w:space="0" w:color="000000"/>
+              </w:pBdr>
+              <w:spacing w:after="100" w:before="100" w:line="240"/>
+              <w:ind w:left="100" w:right="100" w:firstLine="0" w:firstLineChars="0"/>
+              <w:rPr>
+                <w:rFonts w:ascii="Arial" w:hAnsi="Arial" w:eastAsia="Arial" w:cs="Arial"/>
+                <w:i w:val="false"/>
+                <w:b w:val="false"/>
+                <w:u w:val="none"/>
+                <w:strike w:val="false"/>
+                <w:sz w:val="22"/>
+                <w:szCs w:val="22"/>
+                <w:color w:val="000000"/>
+              </w:rPr>
+            </w:pPr>
+            <w:r>
+              <w:rPr>
+                <w:rFonts w:ascii="Arial" w:hAnsi="Arial" w:eastAsia="Arial" w:cs="Arial"/>
+                <w:i w:val="false"/>
+                <w:b w:val="false"/>
+                <w:u w:val="none"/>
+                <w:strike w:val="false"/>
+                <w:sz w:val="22"/>
+                <w:szCs w:val="22"/>
+                <w:color w:val="000000"/>
+              </w:rPr>
+              <w:t xml:space="preserve">false</w:t>
             </w:r>
           </w:p>
         </w:tc>
@@ -3847,337 +4509,337 @@
                 <w:szCs w:val="22"/>
                 <w:color w:val="000000"/>
               </w:rPr>
-              <w:t xml:space="preserve">5,592.7</w:t>
-            </w:r>
-          </w:p>
-        </w:tc>
-        <w:tc>
-          <w:tcPr>
-            <w:tcBorders>
-              <w:bottom w:val="single" w:sz="6" w:space="0" w:color="666666"/>
-              <w:top w:val="single" w:sz="6" w:space="0" w:color="666666"/>
-              <w:left w:val="single" w:sz="6" w:space="0" w:color="666666"/>
-              <w:right w:val="single" w:sz="6" w:space="0" w:color="666666"/>
-            </w:tcBorders>
-            <w:shd w:val="clear" w:color="auto" w:fill="FFFFFF"/>
-            <w:tcMar>
-              <w:top w:w="0" w:type="dxa"/>
-              <w:bottom w:w="0" w:type="dxa"/>
-              <w:left w:w="0" w:type="dxa"/>
-              <w:right w:w="0" w:type="dxa"/>
-            </w:tcMar>
-            <w:vAlign w:val="center"/>
-          </w:tcPr>
-          <w:p>
-            <w:pPr>
-              <w:pStyle w:val="Normal"/>
-              <w:jc w:val="right"/>
-              <w:pBdr>
-                <w:bottom w:val="none" w:sz="0" w:space="0" w:color="000000"/>
-                <w:top w:val="none" w:sz="0" w:space="0" w:color="000000"/>
-                <w:left w:val="none" w:sz="0" w:space="0" w:color="000000"/>
-                <w:right w:val="none" w:sz="0" w:space="0" w:color="000000"/>
-              </w:pBdr>
-              <w:spacing w:after="100" w:before="100" w:line="240"/>
-              <w:ind w:left="100" w:right="100" w:firstLine="0" w:firstLineChars="0"/>
-              <w:rPr>
-                <w:rFonts w:ascii="Arial" w:hAnsi="Arial" w:eastAsia="Arial" w:cs="Arial"/>
-                <w:i w:val="false"/>
-                <w:b w:val="false"/>
-                <w:u w:val="none"/>
-                <w:strike w:val="false"/>
-                <w:sz w:val="22"/>
-                <w:szCs w:val="22"/>
-                <w:color w:val="000000"/>
-              </w:rPr>
-            </w:pPr>
-            <w:r>
-              <w:rPr>
-                <w:rFonts w:ascii="Arial" w:hAnsi="Arial" w:eastAsia="Arial" w:cs="Arial"/>
-                <w:i w:val="false"/>
-                <w:b w:val="false"/>
-                <w:u w:val="none"/>
-                <w:strike w:val="false"/>
-                <w:sz w:val="22"/>
-                <w:szCs w:val="22"/>
-                <w:color w:val="000000"/>
-              </w:rPr>
-              <w:t xml:space="preserve">5,594.7</w:t>
-            </w:r>
-          </w:p>
-        </w:tc>
-        <w:tc>
-          <w:tcPr>
-            <w:tcBorders>
-              <w:bottom w:val="single" w:sz="6" w:space="0" w:color="666666"/>
-              <w:top w:val="single" w:sz="6" w:space="0" w:color="666666"/>
-              <w:left w:val="single" w:sz="6" w:space="0" w:color="666666"/>
-              <w:right w:val="single" w:sz="6" w:space="0" w:color="666666"/>
-            </w:tcBorders>
-            <w:shd w:val="clear" w:color="auto" w:fill="FFFFFF"/>
-            <w:tcMar>
-              <w:top w:w="0" w:type="dxa"/>
-              <w:bottom w:w="0" w:type="dxa"/>
-              <w:left w:w="0" w:type="dxa"/>
-              <w:right w:w="0" w:type="dxa"/>
-            </w:tcMar>
-            <w:vAlign w:val="center"/>
-          </w:tcPr>
-          <w:p>
-            <w:pPr>
-              <w:pStyle w:val="Normal"/>
-              <w:jc w:val="right"/>
-              <w:pBdr>
-                <w:bottom w:val="none" w:sz="0" w:space="0" w:color="000000"/>
-                <w:top w:val="none" w:sz="0" w:space="0" w:color="000000"/>
-                <w:left w:val="none" w:sz="0" w:space="0" w:color="000000"/>
-                <w:right w:val="none" w:sz="0" w:space="0" w:color="000000"/>
-              </w:pBdr>
-              <w:spacing w:after="100" w:before="100" w:line="240"/>
-              <w:ind w:left="100" w:right="100" w:firstLine="0" w:firstLineChars="0"/>
-              <w:rPr>
-                <w:rFonts w:ascii="Arial" w:hAnsi="Arial" w:eastAsia="Arial" w:cs="Arial"/>
-                <w:i w:val="false"/>
-                <w:b w:val="false"/>
-                <w:u w:val="none"/>
-                <w:strike w:val="false"/>
-                <w:sz w:val="22"/>
-                <w:szCs w:val="22"/>
-                <w:color w:val="000000"/>
-              </w:rPr>
-            </w:pPr>
-            <w:r>
-              <w:rPr>
-                <w:rFonts w:ascii="Arial" w:hAnsi="Arial" w:eastAsia="Arial" w:cs="Arial"/>
-                <w:i w:val="false"/>
-                <w:b w:val="false"/>
-                <w:u w:val="none"/>
-                <w:strike w:val="false"/>
-                <w:sz w:val="22"/>
-                <w:szCs w:val="22"/>
-                <w:color w:val="000000"/>
-              </w:rPr>
-              <w:t xml:space="preserve">5,625.2</w:t>
-            </w:r>
-          </w:p>
-        </w:tc>
-        <w:tc>
-          <w:tcPr>
-            <w:tcBorders>
-              <w:bottom w:val="single" w:sz="6" w:space="0" w:color="666666"/>
-              <w:top w:val="single" w:sz="6" w:space="0" w:color="666666"/>
-              <w:left w:val="single" w:sz="6" w:space="0" w:color="666666"/>
-              <w:right w:val="single" w:sz="6" w:space="0" w:color="666666"/>
-            </w:tcBorders>
-            <w:shd w:val="clear" w:color="auto" w:fill="FFFFFF"/>
-            <w:tcMar>
-              <w:top w:w="0" w:type="dxa"/>
-              <w:bottom w:w="0" w:type="dxa"/>
-              <w:left w:w="0" w:type="dxa"/>
-              <w:right w:w="0" w:type="dxa"/>
-            </w:tcMar>
-            <w:vAlign w:val="center"/>
-          </w:tcPr>
-          <w:p>
-            <w:pPr>
-              <w:pStyle w:val="Normal"/>
-              <w:jc w:val="right"/>
-              <w:pBdr>
-                <w:bottom w:val="none" w:sz="0" w:space="0" w:color="000000"/>
-                <w:top w:val="none" w:sz="0" w:space="0" w:color="000000"/>
-                <w:left w:val="none" w:sz="0" w:space="0" w:color="000000"/>
-                <w:right w:val="none" w:sz="0" w:space="0" w:color="000000"/>
-              </w:pBdr>
-              <w:spacing w:after="100" w:before="100" w:line="240"/>
-              <w:ind w:left="100" w:right="100" w:firstLine="0" w:firstLineChars="0"/>
-              <w:rPr>
-                <w:rFonts w:ascii="Arial" w:hAnsi="Arial" w:eastAsia="Arial" w:cs="Arial"/>
-                <w:i w:val="false"/>
-                <w:b w:val="false"/>
-                <w:u w:val="none"/>
-                <w:strike w:val="false"/>
-                <w:sz w:val="22"/>
-                <w:szCs w:val="22"/>
-                <w:color w:val="000000"/>
-              </w:rPr>
-            </w:pPr>
-            <w:r>
-              <w:rPr>
-                <w:rFonts w:ascii="Arial" w:hAnsi="Arial" w:eastAsia="Arial" w:cs="Arial"/>
-                <w:i w:val="false"/>
-                <w:b w:val="false"/>
-                <w:u w:val="none"/>
-                <w:strike w:val="false"/>
-                <w:sz w:val="22"/>
-                <w:szCs w:val="22"/>
-                <w:color w:val="000000"/>
-              </w:rPr>
-              <w:t xml:space="preserve">5,640.1</w:t>
-            </w:r>
-          </w:p>
-        </w:tc>
-        <w:tc>
-          <w:tcPr>
-            <w:tcBorders>
-              <w:bottom w:val="single" w:sz="6" w:space="0" w:color="666666"/>
-              <w:top w:val="single" w:sz="6" w:space="0" w:color="666666"/>
-              <w:left w:val="single" w:sz="6" w:space="0" w:color="666666"/>
-              <w:right w:val="single" w:sz="6" w:space="0" w:color="666666"/>
-            </w:tcBorders>
-            <w:shd w:val="clear" w:color="auto" w:fill="FFFFFF"/>
-            <w:tcMar>
-              <w:top w:w="0" w:type="dxa"/>
-              <w:bottom w:w="0" w:type="dxa"/>
-              <w:left w:w="0" w:type="dxa"/>
-              <w:right w:w="0" w:type="dxa"/>
-            </w:tcMar>
-            <w:vAlign w:val="center"/>
-          </w:tcPr>
-          <w:p>
-            <w:pPr>
-              <w:pStyle w:val="Normal"/>
-              <w:jc w:val="right"/>
-              <w:pBdr>
-                <w:bottom w:val="none" w:sz="0" w:space="0" w:color="000000"/>
-                <w:top w:val="none" w:sz="0" w:space="0" w:color="000000"/>
-                <w:left w:val="none" w:sz="0" w:space="0" w:color="000000"/>
-                <w:right w:val="none" w:sz="0" w:space="0" w:color="000000"/>
-              </w:pBdr>
-              <w:spacing w:after="100" w:before="100" w:line="240"/>
-              <w:ind w:left="100" w:right="100" w:firstLine="0" w:firstLineChars="0"/>
-              <w:rPr>
-                <w:rFonts w:ascii="Arial" w:hAnsi="Arial" w:eastAsia="Arial" w:cs="Arial"/>
-                <w:i w:val="false"/>
-                <w:b w:val="false"/>
-                <w:u w:val="none"/>
-                <w:strike w:val="false"/>
-                <w:sz w:val="22"/>
-                <w:szCs w:val="22"/>
-                <w:color w:val="000000"/>
-              </w:rPr>
-            </w:pPr>
-            <w:r>
-              <w:rPr>
-                <w:rFonts w:ascii="Arial" w:hAnsi="Arial" w:eastAsia="Arial" w:cs="Arial"/>
-                <w:i w:val="false"/>
-                <w:b w:val="false"/>
-                <w:u w:val="none"/>
-                <w:strike w:val="false"/>
-                <w:sz w:val="22"/>
-                <w:szCs w:val="22"/>
-                <w:color w:val="000000"/>
-              </w:rPr>
-              <w:t xml:space="preserve">-2,791.4</w:t>
-            </w:r>
-          </w:p>
-        </w:tc>
-        <w:tc>
-          <w:tcPr>
-            <w:tcBorders>
-              <w:bottom w:val="single" w:sz="6" w:space="0" w:color="666666"/>
-              <w:top w:val="single" w:sz="6" w:space="0" w:color="666666"/>
-              <w:left w:val="single" w:sz="6" w:space="0" w:color="666666"/>
-              <w:right w:val="single" w:sz="6" w:space="0" w:color="666666"/>
-            </w:tcBorders>
-            <w:shd w:val="clear" w:color="auto" w:fill="FFFFFF"/>
-            <w:tcMar>
-              <w:top w:w="0" w:type="dxa"/>
-              <w:bottom w:w="0" w:type="dxa"/>
-              <w:left w:w="0" w:type="dxa"/>
-              <w:right w:w="0" w:type="dxa"/>
-            </w:tcMar>
-            <w:vAlign w:val="center"/>
-          </w:tcPr>
-          <w:p>
-            <w:pPr>
-              <w:pStyle w:val="Normal"/>
-              <w:jc w:val="right"/>
-              <w:pBdr>
-                <w:bottom w:val="none" w:sz="0" w:space="0" w:color="000000"/>
-                <w:top w:val="none" w:sz="0" w:space="0" w:color="000000"/>
-                <w:left w:val="none" w:sz="0" w:space="0" w:color="000000"/>
-                <w:right w:val="none" w:sz="0" w:space="0" w:color="000000"/>
-              </w:pBdr>
-              <w:spacing w:after="100" w:before="100" w:line="240"/>
-              <w:ind w:left="100" w:right="100" w:firstLine="0" w:firstLineChars="0"/>
-              <w:rPr>
-                <w:rFonts w:ascii="Arial" w:hAnsi="Arial" w:eastAsia="Arial" w:cs="Arial"/>
-                <w:i w:val="false"/>
-                <w:b w:val="false"/>
-                <w:u w:val="none"/>
-                <w:strike w:val="false"/>
-                <w:sz w:val="22"/>
-                <w:szCs w:val="22"/>
-                <w:color w:val="000000"/>
-              </w:rPr>
-            </w:pPr>
-            <w:r>
-              <w:rPr>
-                <w:rFonts w:ascii="Arial" w:hAnsi="Arial" w:eastAsia="Arial" w:cs="Arial"/>
-                <w:i w:val="false"/>
-                <w:b w:val="false"/>
-                <w:u w:val="none"/>
-                <w:strike w:val="false"/>
-                <w:sz w:val="22"/>
-                <w:szCs w:val="22"/>
-                <w:color w:val="000000"/>
-              </w:rPr>
-              <w:t xml:space="preserve">-2,790.4</w:t>
-            </w:r>
-          </w:p>
-        </w:tc>
-        <w:tc>
-          <w:tcPr>
-            <w:tcBorders>
-              <w:bottom w:val="single" w:sz="6" w:space="0" w:color="666666"/>
-              <w:top w:val="single" w:sz="6" w:space="0" w:color="666666"/>
-              <w:left w:val="single" w:sz="6" w:space="0" w:color="666666"/>
-              <w:right w:val="single" w:sz="6" w:space="0" w:color="666666"/>
-            </w:tcBorders>
-            <w:shd w:val="clear" w:color="auto" w:fill="FFFFFF"/>
-            <w:tcMar>
-              <w:top w:w="0" w:type="dxa"/>
-              <w:bottom w:w="0" w:type="dxa"/>
-              <w:left w:w="0" w:type="dxa"/>
-              <w:right w:w="0" w:type="dxa"/>
-            </w:tcMar>
-            <w:vAlign w:val="center"/>
-          </w:tcPr>
-          <w:p>
-            <w:pPr>
-              <w:pStyle w:val="Normal"/>
-              <w:jc w:val="right"/>
-              <w:pBdr>
-                <w:bottom w:val="none" w:sz="0" w:space="0" w:color="000000"/>
-                <w:top w:val="none" w:sz="0" w:space="0" w:color="000000"/>
-                <w:left w:val="none" w:sz="0" w:space="0" w:color="000000"/>
-                <w:right w:val="none" w:sz="0" w:space="0" w:color="000000"/>
-              </w:pBdr>
-              <w:spacing w:after="100" w:before="100" w:line="240"/>
-              <w:ind w:left="100" w:right="100" w:firstLine="0" w:firstLineChars="0"/>
-              <w:rPr>
-                <w:rFonts w:ascii="Arial" w:hAnsi="Arial" w:eastAsia="Arial" w:cs="Arial"/>
-                <w:i w:val="false"/>
-                <w:b w:val="false"/>
-                <w:u w:val="none"/>
-                <w:strike w:val="false"/>
-                <w:sz w:val="22"/>
-                <w:szCs w:val="22"/>
-                <w:color w:val="000000"/>
-              </w:rPr>
-            </w:pPr>
-            <w:r>
-              <w:rPr>
-                <w:rFonts w:ascii="Arial" w:hAnsi="Arial" w:eastAsia="Arial" w:cs="Arial"/>
-                <w:i w:val="false"/>
-                <w:b w:val="false"/>
-                <w:u w:val="none"/>
-                <w:strike w:val="false"/>
-                <w:sz w:val="22"/>
-                <w:szCs w:val="22"/>
-                <w:color w:val="000000"/>
-              </w:rPr>
-              <w:t xml:space="preserve">2.03</w:t>
+              <w:t xml:space="preserve">5,592.746</w:t>
+            </w:r>
+          </w:p>
+        </w:tc>
+        <w:tc>
+          <w:tcPr>
+            <w:tcBorders>
+              <w:bottom w:val="single" w:sz="6" w:space="0" w:color="666666"/>
+              <w:top w:val="single" w:sz="6" w:space="0" w:color="666666"/>
+              <w:left w:val="single" w:sz="6" w:space="0" w:color="666666"/>
+              <w:right w:val="single" w:sz="6" w:space="0" w:color="666666"/>
+            </w:tcBorders>
+            <w:shd w:val="clear" w:color="auto" w:fill="FFFFFF"/>
+            <w:tcMar>
+              <w:top w:w="0" w:type="dxa"/>
+              <w:bottom w:w="0" w:type="dxa"/>
+              <w:left w:w="0" w:type="dxa"/>
+              <w:right w:w="0" w:type="dxa"/>
+            </w:tcMar>
+            <w:vAlign w:val="center"/>
+          </w:tcPr>
+          <w:p>
+            <w:pPr>
+              <w:pStyle w:val="Normal"/>
+              <w:jc w:val="right"/>
+              <w:pBdr>
+                <w:bottom w:val="none" w:sz="0" w:space="0" w:color="000000"/>
+                <w:top w:val="none" w:sz="0" w:space="0" w:color="000000"/>
+                <w:left w:val="none" w:sz="0" w:space="0" w:color="000000"/>
+                <w:right w:val="none" w:sz="0" w:space="0" w:color="000000"/>
+              </w:pBdr>
+              <w:spacing w:after="100" w:before="100" w:line="240"/>
+              <w:ind w:left="100" w:right="100" w:firstLine="0" w:firstLineChars="0"/>
+              <w:rPr>
+                <w:rFonts w:ascii="Arial" w:hAnsi="Arial" w:eastAsia="Arial" w:cs="Arial"/>
+                <w:i w:val="false"/>
+                <w:b w:val="false"/>
+                <w:u w:val="none"/>
+                <w:strike w:val="false"/>
+                <w:sz w:val="22"/>
+                <w:szCs w:val="22"/>
+                <w:color w:val="000000"/>
+              </w:rPr>
+            </w:pPr>
+            <w:r>
+              <w:rPr>
+                <w:rFonts w:ascii="Arial" w:hAnsi="Arial" w:eastAsia="Arial" w:cs="Arial"/>
+                <w:i w:val="false"/>
+                <w:b w:val="false"/>
+                <w:u w:val="none"/>
+                <w:strike w:val="false"/>
+                <w:sz w:val="22"/>
+                <w:szCs w:val="22"/>
+                <w:color w:val="000000"/>
+              </w:rPr>
+              <w:t xml:space="preserve">5,594.718</w:t>
+            </w:r>
+          </w:p>
+        </w:tc>
+        <w:tc>
+          <w:tcPr>
+            <w:tcBorders>
+              <w:bottom w:val="single" w:sz="6" w:space="0" w:color="666666"/>
+              <w:top w:val="single" w:sz="6" w:space="0" w:color="666666"/>
+              <w:left w:val="single" w:sz="6" w:space="0" w:color="666666"/>
+              <w:right w:val="single" w:sz="6" w:space="0" w:color="666666"/>
+            </w:tcBorders>
+            <w:shd w:val="clear" w:color="auto" w:fill="FFFFFF"/>
+            <w:tcMar>
+              <w:top w:w="0" w:type="dxa"/>
+              <w:bottom w:w="0" w:type="dxa"/>
+              <w:left w:w="0" w:type="dxa"/>
+              <w:right w:w="0" w:type="dxa"/>
+            </w:tcMar>
+            <w:vAlign w:val="center"/>
+          </w:tcPr>
+          <w:p>
+            <w:pPr>
+              <w:pStyle w:val="Normal"/>
+              <w:jc w:val="right"/>
+              <w:pBdr>
+                <w:bottom w:val="none" w:sz="0" w:space="0" w:color="000000"/>
+                <w:top w:val="none" w:sz="0" w:space="0" w:color="000000"/>
+                <w:left w:val="none" w:sz="0" w:space="0" w:color="000000"/>
+                <w:right w:val="none" w:sz="0" w:space="0" w:color="000000"/>
+              </w:pBdr>
+              <w:spacing w:after="100" w:before="100" w:line="240"/>
+              <w:ind w:left="100" w:right="100" w:firstLine="0" w:firstLineChars="0"/>
+              <w:rPr>
+                <w:rFonts w:ascii="Arial" w:hAnsi="Arial" w:eastAsia="Arial" w:cs="Arial"/>
+                <w:i w:val="false"/>
+                <w:b w:val="false"/>
+                <w:u w:val="none"/>
+                <w:strike w:val="false"/>
+                <w:sz w:val="22"/>
+                <w:szCs w:val="22"/>
+                <w:color w:val="000000"/>
+              </w:rPr>
+            </w:pPr>
+            <w:r>
+              <w:rPr>
+                <w:rFonts w:ascii="Arial" w:hAnsi="Arial" w:eastAsia="Arial" w:cs="Arial"/>
+                <w:i w:val="false"/>
+                <w:b w:val="false"/>
+                <w:u w:val="none"/>
+                <w:strike w:val="false"/>
+                <w:sz w:val="22"/>
+                <w:szCs w:val="22"/>
+                <w:color w:val="000000"/>
+              </w:rPr>
+              <w:t xml:space="preserve">5,625.189</w:t>
+            </w:r>
+          </w:p>
+        </w:tc>
+        <w:tc>
+          <w:tcPr>
+            <w:tcBorders>
+              <w:bottom w:val="single" w:sz="6" w:space="0" w:color="666666"/>
+              <w:top w:val="single" w:sz="6" w:space="0" w:color="666666"/>
+              <w:left w:val="single" w:sz="6" w:space="0" w:color="666666"/>
+              <w:right w:val="single" w:sz="6" w:space="0" w:color="666666"/>
+            </w:tcBorders>
+            <w:shd w:val="clear" w:color="auto" w:fill="FFFFFF"/>
+            <w:tcMar>
+              <w:top w:w="0" w:type="dxa"/>
+              <w:bottom w:w="0" w:type="dxa"/>
+              <w:left w:w="0" w:type="dxa"/>
+              <w:right w:w="0" w:type="dxa"/>
+            </w:tcMar>
+            <w:vAlign w:val="center"/>
+          </w:tcPr>
+          <w:p>
+            <w:pPr>
+              <w:pStyle w:val="Normal"/>
+              <w:jc w:val="right"/>
+              <w:pBdr>
+                <w:bottom w:val="none" w:sz="0" w:space="0" w:color="000000"/>
+                <w:top w:val="none" w:sz="0" w:space="0" w:color="000000"/>
+                <w:left w:val="none" w:sz="0" w:space="0" w:color="000000"/>
+                <w:right w:val="none" w:sz="0" w:space="0" w:color="000000"/>
+              </w:pBdr>
+              <w:spacing w:after="100" w:before="100" w:line="240"/>
+              <w:ind w:left="100" w:right="100" w:firstLine="0" w:firstLineChars="0"/>
+              <w:rPr>
+                <w:rFonts w:ascii="Arial" w:hAnsi="Arial" w:eastAsia="Arial" w:cs="Arial"/>
+                <w:i w:val="false"/>
+                <w:b w:val="false"/>
+                <w:u w:val="none"/>
+                <w:strike w:val="false"/>
+                <w:sz w:val="22"/>
+                <w:szCs w:val="22"/>
+                <w:color w:val="000000"/>
+              </w:rPr>
+            </w:pPr>
+            <w:r>
+              <w:rPr>
+                <w:rFonts w:ascii="Arial" w:hAnsi="Arial" w:eastAsia="Arial" w:cs="Arial"/>
+                <w:i w:val="false"/>
+                <w:b w:val="false"/>
+                <w:u w:val="none"/>
+                <w:strike w:val="false"/>
+                <w:sz w:val="22"/>
+                <w:szCs w:val="22"/>
+                <w:color w:val="000000"/>
+              </w:rPr>
+              <w:t xml:space="preserve">5,640.138</w:t>
+            </w:r>
+          </w:p>
+        </w:tc>
+        <w:tc>
+          <w:tcPr>
+            <w:tcBorders>
+              <w:bottom w:val="single" w:sz="6" w:space="0" w:color="666666"/>
+              <w:top w:val="single" w:sz="6" w:space="0" w:color="666666"/>
+              <w:left w:val="single" w:sz="6" w:space="0" w:color="666666"/>
+              <w:right w:val="single" w:sz="6" w:space="0" w:color="666666"/>
+            </w:tcBorders>
+            <w:shd w:val="clear" w:color="auto" w:fill="FFFFFF"/>
+            <w:tcMar>
+              <w:top w:w="0" w:type="dxa"/>
+              <w:bottom w:w="0" w:type="dxa"/>
+              <w:left w:w="0" w:type="dxa"/>
+              <w:right w:w="0" w:type="dxa"/>
+            </w:tcMar>
+            <w:vAlign w:val="center"/>
+          </w:tcPr>
+          <w:p>
+            <w:pPr>
+              <w:pStyle w:val="Normal"/>
+              <w:jc w:val="right"/>
+              <w:pBdr>
+                <w:bottom w:val="none" w:sz="0" w:space="0" w:color="000000"/>
+                <w:top w:val="none" w:sz="0" w:space="0" w:color="000000"/>
+                <w:left w:val="none" w:sz="0" w:space="0" w:color="000000"/>
+                <w:right w:val="none" w:sz="0" w:space="0" w:color="000000"/>
+              </w:pBdr>
+              <w:spacing w:after="100" w:before="100" w:line="240"/>
+              <w:ind w:left="100" w:right="100" w:firstLine="0" w:firstLineChars="0"/>
+              <w:rPr>
+                <w:rFonts w:ascii="Arial" w:hAnsi="Arial" w:eastAsia="Arial" w:cs="Arial"/>
+                <w:i w:val="false"/>
+                <w:b w:val="false"/>
+                <w:u w:val="none"/>
+                <w:strike w:val="false"/>
+                <w:sz w:val="22"/>
+                <w:szCs w:val="22"/>
+                <w:color w:val="000000"/>
+              </w:rPr>
+            </w:pPr>
+            <w:r>
+              <w:rPr>
+                <w:rFonts w:ascii="Arial" w:hAnsi="Arial" w:eastAsia="Arial" w:cs="Arial"/>
+                <w:i w:val="false"/>
+                <w:b w:val="false"/>
+                <w:u w:val="none"/>
+                <w:strike w:val="false"/>
+                <w:sz w:val="22"/>
+                <w:szCs w:val="22"/>
+                <w:color w:val="000000"/>
+              </w:rPr>
+              <w:t xml:space="preserve">-2,791.3730</w:t>
+            </w:r>
+          </w:p>
+        </w:tc>
+        <w:tc>
+          <w:tcPr>
+            <w:tcBorders>
+              <w:bottom w:val="single" w:sz="6" w:space="0" w:color="666666"/>
+              <w:top w:val="single" w:sz="6" w:space="0" w:color="666666"/>
+              <w:left w:val="single" w:sz="6" w:space="0" w:color="666666"/>
+              <w:right w:val="single" w:sz="6" w:space="0" w:color="666666"/>
+            </w:tcBorders>
+            <w:shd w:val="clear" w:color="auto" w:fill="FFFFFF"/>
+            <w:tcMar>
+              <w:top w:w="0" w:type="dxa"/>
+              <w:bottom w:w="0" w:type="dxa"/>
+              <w:left w:w="0" w:type="dxa"/>
+              <w:right w:w="0" w:type="dxa"/>
+            </w:tcMar>
+            <w:vAlign w:val="center"/>
+          </w:tcPr>
+          <w:p>
+            <w:pPr>
+              <w:pStyle w:val="Normal"/>
+              <w:jc w:val="right"/>
+              <w:pBdr>
+                <w:bottom w:val="none" w:sz="0" w:space="0" w:color="000000"/>
+                <w:top w:val="none" w:sz="0" w:space="0" w:color="000000"/>
+                <w:left w:val="none" w:sz="0" w:space="0" w:color="000000"/>
+                <w:right w:val="none" w:sz="0" w:space="0" w:color="000000"/>
+              </w:pBdr>
+              <w:spacing w:after="100" w:before="100" w:line="240"/>
+              <w:ind w:left="100" w:right="100" w:firstLine="0" w:firstLineChars="0"/>
+              <w:rPr>
+                <w:rFonts w:ascii="Arial" w:hAnsi="Arial" w:eastAsia="Arial" w:cs="Arial"/>
+                <w:i w:val="false"/>
+                <w:b w:val="false"/>
+                <w:u w:val="none"/>
+                <w:strike w:val="false"/>
+                <w:sz w:val="22"/>
+                <w:szCs w:val="22"/>
+                <w:color w:val="000000"/>
+              </w:rPr>
+            </w:pPr>
+            <w:r>
+              <w:rPr>
+                <w:rFonts w:ascii="Arial" w:hAnsi="Arial" w:eastAsia="Arial" w:cs="Arial"/>
+                <w:i w:val="false"/>
+                <w:b w:val="false"/>
+                <w:u w:val="none"/>
+                <w:strike w:val="false"/>
+                <w:sz w:val="22"/>
+                <w:szCs w:val="22"/>
+                <w:color w:val="000000"/>
+              </w:rPr>
+              <w:t xml:space="preserve">-2,790.3592</w:t>
+            </w:r>
+          </w:p>
+        </w:tc>
+        <w:tc>
+          <w:tcPr>
+            <w:tcBorders>
+              <w:bottom w:val="single" w:sz="6" w:space="0" w:color="666666"/>
+              <w:top w:val="single" w:sz="6" w:space="0" w:color="666666"/>
+              <w:left w:val="single" w:sz="6" w:space="0" w:color="666666"/>
+              <w:right w:val="single" w:sz="6" w:space="0" w:color="666666"/>
+            </w:tcBorders>
+            <w:shd w:val="clear" w:color="auto" w:fill="FFFFFF"/>
+            <w:tcMar>
+              <w:top w:w="0" w:type="dxa"/>
+              <w:bottom w:w="0" w:type="dxa"/>
+              <w:left w:w="0" w:type="dxa"/>
+              <w:right w:w="0" w:type="dxa"/>
+            </w:tcMar>
+            <w:vAlign w:val="center"/>
+          </w:tcPr>
+          <w:p>
+            <w:pPr>
+              <w:pStyle w:val="Normal"/>
+              <w:jc w:val="right"/>
+              <w:pBdr>
+                <w:bottom w:val="none" w:sz="0" w:space="0" w:color="000000"/>
+                <w:top w:val="none" w:sz="0" w:space="0" w:color="000000"/>
+                <w:left w:val="none" w:sz="0" w:space="0" w:color="000000"/>
+                <w:right w:val="none" w:sz="0" w:space="0" w:color="000000"/>
+              </w:pBdr>
+              <w:spacing w:after="100" w:before="100" w:line="240"/>
+              <w:ind w:left="100" w:right="100" w:firstLine="0" w:firstLineChars="0"/>
+              <w:rPr>
+                <w:rFonts w:ascii="Arial" w:hAnsi="Arial" w:eastAsia="Arial" w:cs="Arial"/>
+                <w:i w:val="false"/>
+                <w:b w:val="false"/>
+                <w:u w:val="none"/>
+                <w:strike w:val="false"/>
+                <w:sz w:val="22"/>
+                <w:szCs w:val="22"/>
+                <w:color w:val="000000"/>
+              </w:rPr>
+            </w:pPr>
+            <w:r>
+              <w:rPr>
+                <w:rFonts w:ascii="Arial" w:hAnsi="Arial" w:eastAsia="Arial" w:cs="Arial"/>
+                <w:i w:val="false"/>
+                <w:b w:val="false"/>
+                <w:u w:val="none"/>
+                <w:strike w:val="false"/>
+                <w:sz w:val="22"/>
+                <w:szCs w:val="22"/>
+                <w:color w:val="000000"/>
+              </w:rPr>
+              <w:t xml:space="preserve">2.0277027</w:t>
             </w:r>
           </w:p>
         </w:tc>
@@ -4287,7 +4949,117 @@
                 <w:szCs w:val="22"/>
                 <w:color w:val="000000"/>
               </w:rPr>
-              <w:t xml:space="preserve">0.3630</w:t>
+              <w:t xml:space="preserve">0.25863644</w:t>
+            </w:r>
+          </w:p>
+        </w:tc>
+        <w:tc>
+          <w:tcPr>
+            <w:tcBorders>
+              <w:bottom w:val="single" w:sz="6" w:space="0" w:color="666666"/>
+              <w:top w:val="single" w:sz="6" w:space="0" w:color="666666"/>
+              <w:left w:val="single" w:sz="6" w:space="0" w:color="666666"/>
+              <w:right w:val="single" w:sz="6" w:space="0" w:color="666666"/>
+            </w:tcBorders>
+            <w:shd w:val="clear" w:color="auto" w:fill="FFFFFF"/>
+            <w:tcMar>
+              <w:top w:w="0" w:type="dxa"/>
+              <w:bottom w:w="0" w:type="dxa"/>
+              <w:left w:w="0" w:type="dxa"/>
+              <w:right w:w="0" w:type="dxa"/>
+            </w:tcMar>
+            <w:vAlign w:val="center"/>
+          </w:tcPr>
+          <w:p>
+            <w:pPr>
+              <w:pStyle w:val="Normal"/>
+              <w:jc w:val="right"/>
+              <w:pBdr>
+                <w:bottom w:val="none" w:sz="0" w:space="0" w:color="000000"/>
+                <w:top w:val="none" w:sz="0" w:space="0" w:color="000000"/>
+                <w:left w:val="none" w:sz="0" w:space="0" w:color="000000"/>
+                <w:right w:val="none" w:sz="0" w:space="0" w:color="000000"/>
+              </w:pBdr>
+              <w:spacing w:after="100" w:before="100" w:line="240"/>
+              <w:ind w:left="100" w:right="100" w:firstLine="0" w:firstLineChars="0"/>
+              <w:rPr>
+                <w:rFonts w:ascii="Arial" w:hAnsi="Arial" w:eastAsia="Arial" w:cs="Arial"/>
+                <w:i w:val="false"/>
+                <w:b w:val="false"/>
+                <w:u w:val="none"/>
+                <w:strike w:val="false"/>
+                <w:sz w:val="22"/>
+                <w:szCs w:val="22"/>
+                <w:color w:val="000000"/>
+              </w:rPr>
+            </w:pPr>
+            <w:r>
+              <w:rPr>
+                <w:rFonts w:ascii="Arial" w:hAnsi="Arial" w:eastAsia="Arial" w:cs="Arial"/>
+                <w:i w:val="false"/>
+                <w:b w:val="false"/>
+                <w:u w:val="none"/>
+                <w:strike w:val="false"/>
+                <w:sz w:val="22"/>
+                <w:szCs w:val="22"/>
+                <w:color w:val="000000"/>
+              </w:rPr>
+              <w:t xml:space="preserve">0.36281895</w:t>
+            </w:r>
+          </w:p>
+        </w:tc>
+        <w:tc>
+          <w:tcPr>
+            <w:tcBorders>
+              <w:bottom w:val="single" w:sz="6" w:space="0" w:color="666666"/>
+              <w:top w:val="single" w:sz="6" w:space="0" w:color="666666"/>
+              <w:left w:val="single" w:sz="6" w:space="0" w:color="666666"/>
+              <w:right w:val="single" w:sz="6" w:space="0" w:color="666666"/>
+            </w:tcBorders>
+            <w:shd w:val="clear" w:color="auto" w:fill="FFFFFF"/>
+            <w:tcMar>
+              <w:top w:w="0" w:type="dxa"/>
+              <w:bottom w:w="0" w:type="dxa"/>
+              <w:left w:w="0" w:type="dxa"/>
+              <w:right w:w="0" w:type="dxa"/>
+            </w:tcMar>
+            <w:vAlign w:val="center"/>
+          </w:tcPr>
+          <w:p>
+            <w:pPr>
+              <w:pStyle w:val="Normal"/>
+              <w:jc w:val="right"/>
+              <w:pBdr>
+                <w:bottom w:val="none" w:sz="0" w:space="0" w:color="000000"/>
+                <w:top w:val="none" w:sz="0" w:space="0" w:color="000000"/>
+                <w:left w:val="none" w:sz="0" w:space="0" w:color="000000"/>
+                <w:right w:val="none" w:sz="0" w:space="0" w:color="000000"/>
+              </w:pBdr>
+              <w:spacing w:after="100" w:before="100" w:line="240"/>
+              <w:ind w:left="100" w:right="100" w:firstLine="0" w:firstLineChars="0"/>
+              <w:rPr>
+                <w:rFonts w:ascii="Arial" w:hAnsi="Arial" w:eastAsia="Arial" w:cs="Arial"/>
+                <w:i w:val="false"/>
+                <w:b w:val="false"/>
+                <w:u w:val="none"/>
+                <w:strike w:val="false"/>
+                <w:sz w:val="22"/>
+                <w:szCs w:val="22"/>
+                <w:color w:val="000000"/>
+              </w:rPr>
+            </w:pPr>
+            <w:r>
+              <w:rPr>
+                <w:rFonts w:ascii="Arial" w:hAnsi="Arial" w:eastAsia="Arial" w:cs="Arial"/>
+                <w:i w:val="false"/>
+                <w:b w:val="false"/>
+                <w:u w:val="none"/>
+                <w:strike w:val="false"/>
+                <w:sz w:val="22"/>
+                <w:szCs w:val="22"/>
+                <w:color w:val="000000"/>
+              </w:rPr>
+              <w:t xml:space="preserve">false</w:t>
             </w:r>
           </w:p>
         </w:tc>
@@ -4457,337 +5229,337 @@
                 <w:szCs w:val="22"/>
                 <w:color w:val="000000"/>
               </w:rPr>
-              <w:t xml:space="preserve">1,154.8</w:t>
-            </w:r>
-          </w:p>
-        </w:tc>
-        <w:tc>
-          <w:tcPr>
-            <w:tcBorders>
-              <w:bottom w:val="single" w:sz="6" w:space="0" w:color="666666"/>
-              <w:top w:val="single" w:sz="6" w:space="0" w:color="666666"/>
-              <w:left w:val="single" w:sz="6" w:space="0" w:color="666666"/>
-              <w:right w:val="single" w:sz="6" w:space="0" w:color="666666"/>
-            </w:tcBorders>
-            <w:shd w:val="clear" w:color="auto" w:fill="FFFFFF"/>
-            <w:tcMar>
-              <w:top w:w="0" w:type="dxa"/>
-              <w:bottom w:w="0" w:type="dxa"/>
-              <w:left w:w="0" w:type="dxa"/>
-              <w:right w:w="0" w:type="dxa"/>
-            </w:tcMar>
-            <w:vAlign w:val="center"/>
-          </w:tcPr>
-          <w:p>
-            <w:pPr>
-              <w:pStyle w:val="Normal"/>
-              <w:jc w:val="right"/>
-              <w:pBdr>
-                <w:bottom w:val="none" w:sz="0" w:space="0" w:color="000000"/>
-                <w:top w:val="none" w:sz="0" w:space="0" w:color="000000"/>
-                <w:left w:val="none" w:sz="0" w:space="0" w:color="000000"/>
-                <w:right w:val="none" w:sz="0" w:space="0" w:color="000000"/>
-              </w:pBdr>
-              <w:spacing w:after="100" w:before="100" w:line="240"/>
-              <w:ind w:left="100" w:right="100" w:firstLine="0" w:firstLineChars="0"/>
-              <w:rPr>
-                <w:rFonts w:ascii="Arial" w:hAnsi="Arial" w:eastAsia="Arial" w:cs="Arial"/>
-                <w:i w:val="false"/>
-                <w:b w:val="false"/>
-                <w:u w:val="none"/>
-                <w:strike w:val="false"/>
-                <w:sz w:val="22"/>
-                <w:szCs w:val="22"/>
-                <w:color w:val="000000"/>
-              </w:rPr>
-            </w:pPr>
-            <w:r>
-              <w:rPr>
-                <w:rFonts w:ascii="Arial" w:hAnsi="Arial" w:eastAsia="Arial" w:cs="Arial"/>
-                <w:i w:val="false"/>
-                <w:b w:val="false"/>
-                <w:u w:val="none"/>
-                <w:strike w:val="false"/>
-                <w:sz w:val="22"/>
-                <w:szCs w:val="22"/>
-                <w:color w:val="000000"/>
-              </w:rPr>
-              <w:t xml:space="preserve">1,153.3</w:t>
-            </w:r>
-          </w:p>
-        </w:tc>
-        <w:tc>
-          <w:tcPr>
-            <w:tcBorders>
-              <w:bottom w:val="single" w:sz="6" w:space="0" w:color="666666"/>
-              <w:top w:val="single" w:sz="6" w:space="0" w:color="666666"/>
-              <w:left w:val="single" w:sz="6" w:space="0" w:color="666666"/>
-              <w:right w:val="single" w:sz="6" w:space="0" w:color="666666"/>
-            </w:tcBorders>
-            <w:shd w:val="clear" w:color="auto" w:fill="FFFFFF"/>
-            <w:tcMar>
-              <w:top w:w="0" w:type="dxa"/>
-              <w:bottom w:w="0" w:type="dxa"/>
-              <w:left w:w="0" w:type="dxa"/>
-              <w:right w:w="0" w:type="dxa"/>
-            </w:tcMar>
-            <w:vAlign w:val="center"/>
-          </w:tcPr>
-          <w:p>
-            <w:pPr>
-              <w:pStyle w:val="Normal"/>
-              <w:jc w:val="right"/>
-              <w:pBdr>
-                <w:bottom w:val="none" w:sz="0" w:space="0" w:color="000000"/>
-                <w:top w:val="none" w:sz="0" w:space="0" w:color="000000"/>
-                <w:left w:val="none" w:sz="0" w:space="0" w:color="000000"/>
-                <w:right w:val="none" w:sz="0" w:space="0" w:color="000000"/>
-              </w:pBdr>
-              <w:spacing w:after="100" w:before="100" w:line="240"/>
-              <w:ind w:left="100" w:right="100" w:firstLine="0" w:firstLineChars="0"/>
-              <w:rPr>
-                <w:rFonts w:ascii="Arial" w:hAnsi="Arial" w:eastAsia="Arial" w:cs="Arial"/>
-                <w:i w:val="false"/>
-                <w:b w:val="false"/>
-                <w:u w:val="none"/>
-                <w:strike w:val="false"/>
-                <w:sz w:val="22"/>
-                <w:szCs w:val="22"/>
-                <w:color w:val="000000"/>
-              </w:rPr>
-            </w:pPr>
-            <w:r>
-              <w:rPr>
-                <w:rFonts w:ascii="Arial" w:hAnsi="Arial" w:eastAsia="Arial" w:cs="Arial"/>
-                <w:i w:val="false"/>
-                <w:b w:val="false"/>
-                <w:u w:val="none"/>
-                <w:strike w:val="false"/>
-                <w:sz w:val="22"/>
-                <w:szCs w:val="22"/>
-                <w:color w:val="000000"/>
-              </w:rPr>
-              <w:t xml:space="preserve">1,180.2</w:t>
-            </w:r>
-          </w:p>
-        </w:tc>
-        <w:tc>
-          <w:tcPr>
-            <w:tcBorders>
-              <w:bottom w:val="single" w:sz="6" w:space="0" w:color="666666"/>
-              <w:top w:val="single" w:sz="6" w:space="0" w:color="666666"/>
-              <w:left w:val="single" w:sz="6" w:space="0" w:color="666666"/>
-              <w:right w:val="single" w:sz="6" w:space="0" w:color="666666"/>
-            </w:tcBorders>
-            <w:shd w:val="clear" w:color="auto" w:fill="FFFFFF"/>
-            <w:tcMar>
-              <w:top w:w="0" w:type="dxa"/>
-              <w:bottom w:w="0" w:type="dxa"/>
-              <w:left w:w="0" w:type="dxa"/>
-              <w:right w:w="0" w:type="dxa"/>
-            </w:tcMar>
-            <w:vAlign w:val="center"/>
-          </w:tcPr>
-          <w:p>
-            <w:pPr>
-              <w:pStyle w:val="Normal"/>
-              <w:jc w:val="right"/>
-              <w:pBdr>
-                <w:bottom w:val="none" w:sz="0" w:space="0" w:color="000000"/>
-                <w:top w:val="none" w:sz="0" w:space="0" w:color="000000"/>
-                <w:left w:val="none" w:sz="0" w:space="0" w:color="000000"/>
-                <w:right w:val="none" w:sz="0" w:space="0" w:color="000000"/>
-              </w:pBdr>
-              <w:spacing w:after="100" w:before="100" w:line="240"/>
-              <w:ind w:left="100" w:right="100" w:firstLine="0" w:firstLineChars="0"/>
-              <w:rPr>
-                <w:rFonts w:ascii="Arial" w:hAnsi="Arial" w:eastAsia="Arial" w:cs="Arial"/>
-                <w:i w:val="false"/>
-                <w:b w:val="false"/>
-                <w:u w:val="none"/>
-                <w:strike w:val="false"/>
-                <w:sz w:val="22"/>
-                <w:szCs w:val="22"/>
-                <w:color w:val="000000"/>
-              </w:rPr>
-            </w:pPr>
-            <w:r>
-              <w:rPr>
-                <w:rFonts w:ascii="Arial" w:hAnsi="Arial" w:eastAsia="Arial" w:cs="Arial"/>
-                <w:i w:val="false"/>
-                <w:b w:val="false"/>
-                <w:u w:val="none"/>
-                <w:strike w:val="false"/>
-                <w:sz w:val="22"/>
-                <w:szCs w:val="22"/>
-                <w:color w:val="000000"/>
-              </w:rPr>
-              <w:t xml:space="preserve">1,188.8</w:t>
-            </w:r>
-          </w:p>
-        </w:tc>
-        <w:tc>
-          <w:tcPr>
-            <w:tcBorders>
-              <w:bottom w:val="single" w:sz="6" w:space="0" w:color="666666"/>
-              <w:top w:val="single" w:sz="6" w:space="0" w:color="666666"/>
-              <w:left w:val="single" w:sz="6" w:space="0" w:color="666666"/>
-              <w:right w:val="single" w:sz="6" w:space="0" w:color="666666"/>
-            </w:tcBorders>
-            <w:shd w:val="clear" w:color="auto" w:fill="FFFFFF"/>
-            <w:tcMar>
-              <w:top w:w="0" w:type="dxa"/>
-              <w:bottom w:w="0" w:type="dxa"/>
-              <w:left w:w="0" w:type="dxa"/>
-              <w:right w:w="0" w:type="dxa"/>
-            </w:tcMar>
-            <w:vAlign w:val="center"/>
-          </w:tcPr>
-          <w:p>
-            <w:pPr>
-              <w:pStyle w:val="Normal"/>
-              <w:jc w:val="right"/>
-              <w:pBdr>
-                <w:bottom w:val="none" w:sz="0" w:space="0" w:color="000000"/>
-                <w:top w:val="none" w:sz="0" w:space="0" w:color="000000"/>
-                <w:left w:val="none" w:sz="0" w:space="0" w:color="000000"/>
-                <w:right w:val="none" w:sz="0" w:space="0" w:color="000000"/>
-              </w:pBdr>
-              <w:spacing w:after="100" w:before="100" w:line="240"/>
-              <w:ind w:left="100" w:right="100" w:firstLine="0" w:firstLineChars="0"/>
-              <w:rPr>
-                <w:rFonts w:ascii="Arial" w:hAnsi="Arial" w:eastAsia="Arial" w:cs="Arial"/>
-                <w:i w:val="false"/>
-                <w:b w:val="false"/>
-                <w:u w:val="none"/>
-                <w:strike w:val="false"/>
-                <w:sz w:val="22"/>
-                <w:szCs w:val="22"/>
-                <w:color w:val="000000"/>
-              </w:rPr>
-            </w:pPr>
-            <w:r>
-              <w:rPr>
-                <w:rFonts w:ascii="Arial" w:hAnsi="Arial" w:eastAsia="Arial" w:cs="Arial"/>
-                <w:i w:val="false"/>
-                <w:b w:val="false"/>
-                <w:u w:val="none"/>
-                <w:strike w:val="false"/>
-                <w:sz w:val="22"/>
-                <w:szCs w:val="22"/>
-                <w:color w:val="000000"/>
-              </w:rPr>
-              <w:t xml:space="preserve">-572.4</w:t>
-            </w:r>
-          </w:p>
-        </w:tc>
-        <w:tc>
-          <w:tcPr>
-            <w:tcBorders>
-              <w:bottom w:val="single" w:sz="6" w:space="0" w:color="666666"/>
-              <w:top w:val="single" w:sz="6" w:space="0" w:color="666666"/>
-              <w:left w:val="single" w:sz="6" w:space="0" w:color="666666"/>
-              <w:right w:val="single" w:sz="6" w:space="0" w:color="666666"/>
-            </w:tcBorders>
-            <w:shd w:val="clear" w:color="auto" w:fill="FFFFFF"/>
-            <w:tcMar>
-              <w:top w:w="0" w:type="dxa"/>
-              <w:bottom w:w="0" w:type="dxa"/>
-              <w:left w:w="0" w:type="dxa"/>
-              <w:right w:w="0" w:type="dxa"/>
-            </w:tcMar>
-            <w:vAlign w:val="center"/>
-          </w:tcPr>
-          <w:p>
-            <w:pPr>
-              <w:pStyle w:val="Normal"/>
-              <w:jc w:val="right"/>
-              <w:pBdr>
-                <w:bottom w:val="none" w:sz="0" w:space="0" w:color="000000"/>
-                <w:top w:val="none" w:sz="0" w:space="0" w:color="000000"/>
-                <w:left w:val="none" w:sz="0" w:space="0" w:color="000000"/>
-                <w:right w:val="none" w:sz="0" w:space="0" w:color="000000"/>
-              </w:pBdr>
-              <w:spacing w:after="100" w:before="100" w:line="240"/>
-              <w:ind w:left="100" w:right="100" w:firstLine="0" w:firstLineChars="0"/>
-              <w:rPr>
-                <w:rFonts w:ascii="Arial" w:hAnsi="Arial" w:eastAsia="Arial" w:cs="Arial"/>
-                <w:i w:val="false"/>
-                <w:b w:val="false"/>
-                <w:u w:val="none"/>
-                <w:strike w:val="false"/>
-                <w:sz w:val="22"/>
-                <w:szCs w:val="22"/>
-                <w:color w:val="000000"/>
-              </w:rPr>
-            </w:pPr>
-            <w:r>
-              <w:rPr>
-                <w:rFonts w:ascii="Arial" w:hAnsi="Arial" w:eastAsia="Arial" w:cs="Arial"/>
-                <w:i w:val="false"/>
-                <w:b w:val="false"/>
-                <w:u w:val="none"/>
-                <w:strike w:val="false"/>
-                <w:sz w:val="22"/>
-                <w:szCs w:val="22"/>
-                <w:color w:val="000000"/>
-              </w:rPr>
-              <w:t xml:space="preserve">-569.7</w:t>
-            </w:r>
-          </w:p>
-        </w:tc>
-        <w:tc>
-          <w:tcPr>
-            <w:tcBorders>
-              <w:bottom w:val="single" w:sz="6" w:space="0" w:color="666666"/>
-              <w:top w:val="single" w:sz="6" w:space="0" w:color="666666"/>
-              <w:left w:val="single" w:sz="6" w:space="0" w:color="666666"/>
-              <w:right w:val="single" w:sz="6" w:space="0" w:color="666666"/>
-            </w:tcBorders>
-            <w:shd w:val="clear" w:color="auto" w:fill="FFFFFF"/>
-            <w:tcMar>
-              <w:top w:w="0" w:type="dxa"/>
-              <w:bottom w:w="0" w:type="dxa"/>
-              <w:left w:w="0" w:type="dxa"/>
-              <w:right w:w="0" w:type="dxa"/>
-            </w:tcMar>
-            <w:vAlign w:val="center"/>
-          </w:tcPr>
-          <w:p>
-            <w:pPr>
-              <w:pStyle w:val="Normal"/>
-              <w:jc w:val="right"/>
-              <w:pBdr>
-                <w:bottom w:val="none" w:sz="0" w:space="0" w:color="000000"/>
-                <w:top w:val="none" w:sz="0" w:space="0" w:color="000000"/>
-                <w:left w:val="none" w:sz="0" w:space="0" w:color="000000"/>
-                <w:right w:val="none" w:sz="0" w:space="0" w:color="000000"/>
-              </w:pBdr>
-              <w:spacing w:after="100" w:before="100" w:line="240"/>
-              <w:ind w:left="100" w:right="100" w:firstLine="0" w:firstLineChars="0"/>
-              <w:rPr>
-                <w:rFonts w:ascii="Arial" w:hAnsi="Arial" w:eastAsia="Arial" w:cs="Arial"/>
-                <w:i w:val="false"/>
-                <w:b w:val="false"/>
-                <w:u w:val="none"/>
-                <w:strike w:val="false"/>
-                <w:sz w:val="22"/>
-                <w:szCs w:val="22"/>
-                <w:color w:val="000000"/>
-              </w:rPr>
-            </w:pPr>
-            <w:r>
-              <w:rPr>
-                <w:rFonts w:ascii="Arial" w:hAnsi="Arial" w:eastAsia="Arial" w:cs="Arial"/>
-                <w:i w:val="false"/>
-                <w:b w:val="false"/>
-                <w:u w:val="none"/>
-                <w:strike w:val="false"/>
-                <w:sz w:val="22"/>
-                <w:szCs w:val="22"/>
-                <w:color w:val="000000"/>
-              </w:rPr>
-              <w:t xml:space="preserve">5.49</w:t>
+              <w:t xml:space="preserve">1,154.794</w:t>
+            </w:r>
+          </w:p>
+        </w:tc>
+        <w:tc>
+          <w:tcPr>
+            <w:tcBorders>
+              <w:bottom w:val="single" w:sz="6" w:space="0" w:color="666666"/>
+              <w:top w:val="single" w:sz="6" w:space="0" w:color="666666"/>
+              <w:left w:val="single" w:sz="6" w:space="0" w:color="666666"/>
+              <w:right w:val="single" w:sz="6" w:space="0" w:color="666666"/>
+            </w:tcBorders>
+            <w:shd w:val="clear" w:color="auto" w:fill="FFFFFF"/>
+            <w:tcMar>
+              <w:top w:w="0" w:type="dxa"/>
+              <w:bottom w:w="0" w:type="dxa"/>
+              <w:left w:w="0" w:type="dxa"/>
+              <w:right w:w="0" w:type="dxa"/>
+            </w:tcMar>
+            <w:vAlign w:val="center"/>
+          </w:tcPr>
+          <w:p>
+            <w:pPr>
+              <w:pStyle w:val="Normal"/>
+              <w:jc w:val="right"/>
+              <w:pBdr>
+                <w:bottom w:val="none" w:sz="0" w:space="0" w:color="000000"/>
+                <w:top w:val="none" w:sz="0" w:space="0" w:color="000000"/>
+                <w:left w:val="none" w:sz="0" w:space="0" w:color="000000"/>
+                <w:right w:val="none" w:sz="0" w:space="0" w:color="000000"/>
+              </w:pBdr>
+              <w:spacing w:after="100" w:before="100" w:line="240"/>
+              <w:ind w:left="100" w:right="100" w:firstLine="0" w:firstLineChars="0"/>
+              <w:rPr>
+                <w:rFonts w:ascii="Arial" w:hAnsi="Arial" w:eastAsia="Arial" w:cs="Arial"/>
+                <w:i w:val="false"/>
+                <w:b w:val="false"/>
+                <w:u w:val="none"/>
+                <w:strike w:val="false"/>
+                <w:sz w:val="22"/>
+                <w:szCs w:val="22"/>
+                <w:color w:val="000000"/>
+              </w:rPr>
+            </w:pPr>
+            <w:r>
+              <w:rPr>
+                <w:rFonts w:ascii="Arial" w:hAnsi="Arial" w:eastAsia="Arial" w:cs="Arial"/>
+                <w:i w:val="false"/>
+                <w:b w:val="false"/>
+                <w:u w:val="none"/>
+                <w:strike w:val="false"/>
+                <w:sz w:val="22"/>
+                <w:szCs w:val="22"/>
+                <w:color w:val="000000"/>
+              </w:rPr>
+              <w:t xml:space="preserve">1,153.308</w:t>
+            </w:r>
+          </w:p>
+        </w:tc>
+        <w:tc>
+          <w:tcPr>
+            <w:tcBorders>
+              <w:bottom w:val="single" w:sz="6" w:space="0" w:color="666666"/>
+              <w:top w:val="single" w:sz="6" w:space="0" w:color="666666"/>
+              <w:left w:val="single" w:sz="6" w:space="0" w:color="666666"/>
+              <w:right w:val="single" w:sz="6" w:space="0" w:color="666666"/>
+            </w:tcBorders>
+            <w:shd w:val="clear" w:color="auto" w:fill="FFFFFF"/>
+            <w:tcMar>
+              <w:top w:w="0" w:type="dxa"/>
+              <w:bottom w:w="0" w:type="dxa"/>
+              <w:left w:w="0" w:type="dxa"/>
+              <w:right w:w="0" w:type="dxa"/>
+            </w:tcMar>
+            <w:vAlign w:val="center"/>
+          </w:tcPr>
+          <w:p>
+            <w:pPr>
+              <w:pStyle w:val="Normal"/>
+              <w:jc w:val="right"/>
+              <w:pBdr>
+                <w:bottom w:val="none" w:sz="0" w:space="0" w:color="000000"/>
+                <w:top w:val="none" w:sz="0" w:space="0" w:color="000000"/>
+                <w:left w:val="none" w:sz="0" w:space="0" w:color="000000"/>
+                <w:right w:val="none" w:sz="0" w:space="0" w:color="000000"/>
+              </w:pBdr>
+              <w:spacing w:after="100" w:before="100" w:line="240"/>
+              <w:ind w:left="100" w:right="100" w:firstLine="0" w:firstLineChars="0"/>
+              <w:rPr>
+                <w:rFonts w:ascii="Arial" w:hAnsi="Arial" w:eastAsia="Arial" w:cs="Arial"/>
+                <w:i w:val="false"/>
+                <w:b w:val="false"/>
+                <w:u w:val="none"/>
+                <w:strike w:val="false"/>
+                <w:sz w:val="22"/>
+                <w:szCs w:val="22"/>
+                <w:color w:val="000000"/>
+              </w:rPr>
+            </w:pPr>
+            <w:r>
+              <w:rPr>
+                <w:rFonts w:ascii="Arial" w:hAnsi="Arial" w:eastAsia="Arial" w:cs="Arial"/>
+                <w:i w:val="false"/>
+                <w:b w:val="false"/>
+                <w:u w:val="none"/>
+                <w:strike w:val="false"/>
+                <w:sz w:val="22"/>
+                <w:szCs w:val="22"/>
+                <w:color w:val="000000"/>
+              </w:rPr>
+              <w:t xml:space="preserve">1,180.156</w:t>
+            </w:r>
+          </w:p>
+        </w:tc>
+        <w:tc>
+          <w:tcPr>
+            <w:tcBorders>
+              <w:bottom w:val="single" w:sz="6" w:space="0" w:color="666666"/>
+              <w:top w:val="single" w:sz="6" w:space="0" w:color="666666"/>
+              <w:left w:val="single" w:sz="6" w:space="0" w:color="666666"/>
+              <w:right w:val="single" w:sz="6" w:space="0" w:color="666666"/>
+            </w:tcBorders>
+            <w:shd w:val="clear" w:color="auto" w:fill="FFFFFF"/>
+            <w:tcMar>
+              <w:top w:w="0" w:type="dxa"/>
+              <w:bottom w:w="0" w:type="dxa"/>
+              <w:left w:w="0" w:type="dxa"/>
+              <w:right w:w="0" w:type="dxa"/>
+            </w:tcMar>
+            <w:vAlign w:val="center"/>
+          </w:tcPr>
+          <w:p>
+            <w:pPr>
+              <w:pStyle w:val="Normal"/>
+              <w:jc w:val="right"/>
+              <w:pBdr>
+                <w:bottom w:val="none" w:sz="0" w:space="0" w:color="000000"/>
+                <w:top w:val="none" w:sz="0" w:space="0" w:color="000000"/>
+                <w:left w:val="none" w:sz="0" w:space="0" w:color="000000"/>
+                <w:right w:val="none" w:sz="0" w:space="0" w:color="000000"/>
+              </w:pBdr>
+              <w:spacing w:after="100" w:before="100" w:line="240"/>
+              <w:ind w:left="100" w:right="100" w:firstLine="0" w:firstLineChars="0"/>
+              <w:rPr>
+                <w:rFonts w:ascii="Arial" w:hAnsi="Arial" w:eastAsia="Arial" w:cs="Arial"/>
+                <w:i w:val="false"/>
+                <w:b w:val="false"/>
+                <w:u w:val="none"/>
+                <w:strike w:val="false"/>
+                <w:sz w:val="22"/>
+                <w:szCs w:val="22"/>
+                <w:color w:val="000000"/>
+              </w:rPr>
+            </w:pPr>
+            <w:r>
+              <w:rPr>
+                <w:rFonts w:ascii="Arial" w:hAnsi="Arial" w:eastAsia="Arial" w:cs="Arial"/>
+                <w:i w:val="false"/>
+                <w:b w:val="false"/>
+                <w:u w:val="none"/>
+                <w:strike w:val="false"/>
+                <w:sz w:val="22"/>
+                <w:szCs w:val="22"/>
+                <w:color w:val="000000"/>
+              </w:rPr>
+              <w:t xml:space="preserve">1,188.815</w:t>
+            </w:r>
+          </w:p>
+        </w:tc>
+        <w:tc>
+          <w:tcPr>
+            <w:tcBorders>
+              <w:bottom w:val="single" w:sz="6" w:space="0" w:color="666666"/>
+              <w:top w:val="single" w:sz="6" w:space="0" w:color="666666"/>
+              <w:left w:val="single" w:sz="6" w:space="0" w:color="666666"/>
+              <w:right w:val="single" w:sz="6" w:space="0" w:color="666666"/>
+            </w:tcBorders>
+            <w:shd w:val="clear" w:color="auto" w:fill="FFFFFF"/>
+            <w:tcMar>
+              <w:top w:w="0" w:type="dxa"/>
+              <w:bottom w:w="0" w:type="dxa"/>
+              <w:left w:w="0" w:type="dxa"/>
+              <w:right w:w="0" w:type="dxa"/>
+            </w:tcMar>
+            <w:vAlign w:val="center"/>
+          </w:tcPr>
+          <w:p>
+            <w:pPr>
+              <w:pStyle w:val="Normal"/>
+              <w:jc w:val="right"/>
+              <w:pBdr>
+                <w:bottom w:val="none" w:sz="0" w:space="0" w:color="000000"/>
+                <w:top w:val="none" w:sz="0" w:space="0" w:color="000000"/>
+                <w:left w:val="none" w:sz="0" w:space="0" w:color="000000"/>
+                <w:right w:val="none" w:sz="0" w:space="0" w:color="000000"/>
+              </w:pBdr>
+              <w:spacing w:after="100" w:before="100" w:line="240"/>
+              <w:ind w:left="100" w:right="100" w:firstLine="0" w:firstLineChars="0"/>
+              <w:rPr>
+                <w:rFonts w:ascii="Arial" w:hAnsi="Arial" w:eastAsia="Arial" w:cs="Arial"/>
+                <w:i w:val="false"/>
+                <w:b w:val="false"/>
+                <w:u w:val="none"/>
+                <w:strike w:val="false"/>
+                <w:sz w:val="22"/>
+                <w:szCs w:val="22"/>
+                <w:color w:val="000000"/>
+              </w:rPr>
+            </w:pPr>
+            <w:r>
+              <w:rPr>
+                <w:rFonts w:ascii="Arial" w:hAnsi="Arial" w:eastAsia="Arial" w:cs="Arial"/>
+                <w:i w:val="false"/>
+                <w:b w:val="false"/>
+                <w:u w:val="none"/>
+                <w:strike w:val="false"/>
+                <w:sz w:val="22"/>
+                <w:szCs w:val="22"/>
+                <w:color w:val="000000"/>
+              </w:rPr>
+              <w:t xml:space="preserve">-572.3971</w:t>
+            </w:r>
+          </w:p>
+        </w:tc>
+        <w:tc>
+          <w:tcPr>
+            <w:tcBorders>
+              <w:bottom w:val="single" w:sz="6" w:space="0" w:color="666666"/>
+              <w:top w:val="single" w:sz="6" w:space="0" w:color="666666"/>
+              <w:left w:val="single" w:sz="6" w:space="0" w:color="666666"/>
+              <w:right w:val="single" w:sz="6" w:space="0" w:color="666666"/>
+            </w:tcBorders>
+            <w:shd w:val="clear" w:color="auto" w:fill="FFFFFF"/>
+            <w:tcMar>
+              <w:top w:w="0" w:type="dxa"/>
+              <w:bottom w:w="0" w:type="dxa"/>
+              <w:left w:w="0" w:type="dxa"/>
+              <w:right w:w="0" w:type="dxa"/>
+            </w:tcMar>
+            <w:vAlign w:val="center"/>
+          </w:tcPr>
+          <w:p>
+            <w:pPr>
+              <w:pStyle w:val="Normal"/>
+              <w:jc w:val="right"/>
+              <w:pBdr>
+                <w:bottom w:val="none" w:sz="0" w:space="0" w:color="000000"/>
+                <w:top w:val="none" w:sz="0" w:space="0" w:color="000000"/>
+                <w:left w:val="none" w:sz="0" w:space="0" w:color="000000"/>
+                <w:right w:val="none" w:sz="0" w:space="0" w:color="000000"/>
+              </w:pBdr>
+              <w:spacing w:after="100" w:before="100" w:line="240"/>
+              <w:ind w:left="100" w:right="100" w:firstLine="0" w:firstLineChars="0"/>
+              <w:rPr>
+                <w:rFonts w:ascii="Arial" w:hAnsi="Arial" w:eastAsia="Arial" w:cs="Arial"/>
+                <w:i w:val="false"/>
+                <w:b w:val="false"/>
+                <w:u w:val="none"/>
+                <w:strike w:val="false"/>
+                <w:sz w:val="22"/>
+                <w:szCs w:val="22"/>
+                <w:color w:val="000000"/>
+              </w:rPr>
+            </w:pPr>
+            <w:r>
+              <w:rPr>
+                <w:rFonts w:ascii="Arial" w:hAnsi="Arial" w:eastAsia="Arial" w:cs="Arial"/>
+                <w:i w:val="false"/>
+                <w:b w:val="false"/>
+                <w:u w:val="none"/>
+                <w:strike w:val="false"/>
+                <w:sz w:val="22"/>
+                <w:szCs w:val="22"/>
+                <w:color w:val="000000"/>
+              </w:rPr>
+              <w:t xml:space="preserve">-569.6542</w:t>
+            </w:r>
+          </w:p>
+        </w:tc>
+        <w:tc>
+          <w:tcPr>
+            <w:tcBorders>
+              <w:bottom w:val="single" w:sz="6" w:space="0" w:color="666666"/>
+              <w:top w:val="single" w:sz="6" w:space="0" w:color="666666"/>
+              <w:left w:val="single" w:sz="6" w:space="0" w:color="666666"/>
+              <w:right w:val="single" w:sz="6" w:space="0" w:color="666666"/>
+            </w:tcBorders>
+            <w:shd w:val="clear" w:color="auto" w:fill="FFFFFF"/>
+            <w:tcMar>
+              <w:top w:w="0" w:type="dxa"/>
+              <w:bottom w:w="0" w:type="dxa"/>
+              <w:left w:w="0" w:type="dxa"/>
+              <w:right w:w="0" w:type="dxa"/>
+            </w:tcMar>
+            <w:vAlign w:val="center"/>
+          </w:tcPr>
+          <w:p>
+            <w:pPr>
+              <w:pStyle w:val="Normal"/>
+              <w:jc w:val="right"/>
+              <w:pBdr>
+                <w:bottom w:val="none" w:sz="0" w:space="0" w:color="000000"/>
+                <w:top w:val="none" w:sz="0" w:space="0" w:color="000000"/>
+                <w:left w:val="none" w:sz="0" w:space="0" w:color="000000"/>
+                <w:right w:val="none" w:sz="0" w:space="0" w:color="000000"/>
+              </w:pBdr>
+              <w:spacing w:after="100" w:before="100" w:line="240"/>
+              <w:ind w:left="100" w:right="100" w:firstLine="0" w:firstLineChars="0"/>
+              <w:rPr>
+                <w:rFonts w:ascii="Arial" w:hAnsi="Arial" w:eastAsia="Arial" w:cs="Arial"/>
+                <w:i w:val="false"/>
+                <w:b w:val="false"/>
+                <w:u w:val="none"/>
+                <w:strike w:val="false"/>
+                <w:sz w:val="22"/>
+                <w:szCs w:val="22"/>
+                <w:color w:val="000000"/>
+              </w:rPr>
+            </w:pPr>
+            <w:r>
+              <w:rPr>
+                <w:rFonts w:ascii="Arial" w:hAnsi="Arial" w:eastAsia="Arial" w:cs="Arial"/>
+                <w:i w:val="false"/>
+                <w:b w:val="false"/>
+                <w:u w:val="none"/>
+                <w:strike w:val="false"/>
+                <w:sz w:val="22"/>
+                <w:szCs w:val="22"/>
+                <w:color w:val="000000"/>
+              </w:rPr>
+              <w:t xml:space="preserve">5.4858460</w:t>
             </w:r>
           </w:p>
         </w:tc>
@@ -4897,7 +5669,117 @@
                 <w:szCs w:val="22"/>
                 <w:color w:val="000000"/>
               </w:rPr>
-              <w:t xml:space="preserve">0.0644</w:t>
+              <w:t xml:space="preserve">0.04177646</w:t>
+            </w:r>
+          </w:p>
+        </w:tc>
+        <w:tc>
+          <w:tcPr>
+            <w:tcBorders>
+              <w:bottom w:val="single" w:sz="6" w:space="0" w:color="666666"/>
+              <w:top w:val="single" w:sz="6" w:space="0" w:color="666666"/>
+              <w:left w:val="single" w:sz="6" w:space="0" w:color="666666"/>
+              <w:right w:val="single" w:sz="6" w:space="0" w:color="666666"/>
+            </w:tcBorders>
+            <w:shd w:val="clear" w:color="auto" w:fill="FFFFFF"/>
+            <w:tcMar>
+              <w:top w:w="0" w:type="dxa"/>
+              <w:bottom w:w="0" w:type="dxa"/>
+              <w:left w:w="0" w:type="dxa"/>
+              <w:right w:w="0" w:type="dxa"/>
+            </w:tcMar>
+            <w:vAlign w:val="center"/>
+          </w:tcPr>
+          <w:p>
+            <w:pPr>
+              <w:pStyle w:val="Normal"/>
+              <w:jc w:val="right"/>
+              <w:pBdr>
+                <w:bottom w:val="none" w:sz="0" w:space="0" w:color="000000"/>
+                <w:top w:val="none" w:sz="0" w:space="0" w:color="000000"/>
+                <w:left w:val="none" w:sz="0" w:space="0" w:color="000000"/>
+                <w:right w:val="none" w:sz="0" w:space="0" w:color="000000"/>
+              </w:pBdr>
+              <w:spacing w:after="100" w:before="100" w:line="240"/>
+              <w:ind w:left="100" w:right="100" w:firstLine="0" w:firstLineChars="0"/>
+              <w:rPr>
+                <w:rFonts w:ascii="Arial" w:hAnsi="Arial" w:eastAsia="Arial" w:cs="Arial"/>
+                <w:i w:val="false"/>
+                <w:b w:val="false"/>
+                <w:u w:val="none"/>
+                <w:strike w:val="false"/>
+                <w:sz w:val="22"/>
+                <w:szCs w:val="22"/>
+                <w:color w:val="000000"/>
+              </w:rPr>
+            </w:pPr>
+            <w:r>
+              <w:rPr>
+                <w:rFonts w:ascii="Arial" w:hAnsi="Arial" w:eastAsia="Arial" w:cs="Arial"/>
+                <w:i w:val="false"/>
+                <w:b w:val="false"/>
+                <w:u w:val="none"/>
+                <w:strike w:val="false"/>
+                <w:sz w:val="22"/>
+                <w:szCs w:val="22"/>
+                <w:color w:val="000000"/>
+              </w:rPr>
+              <w:t xml:space="preserve">0.06438188</w:t>
+            </w:r>
+          </w:p>
+        </w:tc>
+        <w:tc>
+          <w:tcPr>
+            <w:tcBorders>
+              <w:bottom w:val="single" w:sz="6" w:space="0" w:color="666666"/>
+              <w:top w:val="single" w:sz="6" w:space="0" w:color="666666"/>
+              <w:left w:val="single" w:sz="6" w:space="0" w:color="666666"/>
+              <w:right w:val="single" w:sz="6" w:space="0" w:color="666666"/>
+            </w:tcBorders>
+            <w:shd w:val="clear" w:color="auto" w:fill="FFFFFF"/>
+            <w:tcMar>
+              <w:top w:w="0" w:type="dxa"/>
+              <w:bottom w:w="0" w:type="dxa"/>
+              <w:left w:w="0" w:type="dxa"/>
+              <w:right w:w="0" w:type="dxa"/>
+            </w:tcMar>
+            <w:vAlign w:val="center"/>
+          </w:tcPr>
+          <w:p>
+            <w:pPr>
+              <w:pStyle w:val="Normal"/>
+              <w:jc w:val="right"/>
+              <w:pBdr>
+                <w:bottom w:val="none" w:sz="0" w:space="0" w:color="000000"/>
+                <w:top w:val="none" w:sz="0" w:space="0" w:color="000000"/>
+                <w:left w:val="none" w:sz="0" w:space="0" w:color="000000"/>
+                <w:right w:val="none" w:sz="0" w:space="0" w:color="000000"/>
+              </w:pBdr>
+              <w:spacing w:after="100" w:before="100" w:line="240"/>
+              <w:ind w:left="100" w:right="100" w:firstLine="0" w:firstLineChars="0"/>
+              <w:rPr>
+                <w:rFonts w:ascii="Arial" w:hAnsi="Arial" w:eastAsia="Arial" w:cs="Arial"/>
+                <w:i w:val="false"/>
+                <w:b w:val="false"/>
+                <w:u w:val="none"/>
+                <w:strike w:val="false"/>
+                <w:sz w:val="22"/>
+                <w:szCs w:val="22"/>
+                <w:color w:val="000000"/>
+              </w:rPr>
+            </w:pPr>
+            <w:r>
+              <w:rPr>
+                <w:rFonts w:ascii="Arial" w:hAnsi="Arial" w:eastAsia="Arial" w:cs="Arial"/>
+                <w:i w:val="false"/>
+                <w:b w:val="false"/>
+                <w:u w:val="none"/>
+                <w:strike w:val="false"/>
+                <w:sz w:val="22"/>
+                <w:szCs w:val="22"/>
+                <w:color w:val="000000"/>
+              </w:rPr>
+              <w:t xml:space="preserve">false</w:t>
             </w:r>
           </w:p>
         </w:tc>
@@ -5067,337 +5949,337 @@
                 <w:szCs w:val="22"/>
                 <w:color w:val="000000"/>
               </w:rPr>
-              <w:t xml:space="preserve">1,154.8</w:t>
-            </w:r>
-          </w:p>
-        </w:tc>
-        <w:tc>
-          <w:tcPr>
-            <w:tcBorders>
-              <w:bottom w:val="single" w:sz="6" w:space="0" w:color="666666"/>
-              <w:top w:val="single" w:sz="6" w:space="0" w:color="666666"/>
-              <w:left w:val="single" w:sz="6" w:space="0" w:color="666666"/>
-              <w:right w:val="single" w:sz="6" w:space="0" w:color="666666"/>
-            </w:tcBorders>
-            <w:shd w:val="clear" w:color="auto" w:fill="FFFFFF"/>
-            <w:tcMar>
-              <w:top w:w="0" w:type="dxa"/>
-              <w:bottom w:w="0" w:type="dxa"/>
-              <w:left w:w="0" w:type="dxa"/>
-              <w:right w:w="0" w:type="dxa"/>
-            </w:tcMar>
-            <w:vAlign w:val="center"/>
-          </w:tcPr>
-          <w:p>
-            <w:pPr>
-              <w:pStyle w:val="Normal"/>
-              <w:jc w:val="right"/>
-              <w:pBdr>
-                <w:bottom w:val="none" w:sz="0" w:space="0" w:color="000000"/>
-                <w:top w:val="none" w:sz="0" w:space="0" w:color="000000"/>
-                <w:left w:val="none" w:sz="0" w:space="0" w:color="000000"/>
-                <w:right w:val="none" w:sz="0" w:space="0" w:color="000000"/>
-              </w:pBdr>
-              <w:spacing w:after="100" w:before="100" w:line="240"/>
-              <w:ind w:left="100" w:right="100" w:firstLine="0" w:firstLineChars="0"/>
-              <w:rPr>
-                <w:rFonts w:ascii="Arial" w:hAnsi="Arial" w:eastAsia="Arial" w:cs="Arial"/>
-                <w:i w:val="false"/>
-                <w:b w:val="false"/>
-                <w:u w:val="none"/>
-                <w:strike w:val="false"/>
-                <w:sz w:val="22"/>
-                <w:szCs w:val="22"/>
-                <w:color w:val="000000"/>
-              </w:rPr>
-            </w:pPr>
-            <w:r>
-              <w:rPr>
-                <w:rFonts w:ascii="Arial" w:hAnsi="Arial" w:eastAsia="Arial" w:cs="Arial"/>
-                <w:i w:val="false"/>
-                <w:b w:val="false"/>
-                <w:u w:val="none"/>
-                <w:strike w:val="false"/>
-                <w:sz w:val="22"/>
-                <w:szCs w:val="22"/>
-                <w:color w:val="000000"/>
-              </w:rPr>
-              <w:t xml:space="preserve">1,154.7</w:t>
-            </w:r>
-          </w:p>
-        </w:tc>
-        <w:tc>
-          <w:tcPr>
-            <w:tcBorders>
-              <w:bottom w:val="single" w:sz="6" w:space="0" w:color="666666"/>
-              <w:top w:val="single" w:sz="6" w:space="0" w:color="666666"/>
-              <w:left w:val="single" w:sz="6" w:space="0" w:color="666666"/>
-              <w:right w:val="single" w:sz="6" w:space="0" w:color="666666"/>
-            </w:tcBorders>
-            <w:shd w:val="clear" w:color="auto" w:fill="FFFFFF"/>
-            <w:tcMar>
-              <w:top w:w="0" w:type="dxa"/>
-              <w:bottom w:w="0" w:type="dxa"/>
-              <w:left w:w="0" w:type="dxa"/>
-              <w:right w:w="0" w:type="dxa"/>
-            </w:tcMar>
-            <w:vAlign w:val="center"/>
-          </w:tcPr>
-          <w:p>
-            <w:pPr>
-              <w:pStyle w:val="Normal"/>
-              <w:jc w:val="right"/>
-              <w:pBdr>
-                <w:bottom w:val="none" w:sz="0" w:space="0" w:color="000000"/>
-                <w:top w:val="none" w:sz="0" w:space="0" w:color="000000"/>
-                <w:left w:val="none" w:sz="0" w:space="0" w:color="000000"/>
-                <w:right w:val="none" w:sz="0" w:space="0" w:color="000000"/>
-              </w:pBdr>
-              <w:spacing w:after="100" w:before="100" w:line="240"/>
-              <w:ind w:left="100" w:right="100" w:firstLine="0" w:firstLineChars="0"/>
-              <w:rPr>
-                <w:rFonts w:ascii="Arial" w:hAnsi="Arial" w:eastAsia="Arial" w:cs="Arial"/>
-                <w:i w:val="false"/>
-                <w:b w:val="false"/>
-                <w:u w:val="none"/>
-                <w:strike w:val="false"/>
-                <w:sz w:val="22"/>
-                <w:szCs w:val="22"/>
-                <w:color w:val="000000"/>
-              </w:rPr>
-            </w:pPr>
-            <w:r>
-              <w:rPr>
-                <w:rFonts w:ascii="Arial" w:hAnsi="Arial" w:eastAsia="Arial" w:cs="Arial"/>
-                <w:i w:val="false"/>
-                <w:b w:val="false"/>
-                <w:u w:val="none"/>
-                <w:strike w:val="false"/>
-                <w:sz w:val="22"/>
-                <w:szCs w:val="22"/>
-                <w:color w:val="000000"/>
-              </w:rPr>
-              <w:t xml:space="preserve">1,180.2</w:t>
-            </w:r>
-          </w:p>
-        </w:tc>
-        <w:tc>
-          <w:tcPr>
-            <w:tcBorders>
-              <w:bottom w:val="single" w:sz="6" w:space="0" w:color="666666"/>
-              <w:top w:val="single" w:sz="6" w:space="0" w:color="666666"/>
-              <w:left w:val="single" w:sz="6" w:space="0" w:color="666666"/>
-              <w:right w:val="single" w:sz="6" w:space="0" w:color="666666"/>
-            </w:tcBorders>
-            <w:shd w:val="clear" w:color="auto" w:fill="FFFFFF"/>
-            <w:tcMar>
-              <w:top w:w="0" w:type="dxa"/>
-              <w:bottom w:w="0" w:type="dxa"/>
-              <w:left w:w="0" w:type="dxa"/>
-              <w:right w:w="0" w:type="dxa"/>
-            </w:tcMar>
-            <w:vAlign w:val="center"/>
-          </w:tcPr>
-          <w:p>
-            <w:pPr>
-              <w:pStyle w:val="Normal"/>
-              <w:jc w:val="right"/>
-              <w:pBdr>
-                <w:bottom w:val="none" w:sz="0" w:space="0" w:color="000000"/>
-                <w:top w:val="none" w:sz="0" w:space="0" w:color="000000"/>
-                <w:left w:val="none" w:sz="0" w:space="0" w:color="000000"/>
-                <w:right w:val="none" w:sz="0" w:space="0" w:color="000000"/>
-              </w:pBdr>
-              <w:spacing w:after="100" w:before="100" w:line="240"/>
-              <w:ind w:left="100" w:right="100" w:firstLine="0" w:firstLineChars="0"/>
-              <w:rPr>
-                <w:rFonts w:ascii="Arial" w:hAnsi="Arial" w:eastAsia="Arial" w:cs="Arial"/>
-                <w:i w:val="false"/>
-                <w:b w:val="false"/>
-                <w:u w:val="none"/>
-                <w:strike w:val="false"/>
-                <w:sz w:val="22"/>
-                <w:szCs w:val="22"/>
-                <w:color w:val="000000"/>
-              </w:rPr>
-            </w:pPr>
-            <w:r>
-              <w:rPr>
-                <w:rFonts w:ascii="Arial" w:hAnsi="Arial" w:eastAsia="Arial" w:cs="Arial"/>
-                <w:i w:val="false"/>
-                <w:b w:val="false"/>
-                <w:u w:val="none"/>
-                <w:strike w:val="false"/>
-                <w:sz w:val="22"/>
-                <w:szCs w:val="22"/>
-                <w:color w:val="000000"/>
-              </w:rPr>
-              <w:t xml:space="preserve">1,190.2</w:t>
-            </w:r>
-          </w:p>
-        </w:tc>
-        <w:tc>
-          <w:tcPr>
-            <w:tcBorders>
-              <w:bottom w:val="single" w:sz="6" w:space="0" w:color="666666"/>
-              <w:top w:val="single" w:sz="6" w:space="0" w:color="666666"/>
-              <w:left w:val="single" w:sz="6" w:space="0" w:color="666666"/>
-              <w:right w:val="single" w:sz="6" w:space="0" w:color="666666"/>
-            </w:tcBorders>
-            <w:shd w:val="clear" w:color="auto" w:fill="FFFFFF"/>
-            <w:tcMar>
-              <w:top w:w="0" w:type="dxa"/>
-              <w:bottom w:w="0" w:type="dxa"/>
-              <w:left w:w="0" w:type="dxa"/>
-              <w:right w:w="0" w:type="dxa"/>
-            </w:tcMar>
-            <w:vAlign w:val="center"/>
-          </w:tcPr>
-          <w:p>
-            <w:pPr>
-              <w:pStyle w:val="Normal"/>
-              <w:jc w:val="right"/>
-              <w:pBdr>
-                <w:bottom w:val="none" w:sz="0" w:space="0" w:color="000000"/>
-                <w:top w:val="none" w:sz="0" w:space="0" w:color="000000"/>
-                <w:left w:val="none" w:sz="0" w:space="0" w:color="000000"/>
-                <w:right w:val="none" w:sz="0" w:space="0" w:color="000000"/>
-              </w:pBdr>
-              <w:spacing w:after="100" w:before="100" w:line="240"/>
-              <w:ind w:left="100" w:right="100" w:firstLine="0" w:firstLineChars="0"/>
-              <w:rPr>
-                <w:rFonts w:ascii="Arial" w:hAnsi="Arial" w:eastAsia="Arial" w:cs="Arial"/>
-                <w:i w:val="false"/>
-                <w:b w:val="false"/>
-                <w:u w:val="none"/>
-                <w:strike w:val="false"/>
-                <w:sz w:val="22"/>
-                <w:szCs w:val="22"/>
-                <w:color w:val="000000"/>
-              </w:rPr>
-            </w:pPr>
-            <w:r>
-              <w:rPr>
-                <w:rFonts w:ascii="Arial" w:hAnsi="Arial" w:eastAsia="Arial" w:cs="Arial"/>
-                <w:i w:val="false"/>
-                <w:b w:val="false"/>
-                <w:u w:val="none"/>
-                <w:strike w:val="false"/>
-                <w:sz w:val="22"/>
-                <w:szCs w:val="22"/>
-                <w:color w:val="000000"/>
-              </w:rPr>
-              <w:t xml:space="preserve">-572.4</w:t>
-            </w:r>
-          </w:p>
-        </w:tc>
-        <w:tc>
-          <w:tcPr>
-            <w:tcBorders>
-              <w:bottom w:val="single" w:sz="6" w:space="0" w:color="666666"/>
-              <w:top w:val="single" w:sz="6" w:space="0" w:color="666666"/>
-              <w:left w:val="single" w:sz="6" w:space="0" w:color="666666"/>
-              <w:right w:val="single" w:sz="6" w:space="0" w:color="666666"/>
-            </w:tcBorders>
-            <w:shd w:val="clear" w:color="auto" w:fill="FFFFFF"/>
-            <w:tcMar>
-              <w:top w:w="0" w:type="dxa"/>
-              <w:bottom w:w="0" w:type="dxa"/>
-              <w:left w:w="0" w:type="dxa"/>
-              <w:right w:w="0" w:type="dxa"/>
-            </w:tcMar>
-            <w:vAlign w:val="center"/>
-          </w:tcPr>
-          <w:p>
-            <w:pPr>
-              <w:pStyle w:val="Normal"/>
-              <w:jc w:val="right"/>
-              <w:pBdr>
-                <w:bottom w:val="none" w:sz="0" w:space="0" w:color="000000"/>
-                <w:top w:val="none" w:sz="0" w:space="0" w:color="000000"/>
-                <w:left w:val="none" w:sz="0" w:space="0" w:color="000000"/>
-                <w:right w:val="none" w:sz="0" w:space="0" w:color="000000"/>
-              </w:pBdr>
-              <w:spacing w:after="100" w:before="100" w:line="240"/>
-              <w:ind w:left="100" w:right="100" w:firstLine="0" w:firstLineChars="0"/>
-              <w:rPr>
-                <w:rFonts w:ascii="Arial" w:hAnsi="Arial" w:eastAsia="Arial" w:cs="Arial"/>
-                <w:i w:val="false"/>
-                <w:b w:val="false"/>
-                <w:u w:val="none"/>
-                <w:strike w:val="false"/>
-                <w:sz w:val="22"/>
-                <w:szCs w:val="22"/>
-                <w:color w:val="000000"/>
-              </w:rPr>
-            </w:pPr>
-            <w:r>
-              <w:rPr>
-                <w:rFonts w:ascii="Arial" w:hAnsi="Arial" w:eastAsia="Arial" w:cs="Arial"/>
-                <w:i w:val="false"/>
-                <w:b w:val="false"/>
-                <w:u w:val="none"/>
-                <w:strike w:val="false"/>
-                <w:sz w:val="22"/>
-                <w:szCs w:val="22"/>
-                <w:color w:val="000000"/>
-              </w:rPr>
-              <w:t xml:space="preserve">-570.3</w:t>
-            </w:r>
-          </w:p>
-        </w:tc>
-        <w:tc>
-          <w:tcPr>
-            <w:tcBorders>
-              <w:bottom w:val="single" w:sz="6" w:space="0" w:color="666666"/>
-              <w:top w:val="single" w:sz="6" w:space="0" w:color="666666"/>
-              <w:left w:val="single" w:sz="6" w:space="0" w:color="666666"/>
-              <w:right w:val="single" w:sz="6" w:space="0" w:color="666666"/>
-            </w:tcBorders>
-            <w:shd w:val="clear" w:color="auto" w:fill="FFFFFF"/>
-            <w:tcMar>
-              <w:top w:w="0" w:type="dxa"/>
-              <w:bottom w:w="0" w:type="dxa"/>
-              <w:left w:w="0" w:type="dxa"/>
-              <w:right w:w="0" w:type="dxa"/>
-            </w:tcMar>
-            <w:vAlign w:val="center"/>
-          </w:tcPr>
-          <w:p>
-            <w:pPr>
-              <w:pStyle w:val="Normal"/>
-              <w:jc w:val="right"/>
-              <w:pBdr>
-                <w:bottom w:val="none" w:sz="0" w:space="0" w:color="000000"/>
-                <w:top w:val="none" w:sz="0" w:space="0" w:color="000000"/>
-                <w:left w:val="none" w:sz="0" w:space="0" w:color="000000"/>
-                <w:right w:val="none" w:sz="0" w:space="0" w:color="000000"/>
-              </w:pBdr>
-              <w:spacing w:after="100" w:before="100" w:line="240"/>
-              <w:ind w:left="100" w:right="100" w:firstLine="0" w:firstLineChars="0"/>
-              <w:rPr>
-                <w:rFonts w:ascii="Arial" w:hAnsi="Arial" w:eastAsia="Arial" w:cs="Arial"/>
-                <w:i w:val="false"/>
-                <w:b w:val="false"/>
-                <w:u w:val="none"/>
-                <w:strike w:val="false"/>
-                <w:sz w:val="22"/>
-                <w:szCs w:val="22"/>
-                <w:color w:val="000000"/>
-              </w:rPr>
-            </w:pPr>
-            <w:r>
-              <w:rPr>
-                <w:rFonts w:ascii="Arial" w:hAnsi="Arial" w:eastAsia="Arial" w:cs="Arial"/>
-                <w:i w:val="false"/>
-                <w:b w:val="false"/>
-                <w:u w:val="none"/>
-                <w:strike w:val="false"/>
-                <w:sz w:val="22"/>
-                <w:szCs w:val="22"/>
-                <w:color w:val="000000"/>
-              </w:rPr>
-              <w:t xml:space="preserve">4.14</w:t>
+              <w:t xml:space="preserve">1,154.794</w:t>
+            </w:r>
+          </w:p>
+        </w:tc>
+        <w:tc>
+          <w:tcPr>
+            <w:tcBorders>
+              <w:bottom w:val="single" w:sz="6" w:space="0" w:color="666666"/>
+              <w:top w:val="single" w:sz="6" w:space="0" w:color="666666"/>
+              <w:left w:val="single" w:sz="6" w:space="0" w:color="666666"/>
+              <w:right w:val="single" w:sz="6" w:space="0" w:color="666666"/>
+            </w:tcBorders>
+            <w:shd w:val="clear" w:color="auto" w:fill="FFFFFF"/>
+            <w:tcMar>
+              <w:top w:w="0" w:type="dxa"/>
+              <w:bottom w:w="0" w:type="dxa"/>
+              <w:left w:w="0" w:type="dxa"/>
+              <w:right w:w="0" w:type="dxa"/>
+            </w:tcMar>
+            <w:vAlign w:val="center"/>
+          </w:tcPr>
+          <w:p>
+            <w:pPr>
+              <w:pStyle w:val="Normal"/>
+              <w:jc w:val="right"/>
+              <w:pBdr>
+                <w:bottom w:val="none" w:sz="0" w:space="0" w:color="000000"/>
+                <w:top w:val="none" w:sz="0" w:space="0" w:color="000000"/>
+                <w:left w:val="none" w:sz="0" w:space="0" w:color="000000"/>
+                <w:right w:val="none" w:sz="0" w:space="0" w:color="000000"/>
+              </w:pBdr>
+              <w:spacing w:after="100" w:before="100" w:line="240"/>
+              <w:ind w:left="100" w:right="100" w:firstLine="0" w:firstLineChars="0"/>
+              <w:rPr>
+                <w:rFonts w:ascii="Arial" w:hAnsi="Arial" w:eastAsia="Arial" w:cs="Arial"/>
+                <w:i w:val="false"/>
+                <w:b w:val="false"/>
+                <w:u w:val="none"/>
+                <w:strike w:val="false"/>
+                <w:sz w:val="22"/>
+                <w:szCs w:val="22"/>
+                <w:color w:val="000000"/>
+              </w:rPr>
+            </w:pPr>
+            <w:r>
+              <w:rPr>
+                <w:rFonts w:ascii="Arial" w:hAnsi="Arial" w:eastAsia="Arial" w:cs="Arial"/>
+                <w:i w:val="false"/>
+                <w:b w:val="false"/>
+                <w:u w:val="none"/>
+                <w:strike w:val="false"/>
+                <w:sz w:val="22"/>
+                <w:szCs w:val="22"/>
+                <w:color w:val="000000"/>
+              </w:rPr>
+              <w:t xml:space="preserve">1,154.653</w:t>
+            </w:r>
+          </w:p>
+        </w:tc>
+        <w:tc>
+          <w:tcPr>
+            <w:tcBorders>
+              <w:bottom w:val="single" w:sz="6" w:space="0" w:color="666666"/>
+              <w:top w:val="single" w:sz="6" w:space="0" w:color="666666"/>
+              <w:left w:val="single" w:sz="6" w:space="0" w:color="666666"/>
+              <w:right w:val="single" w:sz="6" w:space="0" w:color="666666"/>
+            </w:tcBorders>
+            <w:shd w:val="clear" w:color="auto" w:fill="FFFFFF"/>
+            <w:tcMar>
+              <w:top w:w="0" w:type="dxa"/>
+              <w:bottom w:w="0" w:type="dxa"/>
+              <w:left w:w="0" w:type="dxa"/>
+              <w:right w:w="0" w:type="dxa"/>
+            </w:tcMar>
+            <w:vAlign w:val="center"/>
+          </w:tcPr>
+          <w:p>
+            <w:pPr>
+              <w:pStyle w:val="Normal"/>
+              <w:jc w:val="right"/>
+              <w:pBdr>
+                <w:bottom w:val="none" w:sz="0" w:space="0" w:color="000000"/>
+                <w:top w:val="none" w:sz="0" w:space="0" w:color="000000"/>
+                <w:left w:val="none" w:sz="0" w:space="0" w:color="000000"/>
+                <w:right w:val="none" w:sz="0" w:space="0" w:color="000000"/>
+              </w:pBdr>
+              <w:spacing w:after="100" w:before="100" w:line="240"/>
+              <w:ind w:left="100" w:right="100" w:firstLine="0" w:firstLineChars="0"/>
+              <w:rPr>
+                <w:rFonts w:ascii="Arial" w:hAnsi="Arial" w:eastAsia="Arial" w:cs="Arial"/>
+                <w:i w:val="false"/>
+                <w:b w:val="false"/>
+                <w:u w:val="none"/>
+                <w:strike w:val="false"/>
+                <w:sz w:val="22"/>
+                <w:szCs w:val="22"/>
+                <w:color w:val="000000"/>
+              </w:rPr>
+            </w:pPr>
+            <w:r>
+              <w:rPr>
+                <w:rFonts w:ascii="Arial" w:hAnsi="Arial" w:eastAsia="Arial" w:cs="Arial"/>
+                <w:i w:val="false"/>
+                <w:b w:val="false"/>
+                <w:u w:val="none"/>
+                <w:strike w:val="false"/>
+                <w:sz w:val="22"/>
+                <w:szCs w:val="22"/>
+                <w:color w:val="000000"/>
+              </w:rPr>
+              <w:t xml:space="preserve">1,180.156</w:t>
+            </w:r>
+          </w:p>
+        </w:tc>
+        <w:tc>
+          <w:tcPr>
+            <w:tcBorders>
+              <w:bottom w:val="single" w:sz="6" w:space="0" w:color="666666"/>
+              <w:top w:val="single" w:sz="6" w:space="0" w:color="666666"/>
+              <w:left w:val="single" w:sz="6" w:space="0" w:color="666666"/>
+              <w:right w:val="single" w:sz="6" w:space="0" w:color="666666"/>
+            </w:tcBorders>
+            <w:shd w:val="clear" w:color="auto" w:fill="FFFFFF"/>
+            <w:tcMar>
+              <w:top w:w="0" w:type="dxa"/>
+              <w:bottom w:w="0" w:type="dxa"/>
+              <w:left w:w="0" w:type="dxa"/>
+              <w:right w:w="0" w:type="dxa"/>
+            </w:tcMar>
+            <w:vAlign w:val="center"/>
+          </w:tcPr>
+          <w:p>
+            <w:pPr>
+              <w:pStyle w:val="Normal"/>
+              <w:jc w:val="right"/>
+              <w:pBdr>
+                <w:bottom w:val="none" w:sz="0" w:space="0" w:color="000000"/>
+                <w:top w:val="none" w:sz="0" w:space="0" w:color="000000"/>
+                <w:left w:val="none" w:sz="0" w:space="0" w:color="000000"/>
+                <w:right w:val="none" w:sz="0" w:space="0" w:color="000000"/>
+              </w:pBdr>
+              <w:spacing w:after="100" w:before="100" w:line="240"/>
+              <w:ind w:left="100" w:right="100" w:firstLine="0" w:firstLineChars="0"/>
+              <w:rPr>
+                <w:rFonts w:ascii="Arial" w:hAnsi="Arial" w:eastAsia="Arial" w:cs="Arial"/>
+                <w:i w:val="false"/>
+                <w:b w:val="false"/>
+                <w:u w:val="none"/>
+                <w:strike w:val="false"/>
+                <w:sz w:val="22"/>
+                <w:szCs w:val="22"/>
+                <w:color w:val="000000"/>
+              </w:rPr>
+            </w:pPr>
+            <w:r>
+              <w:rPr>
+                <w:rFonts w:ascii="Arial" w:hAnsi="Arial" w:eastAsia="Arial" w:cs="Arial"/>
+                <w:i w:val="false"/>
+                <w:b w:val="false"/>
+                <w:u w:val="none"/>
+                <w:strike w:val="false"/>
+                <w:sz w:val="22"/>
+                <w:szCs w:val="22"/>
+                <w:color w:val="000000"/>
+              </w:rPr>
+              <w:t xml:space="preserve">1,190.160</w:t>
+            </w:r>
+          </w:p>
+        </w:tc>
+        <w:tc>
+          <w:tcPr>
+            <w:tcBorders>
+              <w:bottom w:val="single" w:sz="6" w:space="0" w:color="666666"/>
+              <w:top w:val="single" w:sz="6" w:space="0" w:color="666666"/>
+              <w:left w:val="single" w:sz="6" w:space="0" w:color="666666"/>
+              <w:right w:val="single" w:sz="6" w:space="0" w:color="666666"/>
+            </w:tcBorders>
+            <w:shd w:val="clear" w:color="auto" w:fill="FFFFFF"/>
+            <w:tcMar>
+              <w:top w:w="0" w:type="dxa"/>
+              <w:bottom w:w="0" w:type="dxa"/>
+              <w:left w:w="0" w:type="dxa"/>
+              <w:right w:w="0" w:type="dxa"/>
+            </w:tcMar>
+            <w:vAlign w:val="center"/>
+          </w:tcPr>
+          <w:p>
+            <w:pPr>
+              <w:pStyle w:val="Normal"/>
+              <w:jc w:val="right"/>
+              <w:pBdr>
+                <w:bottom w:val="none" w:sz="0" w:space="0" w:color="000000"/>
+                <w:top w:val="none" w:sz="0" w:space="0" w:color="000000"/>
+                <w:left w:val="none" w:sz="0" w:space="0" w:color="000000"/>
+                <w:right w:val="none" w:sz="0" w:space="0" w:color="000000"/>
+              </w:pBdr>
+              <w:spacing w:after="100" w:before="100" w:line="240"/>
+              <w:ind w:left="100" w:right="100" w:firstLine="0" w:firstLineChars="0"/>
+              <w:rPr>
+                <w:rFonts w:ascii="Arial" w:hAnsi="Arial" w:eastAsia="Arial" w:cs="Arial"/>
+                <w:i w:val="false"/>
+                <w:b w:val="false"/>
+                <w:u w:val="none"/>
+                <w:strike w:val="false"/>
+                <w:sz w:val="22"/>
+                <w:szCs w:val="22"/>
+                <w:color w:val="000000"/>
+              </w:rPr>
+            </w:pPr>
+            <w:r>
+              <w:rPr>
+                <w:rFonts w:ascii="Arial" w:hAnsi="Arial" w:eastAsia="Arial" w:cs="Arial"/>
+                <w:i w:val="false"/>
+                <w:b w:val="false"/>
+                <w:u w:val="none"/>
+                <w:strike w:val="false"/>
+                <w:sz w:val="22"/>
+                <w:szCs w:val="22"/>
+                <w:color w:val="000000"/>
+              </w:rPr>
+              <w:t xml:space="preserve">-572.3971</w:t>
+            </w:r>
+          </w:p>
+        </w:tc>
+        <w:tc>
+          <w:tcPr>
+            <w:tcBorders>
+              <w:bottom w:val="single" w:sz="6" w:space="0" w:color="666666"/>
+              <w:top w:val="single" w:sz="6" w:space="0" w:color="666666"/>
+              <w:left w:val="single" w:sz="6" w:space="0" w:color="666666"/>
+              <w:right w:val="single" w:sz="6" w:space="0" w:color="666666"/>
+            </w:tcBorders>
+            <w:shd w:val="clear" w:color="auto" w:fill="FFFFFF"/>
+            <w:tcMar>
+              <w:top w:w="0" w:type="dxa"/>
+              <w:bottom w:w="0" w:type="dxa"/>
+              <w:left w:w="0" w:type="dxa"/>
+              <w:right w:w="0" w:type="dxa"/>
+            </w:tcMar>
+            <w:vAlign w:val="center"/>
+          </w:tcPr>
+          <w:p>
+            <w:pPr>
+              <w:pStyle w:val="Normal"/>
+              <w:jc w:val="right"/>
+              <w:pBdr>
+                <w:bottom w:val="none" w:sz="0" w:space="0" w:color="000000"/>
+                <w:top w:val="none" w:sz="0" w:space="0" w:color="000000"/>
+                <w:left w:val="none" w:sz="0" w:space="0" w:color="000000"/>
+                <w:right w:val="none" w:sz="0" w:space="0" w:color="000000"/>
+              </w:pBdr>
+              <w:spacing w:after="100" w:before="100" w:line="240"/>
+              <w:ind w:left="100" w:right="100" w:firstLine="0" w:firstLineChars="0"/>
+              <w:rPr>
+                <w:rFonts w:ascii="Arial" w:hAnsi="Arial" w:eastAsia="Arial" w:cs="Arial"/>
+                <w:i w:val="false"/>
+                <w:b w:val="false"/>
+                <w:u w:val="none"/>
+                <w:strike w:val="false"/>
+                <w:sz w:val="22"/>
+                <w:szCs w:val="22"/>
+                <w:color w:val="000000"/>
+              </w:rPr>
+            </w:pPr>
+            <w:r>
+              <w:rPr>
+                <w:rFonts w:ascii="Arial" w:hAnsi="Arial" w:eastAsia="Arial" w:cs="Arial"/>
+                <w:i w:val="false"/>
+                <w:b w:val="false"/>
+                <w:u w:val="none"/>
+                <w:strike w:val="false"/>
+                <w:sz w:val="22"/>
+                <w:szCs w:val="22"/>
+                <w:color w:val="000000"/>
+              </w:rPr>
+              <w:t xml:space="preserve">-570.3265</w:t>
+            </w:r>
+          </w:p>
+        </w:tc>
+        <w:tc>
+          <w:tcPr>
+            <w:tcBorders>
+              <w:bottom w:val="single" w:sz="6" w:space="0" w:color="666666"/>
+              <w:top w:val="single" w:sz="6" w:space="0" w:color="666666"/>
+              <w:left w:val="single" w:sz="6" w:space="0" w:color="666666"/>
+              <w:right w:val="single" w:sz="6" w:space="0" w:color="666666"/>
+            </w:tcBorders>
+            <w:shd w:val="clear" w:color="auto" w:fill="FFFFFF"/>
+            <w:tcMar>
+              <w:top w:w="0" w:type="dxa"/>
+              <w:bottom w:w="0" w:type="dxa"/>
+              <w:left w:w="0" w:type="dxa"/>
+              <w:right w:w="0" w:type="dxa"/>
+            </w:tcMar>
+            <w:vAlign w:val="center"/>
+          </w:tcPr>
+          <w:p>
+            <w:pPr>
+              <w:pStyle w:val="Normal"/>
+              <w:jc w:val="right"/>
+              <w:pBdr>
+                <w:bottom w:val="none" w:sz="0" w:space="0" w:color="000000"/>
+                <w:top w:val="none" w:sz="0" w:space="0" w:color="000000"/>
+                <w:left w:val="none" w:sz="0" w:space="0" w:color="000000"/>
+                <w:right w:val="none" w:sz="0" w:space="0" w:color="000000"/>
+              </w:pBdr>
+              <w:spacing w:after="100" w:before="100" w:line="240"/>
+              <w:ind w:left="100" w:right="100" w:firstLine="0" w:firstLineChars="0"/>
+              <w:rPr>
+                <w:rFonts w:ascii="Arial" w:hAnsi="Arial" w:eastAsia="Arial" w:cs="Arial"/>
+                <w:i w:val="false"/>
+                <w:b w:val="false"/>
+                <w:u w:val="none"/>
+                <w:strike w:val="false"/>
+                <w:sz w:val="22"/>
+                <w:szCs w:val="22"/>
+                <w:color w:val="000000"/>
+              </w:rPr>
+            </w:pPr>
+            <w:r>
+              <w:rPr>
+                <w:rFonts w:ascii="Arial" w:hAnsi="Arial" w:eastAsia="Arial" w:cs="Arial"/>
+                <w:i w:val="false"/>
+                <w:b w:val="false"/>
+                <w:u w:val="none"/>
+                <w:strike w:val="false"/>
+                <w:sz w:val="22"/>
+                <w:szCs w:val="22"/>
+                <w:color w:val="000000"/>
+              </w:rPr>
+              <w:t xml:space="preserve">4.1412302</w:t>
             </w:r>
           </w:p>
         </w:tc>
@@ -5507,7 +6389,117 @@
                 <w:szCs w:val="22"/>
                 <w:color w:val="000000"/>
               </w:rPr>
-              <w:t xml:space="preserve">0.1260</w:t>
+              <w:t xml:space="preserve">0.08397947</w:t>
+            </w:r>
+          </w:p>
+        </w:tc>
+        <w:tc>
+          <w:tcPr>
+            <w:tcBorders>
+              <w:bottom w:val="single" w:sz="6" w:space="0" w:color="666666"/>
+              <w:top w:val="single" w:sz="6" w:space="0" w:color="666666"/>
+              <w:left w:val="single" w:sz="6" w:space="0" w:color="666666"/>
+              <w:right w:val="single" w:sz="6" w:space="0" w:color="666666"/>
+            </w:tcBorders>
+            <w:shd w:val="clear" w:color="auto" w:fill="FFFFFF"/>
+            <w:tcMar>
+              <w:top w:w="0" w:type="dxa"/>
+              <w:bottom w:w="0" w:type="dxa"/>
+              <w:left w:w="0" w:type="dxa"/>
+              <w:right w:w="0" w:type="dxa"/>
+            </w:tcMar>
+            <w:vAlign w:val="center"/>
+          </w:tcPr>
+          <w:p>
+            <w:pPr>
+              <w:pStyle w:val="Normal"/>
+              <w:jc w:val="right"/>
+              <w:pBdr>
+                <w:bottom w:val="none" w:sz="0" w:space="0" w:color="000000"/>
+                <w:top w:val="none" w:sz="0" w:space="0" w:color="000000"/>
+                <w:left w:val="none" w:sz="0" w:space="0" w:color="000000"/>
+                <w:right w:val="none" w:sz="0" w:space="0" w:color="000000"/>
+              </w:pBdr>
+              <w:spacing w:after="100" w:before="100" w:line="240"/>
+              <w:ind w:left="100" w:right="100" w:firstLine="0" w:firstLineChars="0"/>
+              <w:rPr>
+                <w:rFonts w:ascii="Arial" w:hAnsi="Arial" w:eastAsia="Arial" w:cs="Arial"/>
+                <w:i w:val="false"/>
+                <w:b w:val="false"/>
+                <w:u w:val="none"/>
+                <w:strike w:val="false"/>
+                <w:sz w:val="22"/>
+                <w:szCs w:val="22"/>
+                <w:color w:val="000000"/>
+              </w:rPr>
+            </w:pPr>
+            <w:r>
+              <w:rPr>
+                <w:rFonts w:ascii="Arial" w:hAnsi="Arial" w:eastAsia="Arial" w:cs="Arial"/>
+                <w:i w:val="false"/>
+                <w:b w:val="false"/>
+                <w:u w:val="none"/>
+                <w:strike w:val="false"/>
+                <w:sz w:val="22"/>
+                <w:szCs w:val="22"/>
+                <w:color w:val="000000"/>
+              </w:rPr>
+              <w:t xml:space="preserve">0.12610819</w:t>
+            </w:r>
+          </w:p>
+        </w:tc>
+        <w:tc>
+          <w:tcPr>
+            <w:tcBorders>
+              <w:bottom w:val="single" w:sz="6" w:space="0" w:color="666666"/>
+              <w:top w:val="single" w:sz="6" w:space="0" w:color="666666"/>
+              <w:left w:val="single" w:sz="6" w:space="0" w:color="666666"/>
+              <w:right w:val="single" w:sz="6" w:space="0" w:color="666666"/>
+            </w:tcBorders>
+            <w:shd w:val="clear" w:color="auto" w:fill="FFFFFF"/>
+            <w:tcMar>
+              <w:top w:w="0" w:type="dxa"/>
+              <w:bottom w:w="0" w:type="dxa"/>
+              <w:left w:w="0" w:type="dxa"/>
+              <w:right w:w="0" w:type="dxa"/>
+            </w:tcMar>
+            <w:vAlign w:val="center"/>
+          </w:tcPr>
+          <w:p>
+            <w:pPr>
+              <w:pStyle w:val="Normal"/>
+              <w:jc w:val="right"/>
+              <w:pBdr>
+                <w:bottom w:val="none" w:sz="0" w:space="0" w:color="000000"/>
+                <w:top w:val="none" w:sz="0" w:space="0" w:color="000000"/>
+                <w:left w:val="none" w:sz="0" w:space="0" w:color="000000"/>
+                <w:right w:val="none" w:sz="0" w:space="0" w:color="000000"/>
+              </w:pBdr>
+              <w:spacing w:after="100" w:before="100" w:line="240"/>
+              <w:ind w:left="100" w:right="100" w:firstLine="0" w:firstLineChars="0"/>
+              <w:rPr>
+                <w:rFonts w:ascii="Arial" w:hAnsi="Arial" w:eastAsia="Arial" w:cs="Arial"/>
+                <w:i w:val="false"/>
+                <w:b w:val="false"/>
+                <w:u w:val="none"/>
+                <w:strike w:val="false"/>
+                <w:sz w:val="22"/>
+                <w:szCs w:val="22"/>
+                <w:color w:val="000000"/>
+              </w:rPr>
+            </w:pPr>
+            <w:r>
+              <w:rPr>
+                <w:rFonts w:ascii="Arial" w:hAnsi="Arial" w:eastAsia="Arial" w:cs="Arial"/>
+                <w:i w:val="false"/>
+                <w:b w:val="false"/>
+                <w:u w:val="none"/>
+                <w:strike w:val="false"/>
+                <w:sz w:val="22"/>
+                <w:szCs w:val="22"/>
+                <w:color w:val="000000"/>
+              </w:rPr>
+              <w:t xml:space="preserve">false</w:t>
             </w:r>
           </w:p>
         </w:tc>

--- a/output/Modelos_logit/anova_pendientes_aleatorias_logit.docx
+++ b/output/Modelos_logit/anova_pendientes_aleatorias_logit.docx
@@ -1959,7 +1959,7 @@
                 <w:szCs w:val="22"/>
                 <w:color w:val="000000"/>
               </w:rPr>
-              <w:t xml:space="preserve">2.9235929</w:t>
+              <w:t xml:space="preserve">2.9235930</w:t>
             </w:r>
           </w:p>
         </w:tc>
@@ -3564,7 +3564,7 @@
                 <w:szCs w:val="22"/>
                 <w:color w:val="000000"/>
               </w:rPr>
-              <w:t xml:space="preserve">0.57581558</w:t>
+              <w:t xml:space="preserve">0.57581557</w:t>
             </w:r>
           </w:p>
         </w:tc>

--- a/output/Modelos_logit/anova_pendientes_aleatorias_logit.docx
+++ b/output/Modelos_logit/anova_pendientes_aleatorias_logit.docx
@@ -5229,337 +5229,337 @@
                 <w:szCs w:val="22"/>
                 <w:color w:val="000000"/>
               </w:rPr>
-              <w:t xml:space="preserve">1,154.794</w:t>
-            </w:r>
-          </w:p>
-        </w:tc>
-        <w:tc>
-          <w:tcPr>
-            <w:tcBorders>
-              <w:bottom w:val="single" w:sz="6" w:space="0" w:color="666666"/>
-              <w:top w:val="single" w:sz="6" w:space="0" w:color="666666"/>
-              <w:left w:val="single" w:sz="6" w:space="0" w:color="666666"/>
-              <w:right w:val="single" w:sz="6" w:space="0" w:color="666666"/>
-            </w:tcBorders>
-            <w:shd w:val="clear" w:color="auto" w:fill="FFFFFF"/>
-            <w:tcMar>
-              <w:top w:w="0" w:type="dxa"/>
-              <w:bottom w:w="0" w:type="dxa"/>
-              <w:left w:w="0" w:type="dxa"/>
-              <w:right w:w="0" w:type="dxa"/>
-            </w:tcMar>
-            <w:vAlign w:val="center"/>
-          </w:tcPr>
-          <w:p>
-            <w:pPr>
-              <w:pStyle w:val="Normal"/>
-              <w:jc w:val="right"/>
-              <w:pBdr>
-                <w:bottom w:val="none" w:sz="0" w:space="0" w:color="000000"/>
-                <w:top w:val="none" w:sz="0" w:space="0" w:color="000000"/>
-                <w:left w:val="none" w:sz="0" w:space="0" w:color="000000"/>
-                <w:right w:val="none" w:sz="0" w:space="0" w:color="000000"/>
-              </w:pBdr>
-              <w:spacing w:after="100" w:before="100" w:line="240"/>
-              <w:ind w:left="100" w:right="100" w:firstLine="0" w:firstLineChars="0"/>
-              <w:rPr>
-                <w:rFonts w:ascii="Arial" w:hAnsi="Arial" w:eastAsia="Arial" w:cs="Arial"/>
-                <w:i w:val="false"/>
-                <w:b w:val="false"/>
-                <w:u w:val="none"/>
-                <w:strike w:val="false"/>
-                <w:sz w:val="22"/>
-                <w:szCs w:val="22"/>
-                <w:color w:val="000000"/>
-              </w:rPr>
-            </w:pPr>
-            <w:r>
-              <w:rPr>
-                <w:rFonts w:ascii="Arial" w:hAnsi="Arial" w:eastAsia="Arial" w:cs="Arial"/>
-                <w:i w:val="false"/>
-                <w:b w:val="false"/>
-                <w:u w:val="none"/>
-                <w:strike w:val="false"/>
-                <w:sz w:val="22"/>
-                <w:szCs w:val="22"/>
-                <w:color w:val="000000"/>
-              </w:rPr>
-              <w:t xml:space="preserve">1,153.308</w:t>
-            </w:r>
-          </w:p>
-        </w:tc>
-        <w:tc>
-          <w:tcPr>
-            <w:tcBorders>
-              <w:bottom w:val="single" w:sz="6" w:space="0" w:color="666666"/>
-              <w:top w:val="single" w:sz="6" w:space="0" w:color="666666"/>
-              <w:left w:val="single" w:sz="6" w:space="0" w:color="666666"/>
-              <w:right w:val="single" w:sz="6" w:space="0" w:color="666666"/>
-            </w:tcBorders>
-            <w:shd w:val="clear" w:color="auto" w:fill="FFFFFF"/>
-            <w:tcMar>
-              <w:top w:w="0" w:type="dxa"/>
-              <w:bottom w:w="0" w:type="dxa"/>
-              <w:left w:w="0" w:type="dxa"/>
-              <w:right w:w="0" w:type="dxa"/>
-            </w:tcMar>
-            <w:vAlign w:val="center"/>
-          </w:tcPr>
-          <w:p>
-            <w:pPr>
-              <w:pStyle w:val="Normal"/>
-              <w:jc w:val="right"/>
-              <w:pBdr>
-                <w:bottom w:val="none" w:sz="0" w:space="0" w:color="000000"/>
-                <w:top w:val="none" w:sz="0" w:space="0" w:color="000000"/>
-                <w:left w:val="none" w:sz="0" w:space="0" w:color="000000"/>
-                <w:right w:val="none" w:sz="0" w:space="0" w:color="000000"/>
-              </w:pBdr>
-              <w:spacing w:after="100" w:before="100" w:line="240"/>
-              <w:ind w:left="100" w:right="100" w:firstLine="0" w:firstLineChars="0"/>
-              <w:rPr>
-                <w:rFonts w:ascii="Arial" w:hAnsi="Arial" w:eastAsia="Arial" w:cs="Arial"/>
-                <w:i w:val="false"/>
-                <w:b w:val="false"/>
-                <w:u w:val="none"/>
-                <w:strike w:val="false"/>
-                <w:sz w:val="22"/>
-                <w:szCs w:val="22"/>
-                <w:color w:val="000000"/>
-              </w:rPr>
-            </w:pPr>
-            <w:r>
-              <w:rPr>
-                <w:rFonts w:ascii="Arial" w:hAnsi="Arial" w:eastAsia="Arial" w:cs="Arial"/>
-                <w:i w:val="false"/>
-                <w:b w:val="false"/>
-                <w:u w:val="none"/>
-                <w:strike w:val="false"/>
-                <w:sz w:val="22"/>
-                <w:szCs w:val="22"/>
-                <w:color w:val="000000"/>
-              </w:rPr>
-              <w:t xml:space="preserve">1,180.156</w:t>
-            </w:r>
-          </w:p>
-        </w:tc>
-        <w:tc>
-          <w:tcPr>
-            <w:tcBorders>
-              <w:bottom w:val="single" w:sz="6" w:space="0" w:color="666666"/>
-              <w:top w:val="single" w:sz="6" w:space="0" w:color="666666"/>
-              <w:left w:val="single" w:sz="6" w:space="0" w:color="666666"/>
-              <w:right w:val="single" w:sz="6" w:space="0" w:color="666666"/>
-            </w:tcBorders>
-            <w:shd w:val="clear" w:color="auto" w:fill="FFFFFF"/>
-            <w:tcMar>
-              <w:top w:w="0" w:type="dxa"/>
-              <w:bottom w:w="0" w:type="dxa"/>
-              <w:left w:w="0" w:type="dxa"/>
-              <w:right w:w="0" w:type="dxa"/>
-            </w:tcMar>
-            <w:vAlign w:val="center"/>
-          </w:tcPr>
-          <w:p>
-            <w:pPr>
-              <w:pStyle w:val="Normal"/>
-              <w:jc w:val="right"/>
-              <w:pBdr>
-                <w:bottom w:val="none" w:sz="0" w:space="0" w:color="000000"/>
-                <w:top w:val="none" w:sz="0" w:space="0" w:color="000000"/>
-                <w:left w:val="none" w:sz="0" w:space="0" w:color="000000"/>
-                <w:right w:val="none" w:sz="0" w:space="0" w:color="000000"/>
-              </w:pBdr>
-              <w:spacing w:after="100" w:before="100" w:line="240"/>
-              <w:ind w:left="100" w:right="100" w:firstLine="0" w:firstLineChars="0"/>
-              <w:rPr>
-                <w:rFonts w:ascii="Arial" w:hAnsi="Arial" w:eastAsia="Arial" w:cs="Arial"/>
-                <w:i w:val="false"/>
-                <w:b w:val="false"/>
-                <w:u w:val="none"/>
-                <w:strike w:val="false"/>
-                <w:sz w:val="22"/>
-                <w:szCs w:val="22"/>
-                <w:color w:val="000000"/>
-              </w:rPr>
-            </w:pPr>
-            <w:r>
-              <w:rPr>
-                <w:rFonts w:ascii="Arial" w:hAnsi="Arial" w:eastAsia="Arial" w:cs="Arial"/>
-                <w:i w:val="false"/>
-                <w:b w:val="false"/>
-                <w:u w:val="none"/>
-                <w:strike w:val="false"/>
-                <w:sz w:val="22"/>
-                <w:szCs w:val="22"/>
-                <w:color w:val="000000"/>
-              </w:rPr>
-              <w:t xml:space="preserve">1,188.815</w:t>
-            </w:r>
-          </w:p>
-        </w:tc>
-        <w:tc>
-          <w:tcPr>
-            <w:tcBorders>
-              <w:bottom w:val="single" w:sz="6" w:space="0" w:color="666666"/>
-              <w:top w:val="single" w:sz="6" w:space="0" w:color="666666"/>
-              <w:left w:val="single" w:sz="6" w:space="0" w:color="666666"/>
-              <w:right w:val="single" w:sz="6" w:space="0" w:color="666666"/>
-            </w:tcBorders>
-            <w:shd w:val="clear" w:color="auto" w:fill="FFFFFF"/>
-            <w:tcMar>
-              <w:top w:w="0" w:type="dxa"/>
-              <w:bottom w:w="0" w:type="dxa"/>
-              <w:left w:w="0" w:type="dxa"/>
-              <w:right w:w="0" w:type="dxa"/>
-            </w:tcMar>
-            <w:vAlign w:val="center"/>
-          </w:tcPr>
-          <w:p>
-            <w:pPr>
-              <w:pStyle w:val="Normal"/>
-              <w:jc w:val="right"/>
-              <w:pBdr>
-                <w:bottom w:val="none" w:sz="0" w:space="0" w:color="000000"/>
-                <w:top w:val="none" w:sz="0" w:space="0" w:color="000000"/>
-                <w:left w:val="none" w:sz="0" w:space="0" w:color="000000"/>
-                <w:right w:val="none" w:sz="0" w:space="0" w:color="000000"/>
-              </w:pBdr>
-              <w:spacing w:after="100" w:before="100" w:line="240"/>
-              <w:ind w:left="100" w:right="100" w:firstLine="0" w:firstLineChars="0"/>
-              <w:rPr>
-                <w:rFonts w:ascii="Arial" w:hAnsi="Arial" w:eastAsia="Arial" w:cs="Arial"/>
-                <w:i w:val="false"/>
-                <w:b w:val="false"/>
-                <w:u w:val="none"/>
-                <w:strike w:val="false"/>
-                <w:sz w:val="22"/>
-                <w:szCs w:val="22"/>
-                <w:color w:val="000000"/>
-              </w:rPr>
-            </w:pPr>
-            <w:r>
-              <w:rPr>
-                <w:rFonts w:ascii="Arial" w:hAnsi="Arial" w:eastAsia="Arial" w:cs="Arial"/>
-                <w:i w:val="false"/>
-                <w:b w:val="false"/>
-                <w:u w:val="none"/>
-                <w:strike w:val="false"/>
-                <w:sz w:val="22"/>
-                <w:szCs w:val="22"/>
-                <w:color w:val="000000"/>
-              </w:rPr>
-              <w:t xml:space="preserve">-572.3971</w:t>
-            </w:r>
-          </w:p>
-        </w:tc>
-        <w:tc>
-          <w:tcPr>
-            <w:tcBorders>
-              <w:bottom w:val="single" w:sz="6" w:space="0" w:color="666666"/>
-              <w:top w:val="single" w:sz="6" w:space="0" w:color="666666"/>
-              <w:left w:val="single" w:sz="6" w:space="0" w:color="666666"/>
-              <w:right w:val="single" w:sz="6" w:space="0" w:color="666666"/>
-            </w:tcBorders>
-            <w:shd w:val="clear" w:color="auto" w:fill="FFFFFF"/>
-            <w:tcMar>
-              <w:top w:w="0" w:type="dxa"/>
-              <w:bottom w:w="0" w:type="dxa"/>
-              <w:left w:w="0" w:type="dxa"/>
-              <w:right w:w="0" w:type="dxa"/>
-            </w:tcMar>
-            <w:vAlign w:val="center"/>
-          </w:tcPr>
-          <w:p>
-            <w:pPr>
-              <w:pStyle w:val="Normal"/>
-              <w:jc w:val="right"/>
-              <w:pBdr>
-                <w:bottom w:val="none" w:sz="0" w:space="0" w:color="000000"/>
-                <w:top w:val="none" w:sz="0" w:space="0" w:color="000000"/>
-                <w:left w:val="none" w:sz="0" w:space="0" w:color="000000"/>
-                <w:right w:val="none" w:sz="0" w:space="0" w:color="000000"/>
-              </w:pBdr>
-              <w:spacing w:after="100" w:before="100" w:line="240"/>
-              <w:ind w:left="100" w:right="100" w:firstLine="0" w:firstLineChars="0"/>
-              <w:rPr>
-                <w:rFonts w:ascii="Arial" w:hAnsi="Arial" w:eastAsia="Arial" w:cs="Arial"/>
-                <w:i w:val="false"/>
-                <w:b w:val="false"/>
-                <w:u w:val="none"/>
-                <w:strike w:val="false"/>
-                <w:sz w:val="22"/>
-                <w:szCs w:val="22"/>
-                <w:color w:val="000000"/>
-              </w:rPr>
-            </w:pPr>
-            <w:r>
-              <w:rPr>
-                <w:rFonts w:ascii="Arial" w:hAnsi="Arial" w:eastAsia="Arial" w:cs="Arial"/>
-                <w:i w:val="false"/>
-                <w:b w:val="false"/>
-                <w:u w:val="none"/>
-                <w:strike w:val="false"/>
-                <w:sz w:val="22"/>
-                <w:szCs w:val="22"/>
-                <w:color w:val="000000"/>
-              </w:rPr>
-              <w:t xml:space="preserve">-569.6542</w:t>
-            </w:r>
-          </w:p>
-        </w:tc>
-        <w:tc>
-          <w:tcPr>
-            <w:tcBorders>
-              <w:bottom w:val="single" w:sz="6" w:space="0" w:color="666666"/>
-              <w:top w:val="single" w:sz="6" w:space="0" w:color="666666"/>
-              <w:left w:val="single" w:sz="6" w:space="0" w:color="666666"/>
-              <w:right w:val="single" w:sz="6" w:space="0" w:color="666666"/>
-            </w:tcBorders>
-            <w:shd w:val="clear" w:color="auto" w:fill="FFFFFF"/>
-            <w:tcMar>
-              <w:top w:w="0" w:type="dxa"/>
-              <w:bottom w:w="0" w:type="dxa"/>
-              <w:left w:w="0" w:type="dxa"/>
-              <w:right w:w="0" w:type="dxa"/>
-            </w:tcMar>
-            <w:vAlign w:val="center"/>
-          </w:tcPr>
-          <w:p>
-            <w:pPr>
-              <w:pStyle w:val="Normal"/>
-              <w:jc w:val="right"/>
-              <w:pBdr>
-                <w:bottom w:val="none" w:sz="0" w:space="0" w:color="000000"/>
-                <w:top w:val="none" w:sz="0" w:space="0" w:color="000000"/>
-                <w:left w:val="none" w:sz="0" w:space="0" w:color="000000"/>
-                <w:right w:val="none" w:sz="0" w:space="0" w:color="000000"/>
-              </w:pBdr>
-              <w:spacing w:after="100" w:before="100" w:line="240"/>
-              <w:ind w:left="100" w:right="100" w:firstLine="0" w:firstLineChars="0"/>
-              <w:rPr>
-                <w:rFonts w:ascii="Arial" w:hAnsi="Arial" w:eastAsia="Arial" w:cs="Arial"/>
-                <w:i w:val="false"/>
-                <w:b w:val="false"/>
-                <w:u w:val="none"/>
-                <w:strike w:val="false"/>
-                <w:sz w:val="22"/>
-                <w:szCs w:val="22"/>
-                <w:color w:val="000000"/>
-              </w:rPr>
-            </w:pPr>
-            <w:r>
-              <w:rPr>
-                <w:rFonts w:ascii="Arial" w:hAnsi="Arial" w:eastAsia="Arial" w:cs="Arial"/>
-                <w:i w:val="false"/>
-                <w:b w:val="false"/>
-                <w:u w:val="none"/>
-                <w:strike w:val="false"/>
-                <w:sz w:val="22"/>
-                <w:szCs w:val="22"/>
-                <w:color w:val="000000"/>
-              </w:rPr>
-              <w:t xml:space="preserve">5.4858460</w:t>
+              <w:t xml:space="preserve">1,092.301</w:t>
+            </w:r>
+          </w:p>
+        </w:tc>
+        <w:tc>
+          <w:tcPr>
+            <w:tcBorders>
+              <w:bottom w:val="single" w:sz="6" w:space="0" w:color="666666"/>
+              <w:top w:val="single" w:sz="6" w:space="0" w:color="666666"/>
+              <w:left w:val="single" w:sz="6" w:space="0" w:color="666666"/>
+              <w:right w:val="single" w:sz="6" w:space="0" w:color="666666"/>
+            </w:tcBorders>
+            <w:shd w:val="clear" w:color="auto" w:fill="FFFFFF"/>
+            <w:tcMar>
+              <w:top w:w="0" w:type="dxa"/>
+              <w:bottom w:w="0" w:type="dxa"/>
+              <w:left w:w="0" w:type="dxa"/>
+              <w:right w:w="0" w:type="dxa"/>
+            </w:tcMar>
+            <w:vAlign w:val="center"/>
+          </w:tcPr>
+          <w:p>
+            <w:pPr>
+              <w:pStyle w:val="Normal"/>
+              <w:jc w:val="right"/>
+              <w:pBdr>
+                <w:bottom w:val="none" w:sz="0" w:space="0" w:color="000000"/>
+                <w:top w:val="none" w:sz="0" w:space="0" w:color="000000"/>
+                <w:left w:val="none" w:sz="0" w:space="0" w:color="000000"/>
+                <w:right w:val="none" w:sz="0" w:space="0" w:color="000000"/>
+              </w:pBdr>
+              <w:spacing w:after="100" w:before="100" w:line="240"/>
+              <w:ind w:left="100" w:right="100" w:firstLine="0" w:firstLineChars="0"/>
+              <w:rPr>
+                <w:rFonts w:ascii="Arial" w:hAnsi="Arial" w:eastAsia="Arial" w:cs="Arial"/>
+                <w:i w:val="false"/>
+                <w:b w:val="false"/>
+                <w:u w:val="none"/>
+                <w:strike w:val="false"/>
+                <w:sz w:val="22"/>
+                <w:szCs w:val="22"/>
+                <w:color w:val="000000"/>
+              </w:rPr>
+            </w:pPr>
+            <w:r>
+              <w:rPr>
+                <w:rFonts w:ascii="Arial" w:hAnsi="Arial" w:eastAsia="Arial" w:cs="Arial"/>
+                <w:i w:val="false"/>
+                <w:b w:val="false"/>
+                <w:u w:val="none"/>
+                <w:strike w:val="false"/>
+                <w:sz w:val="22"/>
+                <w:szCs w:val="22"/>
+                <w:color w:val="000000"/>
+              </w:rPr>
+              <w:t xml:space="preserve">1,090.004</w:t>
+            </w:r>
+          </w:p>
+        </w:tc>
+        <w:tc>
+          <w:tcPr>
+            <w:tcBorders>
+              <w:bottom w:val="single" w:sz="6" w:space="0" w:color="666666"/>
+              <w:top w:val="single" w:sz="6" w:space="0" w:color="666666"/>
+              <w:left w:val="single" w:sz="6" w:space="0" w:color="666666"/>
+              <w:right w:val="single" w:sz="6" w:space="0" w:color="666666"/>
+            </w:tcBorders>
+            <w:shd w:val="clear" w:color="auto" w:fill="FFFFFF"/>
+            <w:tcMar>
+              <w:top w:w="0" w:type="dxa"/>
+              <w:bottom w:w="0" w:type="dxa"/>
+              <w:left w:w="0" w:type="dxa"/>
+              <w:right w:w="0" w:type="dxa"/>
+            </w:tcMar>
+            <w:vAlign w:val="center"/>
+          </w:tcPr>
+          <w:p>
+            <w:pPr>
+              <w:pStyle w:val="Normal"/>
+              <w:jc w:val="right"/>
+              <w:pBdr>
+                <w:bottom w:val="none" w:sz="0" w:space="0" w:color="000000"/>
+                <w:top w:val="none" w:sz="0" w:space="0" w:color="000000"/>
+                <w:left w:val="none" w:sz="0" w:space="0" w:color="000000"/>
+                <w:right w:val="none" w:sz="0" w:space="0" w:color="000000"/>
+              </w:pBdr>
+              <w:spacing w:after="100" w:before="100" w:line="240"/>
+              <w:ind w:left="100" w:right="100" w:firstLine="0" w:firstLineChars="0"/>
+              <w:rPr>
+                <w:rFonts w:ascii="Arial" w:hAnsi="Arial" w:eastAsia="Arial" w:cs="Arial"/>
+                <w:i w:val="false"/>
+                <w:b w:val="false"/>
+                <w:u w:val="none"/>
+                <w:strike w:val="false"/>
+                <w:sz w:val="22"/>
+                <w:szCs w:val="22"/>
+                <w:color w:val="000000"/>
+              </w:rPr>
+            </w:pPr>
+            <w:r>
+              <w:rPr>
+                <w:rFonts w:ascii="Arial" w:hAnsi="Arial" w:eastAsia="Arial" w:cs="Arial"/>
+                <w:i w:val="false"/>
+                <w:b w:val="false"/>
+                <w:u w:val="none"/>
+                <w:strike w:val="false"/>
+                <w:sz w:val="22"/>
+                <w:szCs w:val="22"/>
+                <w:color w:val="000000"/>
+              </w:rPr>
+              <w:t xml:space="preserve">1,117.303</w:t>
+            </w:r>
+          </w:p>
+        </w:tc>
+        <w:tc>
+          <w:tcPr>
+            <w:tcBorders>
+              <w:bottom w:val="single" w:sz="6" w:space="0" w:color="666666"/>
+              <w:top w:val="single" w:sz="6" w:space="0" w:color="666666"/>
+              <w:left w:val="single" w:sz="6" w:space="0" w:color="666666"/>
+              <w:right w:val="single" w:sz="6" w:space="0" w:color="666666"/>
+            </w:tcBorders>
+            <w:shd w:val="clear" w:color="auto" w:fill="FFFFFF"/>
+            <w:tcMar>
+              <w:top w:w="0" w:type="dxa"/>
+              <w:bottom w:w="0" w:type="dxa"/>
+              <w:left w:w="0" w:type="dxa"/>
+              <w:right w:w="0" w:type="dxa"/>
+            </w:tcMar>
+            <w:vAlign w:val="center"/>
+          </w:tcPr>
+          <w:p>
+            <w:pPr>
+              <w:pStyle w:val="Normal"/>
+              <w:jc w:val="right"/>
+              <w:pBdr>
+                <w:bottom w:val="none" w:sz="0" w:space="0" w:color="000000"/>
+                <w:top w:val="none" w:sz="0" w:space="0" w:color="000000"/>
+                <w:left w:val="none" w:sz="0" w:space="0" w:color="000000"/>
+                <w:right w:val="none" w:sz="0" w:space="0" w:color="000000"/>
+              </w:pBdr>
+              <w:spacing w:after="100" w:before="100" w:line="240"/>
+              <w:ind w:left="100" w:right="100" w:firstLine="0" w:firstLineChars="0"/>
+              <w:rPr>
+                <w:rFonts w:ascii="Arial" w:hAnsi="Arial" w:eastAsia="Arial" w:cs="Arial"/>
+                <w:i w:val="false"/>
+                <w:b w:val="false"/>
+                <w:u w:val="none"/>
+                <w:strike w:val="false"/>
+                <w:sz w:val="22"/>
+                <w:szCs w:val="22"/>
+                <w:color w:val="000000"/>
+              </w:rPr>
+            </w:pPr>
+            <w:r>
+              <w:rPr>
+                <w:rFonts w:ascii="Arial" w:hAnsi="Arial" w:eastAsia="Arial" w:cs="Arial"/>
+                <w:i w:val="false"/>
+                <w:b w:val="false"/>
+                <w:u w:val="none"/>
+                <w:strike w:val="false"/>
+                <w:sz w:val="22"/>
+                <w:szCs w:val="22"/>
+                <w:color w:val="000000"/>
+              </w:rPr>
+              <w:t xml:space="preserve">1,125.007</w:t>
+            </w:r>
+          </w:p>
+        </w:tc>
+        <w:tc>
+          <w:tcPr>
+            <w:tcBorders>
+              <w:bottom w:val="single" w:sz="6" w:space="0" w:color="666666"/>
+              <w:top w:val="single" w:sz="6" w:space="0" w:color="666666"/>
+              <w:left w:val="single" w:sz="6" w:space="0" w:color="666666"/>
+              <w:right w:val="single" w:sz="6" w:space="0" w:color="666666"/>
+            </w:tcBorders>
+            <w:shd w:val="clear" w:color="auto" w:fill="FFFFFF"/>
+            <w:tcMar>
+              <w:top w:w="0" w:type="dxa"/>
+              <w:bottom w:w="0" w:type="dxa"/>
+              <w:left w:w="0" w:type="dxa"/>
+              <w:right w:w="0" w:type="dxa"/>
+            </w:tcMar>
+            <w:vAlign w:val="center"/>
+          </w:tcPr>
+          <w:p>
+            <w:pPr>
+              <w:pStyle w:val="Normal"/>
+              <w:jc w:val="right"/>
+              <w:pBdr>
+                <w:bottom w:val="none" w:sz="0" w:space="0" w:color="000000"/>
+                <w:top w:val="none" w:sz="0" w:space="0" w:color="000000"/>
+                <w:left w:val="none" w:sz="0" w:space="0" w:color="000000"/>
+                <w:right w:val="none" w:sz="0" w:space="0" w:color="000000"/>
+              </w:pBdr>
+              <w:spacing w:after="100" w:before="100" w:line="240"/>
+              <w:ind w:left="100" w:right="100" w:firstLine="0" w:firstLineChars="0"/>
+              <w:rPr>
+                <w:rFonts w:ascii="Arial" w:hAnsi="Arial" w:eastAsia="Arial" w:cs="Arial"/>
+                <w:i w:val="false"/>
+                <w:b w:val="false"/>
+                <w:u w:val="none"/>
+                <w:strike w:val="false"/>
+                <w:sz w:val="22"/>
+                <w:szCs w:val="22"/>
+                <w:color w:val="000000"/>
+              </w:rPr>
+            </w:pPr>
+            <w:r>
+              <w:rPr>
+                <w:rFonts w:ascii="Arial" w:hAnsi="Arial" w:eastAsia="Arial" w:cs="Arial"/>
+                <w:i w:val="false"/>
+                <w:b w:val="false"/>
+                <w:u w:val="none"/>
+                <w:strike w:val="false"/>
+                <w:sz w:val="22"/>
+                <w:szCs w:val="22"/>
+                <w:color w:val="000000"/>
+              </w:rPr>
+              <w:t xml:space="preserve">-541.1506</w:t>
+            </w:r>
+          </w:p>
+        </w:tc>
+        <w:tc>
+          <w:tcPr>
+            <w:tcBorders>
+              <w:bottom w:val="single" w:sz="6" w:space="0" w:color="666666"/>
+              <w:top w:val="single" w:sz="6" w:space="0" w:color="666666"/>
+              <w:left w:val="single" w:sz="6" w:space="0" w:color="666666"/>
+              <w:right w:val="single" w:sz="6" w:space="0" w:color="666666"/>
+            </w:tcBorders>
+            <w:shd w:val="clear" w:color="auto" w:fill="FFFFFF"/>
+            <w:tcMar>
+              <w:top w:w="0" w:type="dxa"/>
+              <w:bottom w:w="0" w:type="dxa"/>
+              <w:left w:w="0" w:type="dxa"/>
+              <w:right w:w="0" w:type="dxa"/>
+            </w:tcMar>
+            <w:vAlign w:val="center"/>
+          </w:tcPr>
+          <w:p>
+            <w:pPr>
+              <w:pStyle w:val="Normal"/>
+              <w:jc w:val="right"/>
+              <w:pBdr>
+                <w:bottom w:val="none" w:sz="0" w:space="0" w:color="000000"/>
+                <w:top w:val="none" w:sz="0" w:space="0" w:color="000000"/>
+                <w:left w:val="none" w:sz="0" w:space="0" w:color="000000"/>
+                <w:right w:val="none" w:sz="0" w:space="0" w:color="000000"/>
+              </w:pBdr>
+              <w:spacing w:after="100" w:before="100" w:line="240"/>
+              <w:ind w:left="100" w:right="100" w:firstLine="0" w:firstLineChars="0"/>
+              <w:rPr>
+                <w:rFonts w:ascii="Arial" w:hAnsi="Arial" w:eastAsia="Arial" w:cs="Arial"/>
+                <w:i w:val="false"/>
+                <w:b w:val="false"/>
+                <w:u w:val="none"/>
+                <w:strike w:val="false"/>
+                <w:sz w:val="22"/>
+                <w:szCs w:val="22"/>
+                <w:color w:val="000000"/>
+              </w:rPr>
+            </w:pPr>
+            <w:r>
+              <w:rPr>
+                <w:rFonts w:ascii="Arial" w:hAnsi="Arial" w:eastAsia="Arial" w:cs="Arial"/>
+                <w:i w:val="false"/>
+                <w:b w:val="false"/>
+                <w:u w:val="none"/>
+                <w:strike w:val="false"/>
+                <w:sz w:val="22"/>
+                <w:szCs w:val="22"/>
+                <w:color w:val="000000"/>
+              </w:rPr>
+              <w:t xml:space="preserve">-538.0022</w:t>
+            </w:r>
+          </w:p>
+        </w:tc>
+        <w:tc>
+          <w:tcPr>
+            <w:tcBorders>
+              <w:bottom w:val="single" w:sz="6" w:space="0" w:color="666666"/>
+              <w:top w:val="single" w:sz="6" w:space="0" w:color="666666"/>
+              <w:left w:val="single" w:sz="6" w:space="0" w:color="666666"/>
+              <w:right w:val="single" w:sz="6" w:space="0" w:color="666666"/>
+            </w:tcBorders>
+            <w:shd w:val="clear" w:color="auto" w:fill="FFFFFF"/>
+            <w:tcMar>
+              <w:top w:w="0" w:type="dxa"/>
+              <w:bottom w:w="0" w:type="dxa"/>
+              <w:left w:w="0" w:type="dxa"/>
+              <w:right w:w="0" w:type="dxa"/>
+            </w:tcMar>
+            <w:vAlign w:val="center"/>
+          </w:tcPr>
+          <w:p>
+            <w:pPr>
+              <w:pStyle w:val="Normal"/>
+              <w:jc w:val="right"/>
+              <w:pBdr>
+                <w:bottom w:val="none" w:sz="0" w:space="0" w:color="000000"/>
+                <w:top w:val="none" w:sz="0" w:space="0" w:color="000000"/>
+                <w:left w:val="none" w:sz="0" w:space="0" w:color="000000"/>
+                <w:right w:val="none" w:sz="0" w:space="0" w:color="000000"/>
+              </w:pBdr>
+              <w:spacing w:after="100" w:before="100" w:line="240"/>
+              <w:ind w:left="100" w:right="100" w:firstLine="0" w:firstLineChars="0"/>
+              <w:rPr>
+                <w:rFonts w:ascii="Arial" w:hAnsi="Arial" w:eastAsia="Arial" w:cs="Arial"/>
+                <w:i w:val="false"/>
+                <w:b w:val="false"/>
+                <w:u w:val="none"/>
+                <w:strike w:val="false"/>
+                <w:sz w:val="22"/>
+                <w:szCs w:val="22"/>
+                <w:color w:val="000000"/>
+              </w:rPr>
+            </w:pPr>
+            <w:r>
+              <w:rPr>
+                <w:rFonts w:ascii="Arial" w:hAnsi="Arial" w:eastAsia="Arial" w:cs="Arial"/>
+                <w:i w:val="false"/>
+                <w:b w:val="false"/>
+                <w:u w:val="none"/>
+                <w:strike w:val="false"/>
+                <w:sz w:val="22"/>
+                <w:szCs w:val="22"/>
+                <w:color w:val="000000"/>
+              </w:rPr>
+              <w:t xml:space="preserve">6.2968048</w:t>
             </w:r>
           </w:p>
         </w:tc>
@@ -5669,62 +5669,62 @@
                 <w:szCs w:val="22"/>
                 <w:color w:val="000000"/>
               </w:rPr>
-              <w:t xml:space="preserve">0.04177646</w:t>
-            </w:r>
-          </w:p>
-        </w:tc>
-        <w:tc>
-          <w:tcPr>
-            <w:tcBorders>
-              <w:bottom w:val="single" w:sz="6" w:space="0" w:color="666666"/>
-              <w:top w:val="single" w:sz="6" w:space="0" w:color="666666"/>
-              <w:left w:val="single" w:sz="6" w:space="0" w:color="666666"/>
-              <w:right w:val="single" w:sz="6" w:space="0" w:color="666666"/>
-            </w:tcBorders>
-            <w:shd w:val="clear" w:color="auto" w:fill="FFFFFF"/>
-            <w:tcMar>
-              <w:top w:w="0" w:type="dxa"/>
-              <w:bottom w:w="0" w:type="dxa"/>
-              <w:left w:w="0" w:type="dxa"/>
-              <w:right w:w="0" w:type="dxa"/>
-            </w:tcMar>
-            <w:vAlign w:val="center"/>
-          </w:tcPr>
-          <w:p>
-            <w:pPr>
-              <w:pStyle w:val="Normal"/>
-              <w:jc w:val="right"/>
-              <w:pBdr>
-                <w:bottom w:val="none" w:sz="0" w:space="0" w:color="000000"/>
-                <w:top w:val="none" w:sz="0" w:space="0" w:color="000000"/>
-                <w:left w:val="none" w:sz="0" w:space="0" w:color="000000"/>
-                <w:right w:val="none" w:sz="0" w:space="0" w:color="000000"/>
-              </w:pBdr>
-              <w:spacing w:after="100" w:before="100" w:line="240"/>
-              <w:ind w:left="100" w:right="100" w:firstLine="0" w:firstLineChars="0"/>
-              <w:rPr>
-                <w:rFonts w:ascii="Arial" w:hAnsi="Arial" w:eastAsia="Arial" w:cs="Arial"/>
-                <w:i w:val="false"/>
-                <w:b w:val="false"/>
-                <w:u w:val="none"/>
-                <w:strike w:val="false"/>
-                <w:sz w:val="22"/>
-                <w:szCs w:val="22"/>
-                <w:color w:val="000000"/>
-              </w:rPr>
-            </w:pPr>
-            <w:r>
-              <w:rPr>
-                <w:rFonts w:ascii="Arial" w:hAnsi="Arial" w:eastAsia="Arial" w:cs="Arial"/>
-                <w:i w:val="false"/>
-                <w:b w:val="false"/>
-                <w:u w:val="none"/>
-                <w:strike w:val="false"/>
-                <w:sz w:val="22"/>
-                <w:szCs w:val="22"/>
-                <w:color w:val="000000"/>
-              </w:rPr>
-              <w:t xml:space="preserve">0.06438188</w:t>
+              <w:t xml:space="preserve">0.02750811</w:t>
+            </w:r>
+          </w:p>
+        </w:tc>
+        <w:tc>
+          <w:tcPr>
+            <w:tcBorders>
+              <w:bottom w:val="single" w:sz="6" w:space="0" w:color="666666"/>
+              <w:top w:val="single" w:sz="6" w:space="0" w:color="666666"/>
+              <w:left w:val="single" w:sz="6" w:space="0" w:color="666666"/>
+              <w:right w:val="single" w:sz="6" w:space="0" w:color="666666"/>
+            </w:tcBorders>
+            <w:shd w:val="clear" w:color="auto" w:fill="FFFFFF"/>
+            <w:tcMar>
+              <w:top w:w="0" w:type="dxa"/>
+              <w:bottom w:w="0" w:type="dxa"/>
+              <w:left w:w="0" w:type="dxa"/>
+              <w:right w:w="0" w:type="dxa"/>
+            </w:tcMar>
+            <w:vAlign w:val="center"/>
+          </w:tcPr>
+          <w:p>
+            <w:pPr>
+              <w:pStyle w:val="Normal"/>
+              <w:jc w:val="right"/>
+              <w:pBdr>
+                <w:bottom w:val="none" w:sz="0" w:space="0" w:color="000000"/>
+                <w:top w:val="none" w:sz="0" w:space="0" w:color="000000"/>
+                <w:left w:val="none" w:sz="0" w:space="0" w:color="000000"/>
+                <w:right w:val="none" w:sz="0" w:space="0" w:color="000000"/>
+              </w:pBdr>
+              <w:spacing w:after="100" w:before="100" w:line="240"/>
+              <w:ind w:left="100" w:right="100" w:firstLine="0" w:firstLineChars="0"/>
+              <w:rPr>
+                <w:rFonts w:ascii="Arial" w:hAnsi="Arial" w:eastAsia="Arial" w:cs="Arial"/>
+                <w:i w:val="false"/>
+                <w:b w:val="false"/>
+                <w:u w:val="none"/>
+                <w:strike w:val="false"/>
+                <w:sz w:val="22"/>
+                <w:szCs w:val="22"/>
+                <w:color w:val="000000"/>
+              </w:rPr>
+            </w:pPr>
+            <w:r>
+              <w:rPr>
+                <w:rFonts w:ascii="Arial" w:hAnsi="Arial" w:eastAsia="Arial" w:cs="Arial"/>
+                <w:i w:val="false"/>
+                <w:b w:val="false"/>
+                <w:u w:val="none"/>
+                <w:strike w:val="false"/>
+                <w:sz w:val="22"/>
+                <w:szCs w:val="22"/>
+                <w:color w:val="000000"/>
+              </w:rPr>
+              <w:t xml:space="preserve">0.04292064</w:t>
             </w:r>
           </w:p>
         </w:tc>
@@ -5949,337 +5949,337 @@
                 <w:szCs w:val="22"/>
                 <w:color w:val="000000"/>
               </w:rPr>
-              <w:t xml:space="preserve">1,154.794</w:t>
-            </w:r>
-          </w:p>
-        </w:tc>
-        <w:tc>
-          <w:tcPr>
-            <w:tcBorders>
-              <w:bottom w:val="single" w:sz="6" w:space="0" w:color="666666"/>
-              <w:top w:val="single" w:sz="6" w:space="0" w:color="666666"/>
-              <w:left w:val="single" w:sz="6" w:space="0" w:color="666666"/>
-              <w:right w:val="single" w:sz="6" w:space="0" w:color="666666"/>
-            </w:tcBorders>
-            <w:shd w:val="clear" w:color="auto" w:fill="FFFFFF"/>
-            <w:tcMar>
-              <w:top w:w="0" w:type="dxa"/>
-              <w:bottom w:w="0" w:type="dxa"/>
-              <w:left w:w="0" w:type="dxa"/>
-              <w:right w:w="0" w:type="dxa"/>
-            </w:tcMar>
-            <w:vAlign w:val="center"/>
-          </w:tcPr>
-          <w:p>
-            <w:pPr>
-              <w:pStyle w:val="Normal"/>
-              <w:jc w:val="right"/>
-              <w:pBdr>
-                <w:bottom w:val="none" w:sz="0" w:space="0" w:color="000000"/>
-                <w:top w:val="none" w:sz="0" w:space="0" w:color="000000"/>
-                <w:left w:val="none" w:sz="0" w:space="0" w:color="000000"/>
-                <w:right w:val="none" w:sz="0" w:space="0" w:color="000000"/>
-              </w:pBdr>
-              <w:spacing w:after="100" w:before="100" w:line="240"/>
-              <w:ind w:left="100" w:right="100" w:firstLine="0" w:firstLineChars="0"/>
-              <w:rPr>
-                <w:rFonts w:ascii="Arial" w:hAnsi="Arial" w:eastAsia="Arial" w:cs="Arial"/>
-                <w:i w:val="false"/>
-                <w:b w:val="false"/>
-                <w:u w:val="none"/>
-                <w:strike w:val="false"/>
-                <w:sz w:val="22"/>
-                <w:szCs w:val="22"/>
-                <w:color w:val="000000"/>
-              </w:rPr>
-            </w:pPr>
-            <w:r>
-              <w:rPr>
-                <w:rFonts w:ascii="Arial" w:hAnsi="Arial" w:eastAsia="Arial" w:cs="Arial"/>
-                <w:i w:val="false"/>
-                <w:b w:val="false"/>
-                <w:u w:val="none"/>
-                <w:strike w:val="false"/>
-                <w:sz w:val="22"/>
-                <w:szCs w:val="22"/>
-                <w:color w:val="000000"/>
-              </w:rPr>
-              <w:t xml:space="preserve">1,154.653</w:t>
-            </w:r>
-          </w:p>
-        </w:tc>
-        <w:tc>
-          <w:tcPr>
-            <w:tcBorders>
-              <w:bottom w:val="single" w:sz="6" w:space="0" w:color="666666"/>
-              <w:top w:val="single" w:sz="6" w:space="0" w:color="666666"/>
-              <w:left w:val="single" w:sz="6" w:space="0" w:color="666666"/>
-              <w:right w:val="single" w:sz="6" w:space="0" w:color="666666"/>
-            </w:tcBorders>
-            <w:shd w:val="clear" w:color="auto" w:fill="FFFFFF"/>
-            <w:tcMar>
-              <w:top w:w="0" w:type="dxa"/>
-              <w:bottom w:w="0" w:type="dxa"/>
-              <w:left w:w="0" w:type="dxa"/>
-              <w:right w:w="0" w:type="dxa"/>
-            </w:tcMar>
-            <w:vAlign w:val="center"/>
-          </w:tcPr>
-          <w:p>
-            <w:pPr>
-              <w:pStyle w:val="Normal"/>
-              <w:jc w:val="right"/>
-              <w:pBdr>
-                <w:bottom w:val="none" w:sz="0" w:space="0" w:color="000000"/>
-                <w:top w:val="none" w:sz="0" w:space="0" w:color="000000"/>
-                <w:left w:val="none" w:sz="0" w:space="0" w:color="000000"/>
-                <w:right w:val="none" w:sz="0" w:space="0" w:color="000000"/>
-              </w:pBdr>
-              <w:spacing w:after="100" w:before="100" w:line="240"/>
-              <w:ind w:left="100" w:right="100" w:firstLine="0" w:firstLineChars="0"/>
-              <w:rPr>
-                <w:rFonts w:ascii="Arial" w:hAnsi="Arial" w:eastAsia="Arial" w:cs="Arial"/>
-                <w:i w:val="false"/>
-                <w:b w:val="false"/>
-                <w:u w:val="none"/>
-                <w:strike w:val="false"/>
-                <w:sz w:val="22"/>
-                <w:szCs w:val="22"/>
-                <w:color w:val="000000"/>
-              </w:rPr>
-            </w:pPr>
-            <w:r>
-              <w:rPr>
-                <w:rFonts w:ascii="Arial" w:hAnsi="Arial" w:eastAsia="Arial" w:cs="Arial"/>
-                <w:i w:val="false"/>
-                <w:b w:val="false"/>
-                <w:u w:val="none"/>
-                <w:strike w:val="false"/>
-                <w:sz w:val="22"/>
-                <w:szCs w:val="22"/>
-                <w:color w:val="000000"/>
-              </w:rPr>
-              <w:t xml:space="preserve">1,180.156</w:t>
-            </w:r>
-          </w:p>
-        </w:tc>
-        <w:tc>
-          <w:tcPr>
-            <w:tcBorders>
-              <w:bottom w:val="single" w:sz="6" w:space="0" w:color="666666"/>
-              <w:top w:val="single" w:sz="6" w:space="0" w:color="666666"/>
-              <w:left w:val="single" w:sz="6" w:space="0" w:color="666666"/>
-              <w:right w:val="single" w:sz="6" w:space="0" w:color="666666"/>
-            </w:tcBorders>
-            <w:shd w:val="clear" w:color="auto" w:fill="FFFFFF"/>
-            <w:tcMar>
-              <w:top w:w="0" w:type="dxa"/>
-              <w:bottom w:w="0" w:type="dxa"/>
-              <w:left w:w="0" w:type="dxa"/>
-              <w:right w:w="0" w:type="dxa"/>
-            </w:tcMar>
-            <w:vAlign w:val="center"/>
-          </w:tcPr>
-          <w:p>
-            <w:pPr>
-              <w:pStyle w:val="Normal"/>
-              <w:jc w:val="right"/>
-              <w:pBdr>
-                <w:bottom w:val="none" w:sz="0" w:space="0" w:color="000000"/>
-                <w:top w:val="none" w:sz="0" w:space="0" w:color="000000"/>
-                <w:left w:val="none" w:sz="0" w:space="0" w:color="000000"/>
-                <w:right w:val="none" w:sz="0" w:space="0" w:color="000000"/>
-              </w:pBdr>
-              <w:spacing w:after="100" w:before="100" w:line="240"/>
-              <w:ind w:left="100" w:right="100" w:firstLine="0" w:firstLineChars="0"/>
-              <w:rPr>
-                <w:rFonts w:ascii="Arial" w:hAnsi="Arial" w:eastAsia="Arial" w:cs="Arial"/>
-                <w:i w:val="false"/>
-                <w:b w:val="false"/>
-                <w:u w:val="none"/>
-                <w:strike w:val="false"/>
-                <w:sz w:val="22"/>
-                <w:szCs w:val="22"/>
-                <w:color w:val="000000"/>
-              </w:rPr>
-            </w:pPr>
-            <w:r>
-              <w:rPr>
-                <w:rFonts w:ascii="Arial" w:hAnsi="Arial" w:eastAsia="Arial" w:cs="Arial"/>
-                <w:i w:val="false"/>
-                <w:b w:val="false"/>
-                <w:u w:val="none"/>
-                <w:strike w:val="false"/>
-                <w:sz w:val="22"/>
-                <w:szCs w:val="22"/>
-                <w:color w:val="000000"/>
-              </w:rPr>
-              <w:t xml:space="preserve">1,190.160</w:t>
-            </w:r>
-          </w:p>
-        </w:tc>
-        <w:tc>
-          <w:tcPr>
-            <w:tcBorders>
-              <w:bottom w:val="single" w:sz="6" w:space="0" w:color="666666"/>
-              <w:top w:val="single" w:sz="6" w:space="0" w:color="666666"/>
-              <w:left w:val="single" w:sz="6" w:space="0" w:color="666666"/>
-              <w:right w:val="single" w:sz="6" w:space="0" w:color="666666"/>
-            </w:tcBorders>
-            <w:shd w:val="clear" w:color="auto" w:fill="FFFFFF"/>
-            <w:tcMar>
-              <w:top w:w="0" w:type="dxa"/>
-              <w:bottom w:w="0" w:type="dxa"/>
-              <w:left w:w="0" w:type="dxa"/>
-              <w:right w:w="0" w:type="dxa"/>
-            </w:tcMar>
-            <w:vAlign w:val="center"/>
-          </w:tcPr>
-          <w:p>
-            <w:pPr>
-              <w:pStyle w:val="Normal"/>
-              <w:jc w:val="right"/>
-              <w:pBdr>
-                <w:bottom w:val="none" w:sz="0" w:space="0" w:color="000000"/>
-                <w:top w:val="none" w:sz="0" w:space="0" w:color="000000"/>
-                <w:left w:val="none" w:sz="0" w:space="0" w:color="000000"/>
-                <w:right w:val="none" w:sz="0" w:space="0" w:color="000000"/>
-              </w:pBdr>
-              <w:spacing w:after="100" w:before="100" w:line="240"/>
-              <w:ind w:left="100" w:right="100" w:firstLine="0" w:firstLineChars="0"/>
-              <w:rPr>
-                <w:rFonts w:ascii="Arial" w:hAnsi="Arial" w:eastAsia="Arial" w:cs="Arial"/>
-                <w:i w:val="false"/>
-                <w:b w:val="false"/>
-                <w:u w:val="none"/>
-                <w:strike w:val="false"/>
-                <w:sz w:val="22"/>
-                <w:szCs w:val="22"/>
-                <w:color w:val="000000"/>
-              </w:rPr>
-            </w:pPr>
-            <w:r>
-              <w:rPr>
-                <w:rFonts w:ascii="Arial" w:hAnsi="Arial" w:eastAsia="Arial" w:cs="Arial"/>
-                <w:i w:val="false"/>
-                <w:b w:val="false"/>
-                <w:u w:val="none"/>
-                <w:strike w:val="false"/>
-                <w:sz w:val="22"/>
-                <w:szCs w:val="22"/>
-                <w:color w:val="000000"/>
-              </w:rPr>
-              <w:t xml:space="preserve">-572.3971</w:t>
-            </w:r>
-          </w:p>
-        </w:tc>
-        <w:tc>
-          <w:tcPr>
-            <w:tcBorders>
-              <w:bottom w:val="single" w:sz="6" w:space="0" w:color="666666"/>
-              <w:top w:val="single" w:sz="6" w:space="0" w:color="666666"/>
-              <w:left w:val="single" w:sz="6" w:space="0" w:color="666666"/>
-              <w:right w:val="single" w:sz="6" w:space="0" w:color="666666"/>
-            </w:tcBorders>
-            <w:shd w:val="clear" w:color="auto" w:fill="FFFFFF"/>
-            <w:tcMar>
-              <w:top w:w="0" w:type="dxa"/>
-              <w:bottom w:w="0" w:type="dxa"/>
-              <w:left w:w="0" w:type="dxa"/>
-              <w:right w:w="0" w:type="dxa"/>
-            </w:tcMar>
-            <w:vAlign w:val="center"/>
-          </w:tcPr>
-          <w:p>
-            <w:pPr>
-              <w:pStyle w:val="Normal"/>
-              <w:jc w:val="right"/>
-              <w:pBdr>
-                <w:bottom w:val="none" w:sz="0" w:space="0" w:color="000000"/>
-                <w:top w:val="none" w:sz="0" w:space="0" w:color="000000"/>
-                <w:left w:val="none" w:sz="0" w:space="0" w:color="000000"/>
-                <w:right w:val="none" w:sz="0" w:space="0" w:color="000000"/>
-              </w:pBdr>
-              <w:spacing w:after="100" w:before="100" w:line="240"/>
-              <w:ind w:left="100" w:right="100" w:firstLine="0" w:firstLineChars="0"/>
-              <w:rPr>
-                <w:rFonts w:ascii="Arial" w:hAnsi="Arial" w:eastAsia="Arial" w:cs="Arial"/>
-                <w:i w:val="false"/>
-                <w:b w:val="false"/>
-                <w:u w:val="none"/>
-                <w:strike w:val="false"/>
-                <w:sz w:val="22"/>
-                <w:szCs w:val="22"/>
-                <w:color w:val="000000"/>
-              </w:rPr>
-            </w:pPr>
-            <w:r>
-              <w:rPr>
-                <w:rFonts w:ascii="Arial" w:hAnsi="Arial" w:eastAsia="Arial" w:cs="Arial"/>
-                <w:i w:val="false"/>
-                <w:b w:val="false"/>
-                <w:u w:val="none"/>
-                <w:strike w:val="false"/>
-                <w:sz w:val="22"/>
-                <w:szCs w:val="22"/>
-                <w:color w:val="000000"/>
-              </w:rPr>
-              <w:t xml:space="preserve">-570.3265</w:t>
-            </w:r>
-          </w:p>
-        </w:tc>
-        <w:tc>
-          <w:tcPr>
-            <w:tcBorders>
-              <w:bottom w:val="single" w:sz="6" w:space="0" w:color="666666"/>
-              <w:top w:val="single" w:sz="6" w:space="0" w:color="666666"/>
-              <w:left w:val="single" w:sz="6" w:space="0" w:color="666666"/>
-              <w:right w:val="single" w:sz="6" w:space="0" w:color="666666"/>
-            </w:tcBorders>
-            <w:shd w:val="clear" w:color="auto" w:fill="FFFFFF"/>
-            <w:tcMar>
-              <w:top w:w="0" w:type="dxa"/>
-              <w:bottom w:w="0" w:type="dxa"/>
-              <w:left w:w="0" w:type="dxa"/>
-              <w:right w:w="0" w:type="dxa"/>
-            </w:tcMar>
-            <w:vAlign w:val="center"/>
-          </w:tcPr>
-          <w:p>
-            <w:pPr>
-              <w:pStyle w:val="Normal"/>
-              <w:jc w:val="right"/>
-              <w:pBdr>
-                <w:bottom w:val="none" w:sz="0" w:space="0" w:color="000000"/>
-                <w:top w:val="none" w:sz="0" w:space="0" w:color="000000"/>
-                <w:left w:val="none" w:sz="0" w:space="0" w:color="000000"/>
-                <w:right w:val="none" w:sz="0" w:space="0" w:color="000000"/>
-              </w:pBdr>
-              <w:spacing w:after="100" w:before="100" w:line="240"/>
-              <w:ind w:left="100" w:right="100" w:firstLine="0" w:firstLineChars="0"/>
-              <w:rPr>
-                <w:rFonts w:ascii="Arial" w:hAnsi="Arial" w:eastAsia="Arial" w:cs="Arial"/>
-                <w:i w:val="false"/>
-                <w:b w:val="false"/>
-                <w:u w:val="none"/>
-                <w:strike w:val="false"/>
-                <w:sz w:val="22"/>
-                <w:szCs w:val="22"/>
-                <w:color w:val="000000"/>
-              </w:rPr>
-            </w:pPr>
-            <w:r>
-              <w:rPr>
-                <w:rFonts w:ascii="Arial" w:hAnsi="Arial" w:eastAsia="Arial" w:cs="Arial"/>
-                <w:i w:val="false"/>
-                <w:b w:val="false"/>
-                <w:u w:val="none"/>
-                <w:strike w:val="false"/>
-                <w:sz w:val="22"/>
-                <w:szCs w:val="22"/>
-                <w:color w:val="000000"/>
-              </w:rPr>
-              <w:t xml:space="preserve">4.1412302</w:t>
+              <w:t xml:space="preserve">1,092.301</w:t>
+            </w:r>
+          </w:p>
+        </w:tc>
+        <w:tc>
+          <w:tcPr>
+            <w:tcBorders>
+              <w:bottom w:val="single" w:sz="6" w:space="0" w:color="666666"/>
+              <w:top w:val="single" w:sz="6" w:space="0" w:color="666666"/>
+              <w:left w:val="single" w:sz="6" w:space="0" w:color="666666"/>
+              <w:right w:val="single" w:sz="6" w:space="0" w:color="666666"/>
+            </w:tcBorders>
+            <w:shd w:val="clear" w:color="auto" w:fill="FFFFFF"/>
+            <w:tcMar>
+              <w:top w:w="0" w:type="dxa"/>
+              <w:bottom w:w="0" w:type="dxa"/>
+              <w:left w:w="0" w:type="dxa"/>
+              <w:right w:w="0" w:type="dxa"/>
+            </w:tcMar>
+            <w:vAlign w:val="center"/>
+          </w:tcPr>
+          <w:p>
+            <w:pPr>
+              <w:pStyle w:val="Normal"/>
+              <w:jc w:val="right"/>
+              <w:pBdr>
+                <w:bottom w:val="none" w:sz="0" w:space="0" w:color="000000"/>
+                <w:top w:val="none" w:sz="0" w:space="0" w:color="000000"/>
+                <w:left w:val="none" w:sz="0" w:space="0" w:color="000000"/>
+                <w:right w:val="none" w:sz="0" w:space="0" w:color="000000"/>
+              </w:pBdr>
+              <w:spacing w:after="100" w:before="100" w:line="240"/>
+              <w:ind w:left="100" w:right="100" w:firstLine="0" w:firstLineChars="0"/>
+              <w:rPr>
+                <w:rFonts w:ascii="Arial" w:hAnsi="Arial" w:eastAsia="Arial" w:cs="Arial"/>
+                <w:i w:val="false"/>
+                <w:b w:val="false"/>
+                <w:u w:val="none"/>
+                <w:strike w:val="false"/>
+                <w:sz w:val="22"/>
+                <w:szCs w:val="22"/>
+                <w:color w:val="000000"/>
+              </w:rPr>
+            </w:pPr>
+            <w:r>
+              <w:rPr>
+                <w:rFonts w:ascii="Arial" w:hAnsi="Arial" w:eastAsia="Arial" w:cs="Arial"/>
+                <w:i w:val="false"/>
+                <w:b w:val="false"/>
+                <w:u w:val="none"/>
+                <w:strike w:val="false"/>
+                <w:sz w:val="22"/>
+                <w:szCs w:val="22"/>
+                <w:color w:val="000000"/>
+              </w:rPr>
+              <w:t xml:space="preserve">1,090.420</w:t>
+            </w:r>
+          </w:p>
+        </w:tc>
+        <w:tc>
+          <w:tcPr>
+            <w:tcBorders>
+              <w:bottom w:val="single" w:sz="6" w:space="0" w:color="666666"/>
+              <w:top w:val="single" w:sz="6" w:space="0" w:color="666666"/>
+              <w:left w:val="single" w:sz="6" w:space="0" w:color="666666"/>
+              <w:right w:val="single" w:sz="6" w:space="0" w:color="666666"/>
+            </w:tcBorders>
+            <w:shd w:val="clear" w:color="auto" w:fill="FFFFFF"/>
+            <w:tcMar>
+              <w:top w:w="0" w:type="dxa"/>
+              <w:bottom w:w="0" w:type="dxa"/>
+              <w:left w:w="0" w:type="dxa"/>
+              <w:right w:w="0" w:type="dxa"/>
+            </w:tcMar>
+            <w:vAlign w:val="center"/>
+          </w:tcPr>
+          <w:p>
+            <w:pPr>
+              <w:pStyle w:val="Normal"/>
+              <w:jc w:val="right"/>
+              <w:pBdr>
+                <w:bottom w:val="none" w:sz="0" w:space="0" w:color="000000"/>
+                <w:top w:val="none" w:sz="0" w:space="0" w:color="000000"/>
+                <w:left w:val="none" w:sz="0" w:space="0" w:color="000000"/>
+                <w:right w:val="none" w:sz="0" w:space="0" w:color="000000"/>
+              </w:pBdr>
+              <w:spacing w:after="100" w:before="100" w:line="240"/>
+              <w:ind w:left="100" w:right="100" w:firstLine="0" w:firstLineChars="0"/>
+              <w:rPr>
+                <w:rFonts w:ascii="Arial" w:hAnsi="Arial" w:eastAsia="Arial" w:cs="Arial"/>
+                <w:i w:val="false"/>
+                <w:b w:val="false"/>
+                <w:u w:val="none"/>
+                <w:strike w:val="false"/>
+                <w:sz w:val="22"/>
+                <w:szCs w:val="22"/>
+                <w:color w:val="000000"/>
+              </w:rPr>
+            </w:pPr>
+            <w:r>
+              <w:rPr>
+                <w:rFonts w:ascii="Arial" w:hAnsi="Arial" w:eastAsia="Arial" w:cs="Arial"/>
+                <w:i w:val="false"/>
+                <w:b w:val="false"/>
+                <w:u w:val="none"/>
+                <w:strike w:val="false"/>
+                <w:sz w:val="22"/>
+                <w:szCs w:val="22"/>
+                <w:color w:val="000000"/>
+              </w:rPr>
+              <w:t xml:space="preserve">1,117.303</w:t>
+            </w:r>
+          </w:p>
+        </w:tc>
+        <w:tc>
+          <w:tcPr>
+            <w:tcBorders>
+              <w:bottom w:val="single" w:sz="6" w:space="0" w:color="666666"/>
+              <w:top w:val="single" w:sz="6" w:space="0" w:color="666666"/>
+              <w:left w:val="single" w:sz="6" w:space="0" w:color="666666"/>
+              <w:right w:val="single" w:sz="6" w:space="0" w:color="666666"/>
+            </w:tcBorders>
+            <w:shd w:val="clear" w:color="auto" w:fill="FFFFFF"/>
+            <w:tcMar>
+              <w:top w:w="0" w:type="dxa"/>
+              <w:bottom w:w="0" w:type="dxa"/>
+              <w:left w:w="0" w:type="dxa"/>
+              <w:right w:w="0" w:type="dxa"/>
+            </w:tcMar>
+            <w:vAlign w:val="center"/>
+          </w:tcPr>
+          <w:p>
+            <w:pPr>
+              <w:pStyle w:val="Normal"/>
+              <w:jc w:val="right"/>
+              <w:pBdr>
+                <w:bottom w:val="none" w:sz="0" w:space="0" w:color="000000"/>
+                <w:top w:val="none" w:sz="0" w:space="0" w:color="000000"/>
+                <w:left w:val="none" w:sz="0" w:space="0" w:color="000000"/>
+                <w:right w:val="none" w:sz="0" w:space="0" w:color="000000"/>
+              </w:pBdr>
+              <w:spacing w:after="100" w:before="100" w:line="240"/>
+              <w:ind w:left="100" w:right="100" w:firstLine="0" w:firstLineChars="0"/>
+              <w:rPr>
+                <w:rFonts w:ascii="Arial" w:hAnsi="Arial" w:eastAsia="Arial" w:cs="Arial"/>
+                <w:i w:val="false"/>
+                <w:b w:val="false"/>
+                <w:u w:val="none"/>
+                <w:strike w:val="false"/>
+                <w:sz w:val="22"/>
+                <w:szCs w:val="22"/>
+                <w:color w:val="000000"/>
+              </w:rPr>
+            </w:pPr>
+            <w:r>
+              <w:rPr>
+                <w:rFonts w:ascii="Arial" w:hAnsi="Arial" w:eastAsia="Arial" w:cs="Arial"/>
+                <w:i w:val="false"/>
+                <w:b w:val="false"/>
+                <w:u w:val="none"/>
+                <w:strike w:val="false"/>
+                <w:sz w:val="22"/>
+                <w:szCs w:val="22"/>
+                <w:color w:val="000000"/>
+              </w:rPr>
+              <w:t xml:space="preserve">1,125.422</w:t>
+            </w:r>
+          </w:p>
+        </w:tc>
+        <w:tc>
+          <w:tcPr>
+            <w:tcBorders>
+              <w:bottom w:val="single" w:sz="6" w:space="0" w:color="666666"/>
+              <w:top w:val="single" w:sz="6" w:space="0" w:color="666666"/>
+              <w:left w:val="single" w:sz="6" w:space="0" w:color="666666"/>
+              <w:right w:val="single" w:sz="6" w:space="0" w:color="666666"/>
+            </w:tcBorders>
+            <w:shd w:val="clear" w:color="auto" w:fill="FFFFFF"/>
+            <w:tcMar>
+              <w:top w:w="0" w:type="dxa"/>
+              <w:bottom w:w="0" w:type="dxa"/>
+              <w:left w:w="0" w:type="dxa"/>
+              <w:right w:w="0" w:type="dxa"/>
+            </w:tcMar>
+            <w:vAlign w:val="center"/>
+          </w:tcPr>
+          <w:p>
+            <w:pPr>
+              <w:pStyle w:val="Normal"/>
+              <w:jc w:val="right"/>
+              <w:pBdr>
+                <w:bottom w:val="none" w:sz="0" w:space="0" w:color="000000"/>
+                <w:top w:val="none" w:sz="0" w:space="0" w:color="000000"/>
+                <w:left w:val="none" w:sz="0" w:space="0" w:color="000000"/>
+                <w:right w:val="none" w:sz="0" w:space="0" w:color="000000"/>
+              </w:pBdr>
+              <w:spacing w:after="100" w:before="100" w:line="240"/>
+              <w:ind w:left="100" w:right="100" w:firstLine="0" w:firstLineChars="0"/>
+              <w:rPr>
+                <w:rFonts w:ascii="Arial" w:hAnsi="Arial" w:eastAsia="Arial" w:cs="Arial"/>
+                <w:i w:val="false"/>
+                <w:b w:val="false"/>
+                <w:u w:val="none"/>
+                <w:strike w:val="false"/>
+                <w:sz w:val="22"/>
+                <w:szCs w:val="22"/>
+                <w:color w:val="000000"/>
+              </w:rPr>
+            </w:pPr>
+            <w:r>
+              <w:rPr>
+                <w:rFonts w:ascii="Arial" w:hAnsi="Arial" w:eastAsia="Arial" w:cs="Arial"/>
+                <w:i w:val="false"/>
+                <w:b w:val="false"/>
+                <w:u w:val="none"/>
+                <w:strike w:val="false"/>
+                <w:sz w:val="22"/>
+                <w:szCs w:val="22"/>
+                <w:color w:val="000000"/>
+              </w:rPr>
+              <w:t xml:space="preserve">-541.1506</w:t>
+            </w:r>
+          </w:p>
+        </w:tc>
+        <w:tc>
+          <w:tcPr>
+            <w:tcBorders>
+              <w:bottom w:val="single" w:sz="6" w:space="0" w:color="666666"/>
+              <w:top w:val="single" w:sz="6" w:space="0" w:color="666666"/>
+              <w:left w:val="single" w:sz="6" w:space="0" w:color="666666"/>
+              <w:right w:val="single" w:sz="6" w:space="0" w:color="666666"/>
+            </w:tcBorders>
+            <w:shd w:val="clear" w:color="auto" w:fill="FFFFFF"/>
+            <w:tcMar>
+              <w:top w:w="0" w:type="dxa"/>
+              <w:bottom w:w="0" w:type="dxa"/>
+              <w:left w:w="0" w:type="dxa"/>
+              <w:right w:w="0" w:type="dxa"/>
+            </w:tcMar>
+            <w:vAlign w:val="center"/>
+          </w:tcPr>
+          <w:p>
+            <w:pPr>
+              <w:pStyle w:val="Normal"/>
+              <w:jc w:val="right"/>
+              <w:pBdr>
+                <w:bottom w:val="none" w:sz="0" w:space="0" w:color="000000"/>
+                <w:top w:val="none" w:sz="0" w:space="0" w:color="000000"/>
+                <w:left w:val="none" w:sz="0" w:space="0" w:color="000000"/>
+                <w:right w:val="none" w:sz="0" w:space="0" w:color="000000"/>
+              </w:pBdr>
+              <w:spacing w:after="100" w:before="100" w:line="240"/>
+              <w:ind w:left="100" w:right="100" w:firstLine="0" w:firstLineChars="0"/>
+              <w:rPr>
+                <w:rFonts w:ascii="Arial" w:hAnsi="Arial" w:eastAsia="Arial" w:cs="Arial"/>
+                <w:i w:val="false"/>
+                <w:b w:val="false"/>
+                <w:u w:val="none"/>
+                <w:strike w:val="false"/>
+                <w:sz w:val="22"/>
+                <w:szCs w:val="22"/>
+                <w:color w:val="000000"/>
+              </w:rPr>
+            </w:pPr>
+            <w:r>
+              <w:rPr>
+                <w:rFonts w:ascii="Arial" w:hAnsi="Arial" w:eastAsia="Arial" w:cs="Arial"/>
+                <w:i w:val="false"/>
+                <w:b w:val="false"/>
+                <w:u w:val="none"/>
+                <w:strike w:val="false"/>
+                <w:sz w:val="22"/>
+                <w:szCs w:val="22"/>
+                <w:color w:val="000000"/>
+              </w:rPr>
+              <w:t xml:space="preserve">-538.2100</w:t>
+            </w:r>
+          </w:p>
+        </w:tc>
+        <w:tc>
+          <w:tcPr>
+            <w:tcBorders>
+              <w:bottom w:val="single" w:sz="6" w:space="0" w:color="666666"/>
+              <w:top w:val="single" w:sz="6" w:space="0" w:color="666666"/>
+              <w:left w:val="single" w:sz="6" w:space="0" w:color="666666"/>
+              <w:right w:val="single" w:sz="6" w:space="0" w:color="666666"/>
+            </w:tcBorders>
+            <w:shd w:val="clear" w:color="auto" w:fill="FFFFFF"/>
+            <w:tcMar>
+              <w:top w:w="0" w:type="dxa"/>
+              <w:bottom w:w="0" w:type="dxa"/>
+              <w:left w:w="0" w:type="dxa"/>
+              <w:right w:w="0" w:type="dxa"/>
+            </w:tcMar>
+            <w:vAlign w:val="center"/>
+          </w:tcPr>
+          <w:p>
+            <w:pPr>
+              <w:pStyle w:val="Normal"/>
+              <w:jc w:val="right"/>
+              <w:pBdr>
+                <w:bottom w:val="none" w:sz="0" w:space="0" w:color="000000"/>
+                <w:top w:val="none" w:sz="0" w:space="0" w:color="000000"/>
+                <w:left w:val="none" w:sz="0" w:space="0" w:color="000000"/>
+                <w:right w:val="none" w:sz="0" w:space="0" w:color="000000"/>
+              </w:pBdr>
+              <w:spacing w:after="100" w:before="100" w:line="240"/>
+              <w:ind w:left="100" w:right="100" w:firstLine="0" w:firstLineChars="0"/>
+              <w:rPr>
+                <w:rFonts w:ascii="Arial" w:hAnsi="Arial" w:eastAsia="Arial" w:cs="Arial"/>
+                <w:i w:val="false"/>
+                <w:b w:val="false"/>
+                <w:u w:val="none"/>
+                <w:strike w:val="false"/>
+                <w:sz w:val="22"/>
+                <w:szCs w:val="22"/>
+                <w:color w:val="000000"/>
+              </w:rPr>
+            </w:pPr>
+            <w:r>
+              <w:rPr>
+                <w:rFonts w:ascii="Arial" w:hAnsi="Arial" w:eastAsia="Arial" w:cs="Arial"/>
+                <w:i w:val="false"/>
+                <w:b w:val="false"/>
+                <w:u w:val="none"/>
+                <w:strike w:val="false"/>
+                <w:sz w:val="22"/>
+                <w:szCs w:val="22"/>
+                <w:color w:val="000000"/>
+              </w:rPr>
+              <w:t xml:space="preserve">5.8811702</w:t>
             </w:r>
           </w:p>
         </w:tc>
@@ -6389,62 +6389,62 @@
                 <w:szCs w:val="22"/>
                 <w:color w:val="000000"/>
               </w:rPr>
-              <w:t xml:space="preserve">0.08397947</w:t>
-            </w:r>
-          </w:p>
-        </w:tc>
-        <w:tc>
-          <w:tcPr>
-            <w:tcBorders>
-              <w:bottom w:val="single" w:sz="6" w:space="0" w:color="666666"/>
-              <w:top w:val="single" w:sz="6" w:space="0" w:color="666666"/>
-              <w:left w:val="single" w:sz="6" w:space="0" w:color="666666"/>
-              <w:right w:val="single" w:sz="6" w:space="0" w:color="666666"/>
-            </w:tcBorders>
-            <w:shd w:val="clear" w:color="auto" w:fill="FFFFFF"/>
-            <w:tcMar>
-              <w:top w:w="0" w:type="dxa"/>
-              <w:bottom w:w="0" w:type="dxa"/>
-              <w:left w:w="0" w:type="dxa"/>
-              <w:right w:w="0" w:type="dxa"/>
-            </w:tcMar>
-            <w:vAlign w:val="center"/>
-          </w:tcPr>
-          <w:p>
-            <w:pPr>
-              <w:pStyle w:val="Normal"/>
-              <w:jc w:val="right"/>
-              <w:pBdr>
-                <w:bottom w:val="none" w:sz="0" w:space="0" w:color="000000"/>
-                <w:top w:val="none" w:sz="0" w:space="0" w:color="000000"/>
-                <w:left w:val="none" w:sz="0" w:space="0" w:color="000000"/>
-                <w:right w:val="none" w:sz="0" w:space="0" w:color="000000"/>
-              </w:pBdr>
-              <w:spacing w:after="100" w:before="100" w:line="240"/>
-              <w:ind w:left="100" w:right="100" w:firstLine="0" w:firstLineChars="0"/>
-              <w:rPr>
-                <w:rFonts w:ascii="Arial" w:hAnsi="Arial" w:eastAsia="Arial" w:cs="Arial"/>
-                <w:i w:val="false"/>
-                <w:b w:val="false"/>
-                <w:u w:val="none"/>
-                <w:strike w:val="false"/>
-                <w:sz w:val="22"/>
-                <w:szCs w:val="22"/>
-                <w:color w:val="000000"/>
-              </w:rPr>
-            </w:pPr>
-            <w:r>
-              <w:rPr>
-                <w:rFonts w:ascii="Arial" w:hAnsi="Arial" w:eastAsia="Arial" w:cs="Arial"/>
-                <w:i w:val="false"/>
-                <w:b w:val="false"/>
-                <w:u w:val="none"/>
-                <w:strike w:val="false"/>
-                <w:sz w:val="22"/>
-                <w:szCs w:val="22"/>
-                <w:color w:val="000000"/>
-              </w:rPr>
-              <w:t xml:space="preserve">0.12610819</w:t>
+              <w:t xml:space="preserve">0.03406923</w:t>
+            </w:r>
+          </w:p>
+        </w:tc>
+        <w:tc>
+          <w:tcPr>
+            <w:tcBorders>
+              <w:bottom w:val="single" w:sz="6" w:space="0" w:color="666666"/>
+              <w:top w:val="single" w:sz="6" w:space="0" w:color="666666"/>
+              <w:left w:val="single" w:sz="6" w:space="0" w:color="666666"/>
+              <w:right w:val="single" w:sz="6" w:space="0" w:color="666666"/>
+            </w:tcBorders>
+            <w:shd w:val="clear" w:color="auto" w:fill="FFFFFF"/>
+            <w:tcMar>
+              <w:top w:w="0" w:type="dxa"/>
+              <w:bottom w:w="0" w:type="dxa"/>
+              <w:left w:w="0" w:type="dxa"/>
+              <w:right w:w="0" w:type="dxa"/>
+            </w:tcMar>
+            <w:vAlign w:val="center"/>
+          </w:tcPr>
+          <w:p>
+            <w:pPr>
+              <w:pStyle w:val="Normal"/>
+              <w:jc w:val="right"/>
+              <w:pBdr>
+                <w:bottom w:val="none" w:sz="0" w:space="0" w:color="000000"/>
+                <w:top w:val="none" w:sz="0" w:space="0" w:color="000000"/>
+                <w:left w:val="none" w:sz="0" w:space="0" w:color="000000"/>
+                <w:right w:val="none" w:sz="0" w:space="0" w:color="000000"/>
+              </w:pBdr>
+              <w:spacing w:after="100" w:before="100" w:line="240"/>
+              <w:ind w:left="100" w:right="100" w:firstLine="0" w:firstLineChars="0"/>
+              <w:rPr>
+                <w:rFonts w:ascii="Arial" w:hAnsi="Arial" w:eastAsia="Arial" w:cs="Arial"/>
+                <w:i w:val="false"/>
+                <w:b w:val="false"/>
+                <w:u w:val="none"/>
+                <w:strike w:val="false"/>
+                <w:sz w:val="22"/>
+                <w:szCs w:val="22"/>
+                <w:color w:val="000000"/>
+              </w:rPr>
+            </w:pPr>
+            <w:r>
+              <w:rPr>
+                <w:rFonts w:ascii="Arial" w:hAnsi="Arial" w:eastAsia="Arial" w:cs="Arial"/>
+                <w:i w:val="false"/>
+                <w:b w:val="false"/>
+                <w:u w:val="none"/>
+                <w:strike w:val="false"/>
+                <w:sz w:val="22"/>
+                <w:szCs w:val="22"/>
+                <w:color w:val="000000"/>
+              </w:rPr>
+              <w:t xml:space="preserve">0.05283481</w:t>
             </w:r>
           </w:p>
         </w:tc>
